--- a/DESARROLLO_WEB_CLIENTE/Guion Entorno Cliente.docx
+++ b/DESARROLLO_WEB_CLIENTE/Guion Entorno Cliente.docx
@@ -19,31 +19,7 @@
         </w:numPr>
       </w:pPr>
       <w:r>
-        <w:t xml:space="preserve">Videoconferencia UT1: servidor web(apache), cliente web, código </w:t>
-      </w:r>
-      <w:proofErr w:type="spellStart"/>
-      <w:r>
-        <w:t>javascript</w:t>
-      </w:r>
-      <w:proofErr w:type="spellEnd"/>
-      <w:r>
-        <w:t xml:space="preserve">, rutas de ficheros externos </w:t>
-      </w:r>
-      <w:proofErr w:type="spellStart"/>
-      <w:r>
-        <w:t>javascript</w:t>
-      </w:r>
-      <w:proofErr w:type="spellEnd"/>
-      <w:r>
-        <w:t>, etiqueta &lt;</w:t>
-      </w:r>
-      <w:proofErr w:type="spellStart"/>
-      <w:r>
-        <w:t>noscript</w:t>
-      </w:r>
-      <w:proofErr w:type="spellEnd"/>
-      <w:r>
-        <w:t>&gt;</w:t>
+        <w:t>Videoconferencia UT1: servidor web(apache), cliente web, código javascript, rutas de ficheros externos javascript, etiqueta &lt;noscript&gt;</w:t>
       </w:r>
     </w:p>
     <w:p>
@@ -55,6 +31,16 @@
         </w:numPr>
       </w:pPr>
       <w:r>
+        <w:rPr>
+          <w:rFonts w:ascii="Apple Color Emoji" w:hAnsi="Apple Color Emoji" w:cs="Apple Color Emoji"/>
+          <w:color w:val="00B050"/>
+        </w:rPr>
+        <w:t>☑️</w:t>
+      </w:r>
+      <w:r>
+        <w:t xml:space="preserve"> </w:t>
+      </w:r>
+      <w:r>
         <w:t>video</w:t>
       </w:r>
     </w:p>
@@ -62,10 +48,20 @@
       <w:pPr>
         <w:pStyle w:val="ListParagraph"/>
         <w:numPr>
-          <w:ilvl w:val="1"/>
-          <w:numId w:val="1"/>
-        </w:numPr>
-      </w:pPr>
+          <w:ilvl w:val="2"/>
+          <w:numId w:val="1"/>
+        </w:numPr>
+      </w:pPr>
+      <w:r>
+        <w:rPr>
+          <w:rFonts w:ascii="Apple Color Emoji" w:hAnsi="Apple Color Emoji" w:cs="Apple Color Emoji"/>
+          <w:color w:val="00B050"/>
+        </w:rPr>
+        <w:t>☑️</w:t>
+      </w:r>
+      <w:r>
+        <w:t xml:space="preserve"> </w:t>
+      </w:r>
       <w:hyperlink r:id="rId5" w:history="1">
         <w:r>
           <w:rPr>
@@ -79,10 +75,20 @@
       <w:pPr>
         <w:pStyle w:val="ListParagraph"/>
         <w:numPr>
-          <w:ilvl w:val="1"/>
-          <w:numId w:val="1"/>
-        </w:numPr>
-      </w:pPr>
+          <w:ilvl w:val="2"/>
+          <w:numId w:val="1"/>
+        </w:numPr>
+      </w:pPr>
+      <w:r>
+        <w:rPr>
+          <w:rFonts w:ascii="Apple Color Emoji" w:hAnsi="Apple Color Emoji" w:cs="Apple Color Emoji"/>
+          <w:color w:val="00B050"/>
+        </w:rPr>
+        <w:t>☑️</w:t>
+      </w:r>
+      <w:r>
+        <w:t xml:space="preserve"> </w:t>
+      </w:r>
       <w:hyperlink r:id="rId6" w:history="1">
         <w:r>
           <w:rPr>
@@ -104,6 +110,16 @@
         </w:numPr>
       </w:pPr>
       <w:r>
+        <w:rPr>
+          <w:rFonts w:ascii="Apple Color Emoji" w:hAnsi="Apple Color Emoji" w:cs="Apple Color Emoji"/>
+          <w:color w:val="00B050"/>
+        </w:rPr>
+        <w:t>☑️</w:t>
+      </w:r>
+      <w:r>
+        <w:t xml:space="preserve"> </w:t>
+      </w:r>
+      <w:r>
         <w:t>Test</w:t>
       </w:r>
     </w:p>
@@ -111,78 +127,106 @@
       <w:pPr>
         <w:pStyle w:val="ListParagraph"/>
         <w:numPr>
+          <w:ilvl w:val="1"/>
+          <w:numId w:val="1"/>
+        </w:numPr>
+      </w:pPr>
+      <w:r>
+        <w:rPr>
+          <w:rFonts w:ascii="Apple Color Emoji" w:hAnsi="Apple Color Emoji" w:cs="Apple Color Emoji"/>
+          <w:color w:val="00B050"/>
+        </w:rPr>
+        <w:t>☑️</w:t>
+      </w:r>
+      <w:r>
+        <w:t xml:space="preserve"> </w:t>
+      </w:r>
+      <w:r>
+        <w:t>Leer tema</w:t>
+      </w:r>
+    </w:p>
+    <w:p>
+      <w:pPr>
+        <w:pStyle w:val="ListParagraph"/>
+        <w:numPr>
+          <w:ilvl w:val="1"/>
+          <w:numId w:val="1"/>
+        </w:numPr>
+      </w:pPr>
+      <w:r>
+        <w:rPr>
+          <w:rFonts w:ascii="Apple Color Emoji" w:hAnsi="Apple Color Emoji" w:cs="Apple Color Emoji"/>
+          <w:color w:val="00B050"/>
+        </w:rPr>
+        <w:t>☑️</w:t>
+      </w:r>
+      <w:r>
+        <w:t xml:space="preserve"> </w:t>
+      </w:r>
+      <w:r>
+        <w:t xml:space="preserve">Preguntas </w:t>
+      </w:r>
+      <w:r>
+        <w:t>Daypo</w:t>
+      </w:r>
+    </w:p>
+    <w:p>
+      <w:pPr>
+        <w:pStyle w:val="ListParagraph"/>
+        <w:numPr>
+          <w:ilvl w:val="1"/>
+          <w:numId w:val="1"/>
+        </w:numPr>
+      </w:pPr>
+      <w:r>
+        <w:t>Ejercicios</w:t>
+      </w:r>
+    </w:p>
+    <w:p>
+      <w:pPr>
+        <w:pStyle w:val="ListParagraph"/>
+        <w:numPr>
+          <w:ilvl w:val="0"/>
+          <w:numId w:val="1"/>
+        </w:numPr>
+      </w:pPr>
+      <w:r>
+        <w:t>DWEC02: Contenidos primera parte</w:t>
+      </w:r>
+    </w:p>
+    <w:p>
+      <w:pPr>
+        <w:pStyle w:val="ListParagraph"/>
+        <w:numPr>
+          <w:ilvl w:val="1"/>
+          <w:numId w:val="1"/>
+        </w:numPr>
+      </w:pPr>
+      <w:r>
+        <w:rPr>
+          <w:rFonts w:ascii="Apple Color Emoji" w:hAnsi="Apple Color Emoji" w:cs="Apple Color Emoji"/>
+          <w:color w:val="00B050"/>
+        </w:rPr>
+        <w:t>☑️</w:t>
+      </w:r>
+      <w:r>
+        <w:t xml:space="preserve"> </w:t>
+      </w:r>
+      <w:r>
+        <w:t>Video</w:t>
+      </w:r>
+      <w:r>
+        <w:t xml:space="preserve"> </w:t>
+      </w:r>
+      <w:r>
+        <w:t>1 y 2</w:t>
+      </w:r>
+    </w:p>
+    <w:p>
+      <w:pPr>
+        <w:pStyle w:val="ListParagraph"/>
+        <w:numPr>
           <w:ilvl w:val="2"/>
-          <w:numId w:val="1"/>
-        </w:numPr>
-      </w:pPr>
-      <w:r>
-        <w:t>Leer tema</w:t>
-      </w:r>
-    </w:p>
-    <w:p>
-      <w:pPr>
-        <w:pStyle w:val="ListParagraph"/>
-        <w:numPr>
-          <w:ilvl w:val="2"/>
-          <w:numId w:val="1"/>
-        </w:numPr>
-      </w:pPr>
-      <w:r>
-        <w:t xml:space="preserve">Preguntas </w:t>
-      </w:r>
-      <w:proofErr w:type="spellStart"/>
-      <w:r>
-        <w:t>Daypo</w:t>
-      </w:r>
-      <w:proofErr w:type="spellEnd"/>
-    </w:p>
-    <w:p>
-      <w:pPr>
-        <w:pStyle w:val="ListParagraph"/>
-        <w:numPr>
-          <w:ilvl w:val="2"/>
-          <w:numId w:val="1"/>
-        </w:numPr>
-      </w:pPr>
-      <w:r>
-        <w:t>Ejercicios</w:t>
-      </w:r>
-    </w:p>
-    <w:p>
-      <w:pPr>
-        <w:pStyle w:val="ListParagraph"/>
-        <w:numPr>
-          <w:ilvl w:val="0"/>
-          <w:numId w:val="1"/>
-        </w:numPr>
-      </w:pPr>
-      <w:r>
-        <w:t>DWEC02: Contenidos primera parte</w:t>
-      </w:r>
-    </w:p>
-    <w:p>
-      <w:pPr>
-        <w:pStyle w:val="ListParagraph"/>
-        <w:numPr>
-          <w:ilvl w:val="1"/>
-          <w:numId w:val="1"/>
-        </w:numPr>
-      </w:pPr>
-      <w:r>
-        <w:t>Video</w:t>
-      </w:r>
-      <w:r>
-        <w:t xml:space="preserve"> </w:t>
-      </w:r>
-      <w:r>
-        <w:t>1 y 2</w:t>
-      </w:r>
-    </w:p>
-    <w:p>
-      <w:pPr>
-        <w:pStyle w:val="ListParagraph"/>
-        <w:numPr>
-          <w:ilvl w:val="1"/>
           <w:numId w:val="1"/>
         </w:numPr>
       </w:pPr>
@@ -199,7 +243,7 @@
       <w:pPr>
         <w:pStyle w:val="ListParagraph"/>
         <w:numPr>
-          <w:ilvl w:val="1"/>
+          <w:ilvl w:val="2"/>
           <w:numId w:val="1"/>
         </w:numPr>
       </w:pPr>
@@ -215,155 +259,117 @@
     <w:p>
       <w:pPr>
         <w:pStyle w:val="ListParagraph"/>
-        <w:ind w:left="1440"/>
-      </w:pPr>
+        <w:numPr>
+          <w:ilvl w:val="1"/>
+          <w:numId w:val="1"/>
+        </w:numPr>
+      </w:pPr>
+      <w:r>
+        <w:rPr>
+          <w:rFonts w:ascii="Apple Color Emoji" w:hAnsi="Apple Color Emoji" w:cs="Apple Color Emoji"/>
+          <w:color w:val="00B050"/>
+        </w:rPr>
+        <w:t>☑️</w:t>
+      </w:r>
+      <w:r>
+        <w:t xml:space="preserve"> </w:t>
+      </w:r>
+      <w:r>
+        <w:t>Test</w:t>
+      </w:r>
+    </w:p>
+    <w:p>
+      <w:pPr>
+        <w:pStyle w:val="ListParagraph"/>
+        <w:numPr>
+          <w:ilvl w:val="1"/>
+          <w:numId w:val="1"/>
+        </w:numPr>
+      </w:pPr>
+      <w:r>
+        <w:rPr>
+          <w:rFonts w:ascii="Apple Color Emoji" w:hAnsi="Apple Color Emoji" w:cs="Apple Color Emoji"/>
+          <w:color w:val="00B050"/>
+        </w:rPr>
+        <w:t>☑️</w:t>
+      </w:r>
+      <w:r>
+        <w:t>Leer tema</w:t>
+      </w:r>
+    </w:p>
+    <w:p>
+      <w:pPr>
+        <w:pStyle w:val="ListParagraph"/>
+        <w:numPr>
+          <w:ilvl w:val="1"/>
+          <w:numId w:val="1"/>
+        </w:numPr>
+      </w:pPr>
+      <w:r>
+        <w:rPr>
+          <w:rFonts w:ascii="Apple Color Emoji" w:hAnsi="Apple Color Emoji" w:cs="Apple Color Emoji"/>
+          <w:color w:val="00B050"/>
+        </w:rPr>
+        <w:t>☑️</w:t>
+      </w:r>
+      <w:r>
+        <w:t xml:space="preserve">Preguntas </w:t>
+      </w:r>
+      <w:r>
+        <w:t>Daypo</w:t>
+      </w:r>
+    </w:p>
+    <w:p>
+      <w:pPr>
+        <w:pStyle w:val="ListParagraph"/>
+        <w:numPr>
+          <w:ilvl w:val="1"/>
+          <w:numId w:val="1"/>
+        </w:numPr>
+      </w:pPr>
+      <w:r>
+        <w:t>Ejercicios</w:t>
+      </w:r>
+    </w:p>
+    <w:p>
+      <w:pPr>
+        <w:pStyle w:val="ListParagraph"/>
+        <w:numPr>
+          <w:ilvl w:val="0"/>
+          <w:numId w:val="1"/>
+        </w:numPr>
+      </w:pPr>
+      <w:r>
+        <w:t>DWEC03</w:t>
+      </w:r>
+    </w:p>
+    <w:p>
+      <w:pPr>
+        <w:pStyle w:val="ListParagraph"/>
+        <w:numPr>
+          <w:ilvl w:val="1"/>
+          <w:numId w:val="1"/>
+        </w:numPr>
+      </w:pPr>
+      <w:r>
+        <w:rPr>
+          <w:rFonts w:ascii="Apple Color Emoji" w:hAnsi="Apple Color Emoji" w:cs="Apple Color Emoji"/>
+          <w:color w:val="00B050"/>
+        </w:rPr>
+        <w:t>☑️</w:t>
+      </w:r>
+      <w:r>
+        <w:t xml:space="preserve"> </w:t>
+      </w:r>
+      <w:r>
+        <w:t>Video</w:t>
+      </w:r>
     </w:p>
     <w:p>
       <w:pPr>
         <w:pStyle w:val="ListParagraph"/>
         <w:numPr>
           <w:ilvl w:val="2"/>
-          <w:numId w:val="1"/>
-        </w:numPr>
-      </w:pPr>
-      <w:r>
-        <w:t>Test</w:t>
-      </w:r>
-    </w:p>
-    <w:p>
-      <w:pPr>
-        <w:pStyle w:val="ListParagraph"/>
-        <w:numPr>
-          <w:ilvl w:val="2"/>
-          <w:numId w:val="1"/>
-        </w:numPr>
-      </w:pPr>
-      <w:r>
-        <w:t>Leer tema</w:t>
-      </w:r>
-    </w:p>
-    <w:p>
-      <w:pPr>
-        <w:pStyle w:val="ListParagraph"/>
-        <w:numPr>
-          <w:ilvl w:val="2"/>
-          <w:numId w:val="1"/>
-        </w:numPr>
-      </w:pPr>
-      <w:r>
-        <w:t xml:space="preserve">Preguntas </w:t>
-      </w:r>
-      <w:r>
-        <w:t>Daypo</w:t>
-      </w:r>
-    </w:p>
-    <w:p>
-      <w:pPr>
-        <w:pStyle w:val="ListParagraph"/>
-        <w:numPr>
-          <w:ilvl w:val="2"/>
-          <w:numId w:val="1"/>
-        </w:numPr>
-      </w:pPr>
-      <w:r>
-        <w:t>Ejercicios</w:t>
-      </w:r>
-    </w:p>
-    <w:p>
-      <w:pPr>
-        <w:pStyle w:val="ListParagraph"/>
-        <w:numPr>
-          <w:ilvl w:val="0"/>
-          <w:numId w:val="1"/>
-        </w:numPr>
-      </w:pPr>
-      <w:r>
-        <w:t>DWEC03</w:t>
-      </w:r>
-    </w:p>
-    <w:p>
-      <w:pPr>
-        <w:pStyle w:val="ListParagraph"/>
-        <w:numPr>
-          <w:ilvl w:val="1"/>
-          <w:numId w:val="1"/>
-        </w:numPr>
-      </w:pPr>
-      <w:r>
-        <w:t>Video</w:t>
-      </w:r>
-    </w:p>
-    <w:p>
-      <w:pPr>
-        <w:pStyle w:val="ListParagraph"/>
-        <w:numPr>
-          <w:ilvl w:val="1"/>
-          <w:numId w:val="1"/>
-        </w:numPr>
-      </w:pPr>
-      <w:r>
-        <w:fldChar w:fldCharType="begin"/>
-      </w:r>
-      <w:r>
-        <w:instrText>HYPERLINK "</w:instrText>
-      </w:r>
-      <w:r>
-        <w:instrText>https://mediateca.educa.madrid.org/video/6kbqp6l24qdw1166</w:instrText>
-      </w:r>
-      <w:r>
-        <w:instrText>"</w:instrText>
-      </w:r>
-      <w:r>
-        <w:fldChar w:fldCharType="separate"/>
-      </w:r>
-      <w:r>
-        <w:rPr>
-          <w:rStyle w:val="Hyperlink"/>
-        </w:rPr>
-        <w:t>https://mediateca.educa.madrid.org/video/6kbqp6l24qdw1166</w:t>
-      </w:r>
-      <w:r>
-        <w:fldChar w:fldCharType="end"/>
-      </w:r>
-    </w:p>
-    <w:p>
-      <w:pPr>
-        <w:pStyle w:val="ListParagraph"/>
-        <w:numPr>
-          <w:ilvl w:val="1"/>
-          <w:numId w:val="1"/>
-        </w:numPr>
-      </w:pPr>
-      <w:r>
-        <w:fldChar w:fldCharType="begin"/>
-      </w:r>
-      <w:r>
-        <w:instrText>HYPERLINK "</w:instrText>
-      </w:r>
-      <w:r>
-        <w:instrText>https://mediateca.educa.madrid.org/video/hj8fb2nfuzrjxrds</w:instrText>
-      </w:r>
-      <w:r>
-        <w:instrText>"</w:instrText>
-      </w:r>
-      <w:r>
-        <w:fldChar w:fldCharType="separate"/>
-      </w:r>
-      <w:r>
-        <w:rPr>
-          <w:rStyle w:val="Hyperlink"/>
-        </w:rPr>
-        <w:t>https://mediateca.educa.madrid.org/video/hj8fb2nfuzrjxrds</w:t>
-      </w:r>
-      <w:r>
-        <w:fldChar w:fldCharType="end"/>
-      </w:r>
-    </w:p>
-    <w:p>
-      <w:pPr>
-        <w:pStyle w:val="ListParagraph"/>
-        <w:numPr>
-          <w:ilvl w:val="1"/>
           <w:numId w:val="1"/>
         </w:numPr>
       </w:pPr>
@@ -372,31 +378,648 @@
           <w:rPr>
             <w:rStyle w:val="Hyperlink"/>
           </w:rPr>
-          <w:t>https://mediateca.educa</w:t>
+          <w:t>https://mediateca.educa.madrid.org/video/ceigwde42nc78no5</w:t>
+        </w:r>
+      </w:hyperlink>
+    </w:p>
+    <w:p>
+      <w:pPr>
+        <w:pStyle w:val="ListParagraph"/>
+        <w:numPr>
+          <w:ilvl w:val="2"/>
+          <w:numId w:val="1"/>
+        </w:numPr>
+      </w:pPr>
+      <w:hyperlink r:id="rId10" w:history="1">
+        <w:r>
+          <w:rPr>
+            <w:rStyle w:val="Hyperlink"/>
+          </w:rPr>
+          <w:t>https://mediateca.educa.madrid.org/video/hj8fb2nfuzrjxrds</w:t>
+        </w:r>
+      </w:hyperlink>
+    </w:p>
+    <w:p>
+      <w:pPr>
+        <w:pStyle w:val="ListParagraph"/>
+        <w:numPr>
+          <w:ilvl w:val="2"/>
+          <w:numId w:val="1"/>
+        </w:numPr>
+      </w:pPr>
+      <w:hyperlink r:id="rId11" w:history="1">
+        <w:r>
+          <w:rPr>
+            <w:rStyle w:val="Hyperlink"/>
+          </w:rPr>
+          <w:t>https://mediateca.educa.madrid.org/video/6kbqp6l24qdw1166</w:t>
+        </w:r>
+      </w:hyperlink>
+    </w:p>
+    <w:p>
+      <w:pPr>
+        <w:pStyle w:val="ListParagraph"/>
+        <w:numPr>
+          <w:ilvl w:val="1"/>
+          <w:numId w:val="1"/>
+        </w:numPr>
+      </w:pPr>
+      <w:r>
+        <w:rPr>
+          <w:rFonts w:ascii="Apple Color Emoji" w:hAnsi="Apple Color Emoji" w:cs="Apple Color Emoji"/>
+          <w:color w:val="00B050"/>
+        </w:rPr>
+        <w:t>☑️</w:t>
+      </w:r>
+      <w:r>
+        <w:t>Test</w:t>
+      </w:r>
+    </w:p>
+    <w:p>
+      <w:pPr>
+        <w:pStyle w:val="ListParagraph"/>
+        <w:numPr>
+          <w:ilvl w:val="1"/>
+          <w:numId w:val="1"/>
+        </w:numPr>
+      </w:pPr>
+      <w:r>
+        <w:rPr>
+          <w:rFonts w:ascii="Apple Color Emoji" w:hAnsi="Apple Color Emoji" w:cs="Apple Color Emoji"/>
+          <w:color w:val="00B050"/>
+        </w:rPr>
+        <w:t>☑️</w:t>
+      </w:r>
+      <w:r>
+        <w:t>Leer tema</w:t>
+      </w:r>
+    </w:p>
+    <w:p>
+      <w:pPr>
+        <w:pStyle w:val="ListParagraph"/>
+        <w:numPr>
+          <w:ilvl w:val="1"/>
+          <w:numId w:val="1"/>
+        </w:numPr>
+      </w:pPr>
+      <w:r>
+        <w:rPr>
+          <w:rFonts w:ascii="Apple Color Emoji" w:hAnsi="Apple Color Emoji" w:cs="Apple Color Emoji"/>
+          <w:color w:val="00B050"/>
+        </w:rPr>
+        <w:t>☑️</w:t>
+      </w:r>
+      <w:r>
+        <w:t>Preguntas Daypo</w:t>
+      </w:r>
+    </w:p>
+    <w:p>
+      <w:pPr>
+        <w:pStyle w:val="ListParagraph"/>
+        <w:numPr>
+          <w:ilvl w:val="1"/>
+          <w:numId w:val="1"/>
+        </w:numPr>
+      </w:pPr>
+      <w:r>
+        <w:t>Ejercicios</w:t>
+      </w:r>
+    </w:p>
+    <w:p>
+      <w:pPr>
+        <w:pStyle w:val="ListParagraph"/>
+        <w:numPr>
+          <w:ilvl w:val="0"/>
+          <w:numId w:val="1"/>
+        </w:numPr>
+      </w:pPr>
+      <w:r>
+        <w:t>DWEC04</w:t>
+      </w:r>
+      <w:r>
+        <w:t xml:space="preserve">: </w:t>
+      </w:r>
+      <w:r>
+        <w:t>Métodos de array</w:t>
+      </w:r>
+    </w:p>
+    <w:p>
+      <w:pPr>
+        <w:pStyle w:val="ListParagraph"/>
+        <w:numPr>
+          <w:ilvl w:val="1"/>
+          <w:numId w:val="1"/>
+        </w:numPr>
+      </w:pPr>
+      <w:r>
+        <w:rPr>
+          <w:rFonts w:ascii="Apple Color Emoji" w:hAnsi="Apple Color Emoji" w:cs="Apple Color Emoji"/>
+          <w:color w:val="00B050"/>
+        </w:rPr>
+        <w:t>☑️</w:t>
+      </w:r>
+      <w:r>
+        <w:t xml:space="preserve"> Video</w:t>
+      </w:r>
+    </w:p>
+    <w:p>
+      <w:pPr>
+        <w:pStyle w:val="ListParagraph"/>
+        <w:numPr>
+          <w:ilvl w:val="2"/>
+          <w:numId w:val="1"/>
+        </w:numPr>
+      </w:pPr>
+      <w:hyperlink r:id="rId12" w:history="1">
+        <w:r>
+          <w:rPr>
+            <w:rStyle w:val="Hyperlink"/>
+          </w:rPr>
+          <w:t>https://mediateca.educa.madrid.org/video/g5exz585qiq7gff3</w:t>
+        </w:r>
+      </w:hyperlink>
+    </w:p>
+    <w:p>
+      <w:pPr>
+        <w:pStyle w:val="ListParagraph"/>
+        <w:numPr>
+          <w:ilvl w:val="2"/>
+          <w:numId w:val="1"/>
+        </w:numPr>
+      </w:pPr>
+      <w:hyperlink r:id="rId13" w:history="1">
+        <w:r>
+          <w:rPr>
+            <w:rStyle w:val="Hyperlink"/>
+          </w:rPr>
+          <w:t>https://mediateca.educa.madrid.org/video/r224etg47sdm4sxo</w:t>
+        </w:r>
+      </w:hyperlink>
+      <w:r>
+        <w:t xml:space="preserve"> </w:t>
+      </w:r>
+    </w:p>
+    <w:p>
+      <w:pPr>
+        <w:pStyle w:val="ListParagraph"/>
+        <w:numPr>
+          <w:ilvl w:val="2"/>
+          <w:numId w:val="1"/>
+        </w:numPr>
+      </w:pPr>
+      <w:hyperlink r:id="rId14" w:history="1">
+        <w:r>
+          <w:rPr>
+            <w:rStyle w:val="Hyperlink"/>
+          </w:rPr>
+          <w:t>https://mediateca.educa.madrid.org/video/iop6uwywryitcnoe</w:t>
+        </w:r>
+      </w:hyperlink>
+    </w:p>
+    <w:p>
+      <w:pPr>
+        <w:pStyle w:val="ListParagraph"/>
+        <w:numPr>
+          <w:ilvl w:val="2"/>
+          <w:numId w:val="1"/>
+        </w:numPr>
+      </w:pPr>
+      <w:hyperlink r:id="rId15" w:history="1">
+        <w:r>
+          <w:rPr>
+            <w:rStyle w:val="Hyperlink"/>
+          </w:rPr>
+          <w:t>https://mediateca.educa.madrid.org/video/575bi1jxvw77j4n7</w:t>
+        </w:r>
+      </w:hyperlink>
+    </w:p>
+    <w:p>
+      <w:pPr>
+        <w:pStyle w:val="ListParagraph"/>
+        <w:numPr>
+          <w:ilvl w:val="2"/>
+          <w:numId w:val="1"/>
+        </w:numPr>
+      </w:pPr>
+      <w:hyperlink r:id="rId16" w:history="1">
+        <w:r>
+          <w:rPr>
+            <w:rStyle w:val="Hyperlink"/>
+          </w:rPr>
+          <w:t>https://mediateca.educa.madrid.org/video/w838i1347iwy13hw</w:t>
+        </w:r>
+      </w:hyperlink>
+    </w:p>
+    <w:p>
+      <w:pPr>
+        <w:pStyle w:val="ListParagraph"/>
+        <w:numPr>
+          <w:ilvl w:val="2"/>
+          <w:numId w:val="1"/>
+        </w:numPr>
+      </w:pPr>
+      <w:hyperlink r:id="rId17" w:history="1">
+        <w:r>
+          <w:rPr>
+            <w:rStyle w:val="Hyperlink"/>
+          </w:rPr>
+          <w:t>https://mediateca.educa.madrid.org/video/tvwwpifj8syvtlvk</w:t>
+        </w:r>
+      </w:hyperlink>
+    </w:p>
+    <w:p>
+      <w:pPr>
+        <w:pStyle w:val="ListParagraph"/>
+        <w:numPr>
+          <w:ilvl w:val="2"/>
+          <w:numId w:val="1"/>
+        </w:numPr>
+      </w:pPr>
+      <w:hyperlink r:id="rId18" w:history="1">
+        <w:r>
+          <w:rPr>
+            <w:rStyle w:val="Hyperlink"/>
+          </w:rPr>
+          <w:t>https://mediateca.educa.madrid.org/video/k1zj4bibun2vyv76</w:t>
+        </w:r>
+      </w:hyperlink>
+    </w:p>
+    <w:p>
+      <w:pPr>
+        <w:pStyle w:val="ListParagraph"/>
+        <w:numPr>
+          <w:ilvl w:val="2"/>
+          <w:numId w:val="1"/>
+        </w:numPr>
+      </w:pPr>
+      <w:hyperlink r:id="rId19" w:history="1">
+        <w:r>
+          <w:rPr>
+            <w:rStyle w:val="Hyperlink"/>
+          </w:rPr>
+          <w:t>https://mediateca.educa.madrid.org/video/g4ogw8zpn6z1q39v</w:t>
+        </w:r>
+      </w:hyperlink>
+    </w:p>
+    <w:p>
+      <w:pPr>
+        <w:pStyle w:val="ListParagraph"/>
+        <w:numPr>
+          <w:ilvl w:val="1"/>
+          <w:numId w:val="1"/>
+        </w:numPr>
+      </w:pPr>
+      <w:hyperlink r:id="rId20" w:history="1">
+        <w:r>
+          <w:rPr>
+            <w:rStyle w:val="Hyperlink"/>
+          </w:rPr>
+          <w:t>https://mediateca.educa.madrid.org/video/gjz1mxgq6jjay4ep</w:t>
+        </w:r>
+      </w:hyperlink>
+    </w:p>
+    <w:p>
+      <w:pPr>
+        <w:pStyle w:val="ListParagraph"/>
+        <w:numPr>
+          <w:ilvl w:val="1"/>
+          <w:numId w:val="1"/>
+        </w:numPr>
+      </w:pPr>
+      <w:r>
+        <w:rPr>
+          <w:rFonts w:ascii="Apple Color Emoji" w:hAnsi="Apple Color Emoji" w:cs="Apple Color Emoji"/>
+          <w:color w:val="00B050"/>
+        </w:rPr>
+        <w:lastRenderedPageBreak/>
+        <w:t>☑️</w:t>
+      </w:r>
+      <w:r>
+        <w:t>Test</w:t>
+      </w:r>
+    </w:p>
+    <w:p>
+      <w:pPr>
+        <w:pStyle w:val="ListParagraph"/>
+        <w:numPr>
+          <w:ilvl w:val="1"/>
+          <w:numId w:val="1"/>
+        </w:numPr>
+      </w:pPr>
+      <w:r>
+        <w:t>Leer tema</w:t>
+      </w:r>
+    </w:p>
+    <w:p>
+      <w:pPr>
+        <w:pStyle w:val="ListParagraph"/>
+        <w:numPr>
+          <w:ilvl w:val="1"/>
+          <w:numId w:val="1"/>
+        </w:numPr>
+      </w:pPr>
+      <w:r>
+        <w:rPr>
+          <w:rFonts w:ascii="Apple Color Emoji" w:hAnsi="Apple Color Emoji" w:cs="Apple Color Emoji"/>
+          <w:color w:val="00B050"/>
+        </w:rPr>
+        <w:t>☑️</w:t>
+      </w:r>
+      <w:r>
+        <w:t>Preguntas Daypo</w:t>
+      </w:r>
+    </w:p>
+    <w:p>
+      <w:pPr>
+        <w:pStyle w:val="ListParagraph"/>
+        <w:numPr>
+          <w:ilvl w:val="1"/>
+          <w:numId w:val="1"/>
+        </w:numPr>
+      </w:pPr>
+      <w:r>
+        <w:t>Ejercicios</w:t>
+      </w:r>
+    </w:p>
+    <w:p>
+      <w:pPr>
+        <w:pStyle w:val="ListParagraph"/>
+        <w:numPr>
+          <w:ilvl w:val="0"/>
+          <w:numId w:val="1"/>
+        </w:numPr>
+      </w:pPr>
+      <w:r>
+        <w:t>DWEC05</w:t>
+      </w:r>
+    </w:p>
+    <w:p>
+      <w:pPr>
+        <w:pStyle w:val="ListParagraph"/>
+        <w:numPr>
+          <w:ilvl w:val="1"/>
+          <w:numId w:val="1"/>
+        </w:numPr>
+      </w:pPr>
+      <w:r>
+        <w:rPr>
+          <w:rFonts w:ascii="Apple Color Emoji" w:hAnsi="Apple Color Emoji" w:cs="Apple Color Emoji"/>
+          <w:color w:val="00B050"/>
+        </w:rPr>
+        <w:t>☑️</w:t>
+      </w:r>
+      <w:r>
+        <w:rPr>
+          <w:rFonts w:ascii="Apple Color Emoji" w:hAnsi="Apple Color Emoji" w:cs="Apple Color Emoji"/>
+          <w:color w:val="00B050"/>
+        </w:rPr>
+        <w:t xml:space="preserve"> </w:t>
+      </w:r>
+      <w:r>
+        <w:t>Videos</w:t>
+      </w:r>
+    </w:p>
+    <w:p>
+      <w:pPr>
+        <w:pStyle w:val="ListParagraph"/>
+        <w:numPr>
+          <w:ilvl w:val="2"/>
+          <w:numId w:val="1"/>
+        </w:numPr>
+      </w:pPr>
+      <w:hyperlink r:id="rId21" w:history="1">
+        <w:r>
+          <w:rPr>
+            <w:rStyle w:val="Hyperlink"/>
+          </w:rPr>
+          <w:t>https://mediateca.educa.madrid.org/video/vuyq8jcpdwexsicb</w:t>
+        </w:r>
+      </w:hyperlink>
+      <w:r>
+        <w:t xml:space="preserve"> </w:t>
+      </w:r>
+    </w:p>
+    <w:p>
+      <w:pPr>
+        <w:pStyle w:val="ListParagraph"/>
+        <w:numPr>
+          <w:ilvl w:val="2"/>
+          <w:numId w:val="1"/>
+        </w:numPr>
+      </w:pPr>
+      <w:hyperlink r:id="rId22" w:history="1">
+        <w:r>
+          <w:rPr>
+            <w:rStyle w:val="Hyperlink"/>
+          </w:rPr>
+          <w:t>https://mediateca.educa.madrid.org/video/xe8jfmltmyje7zrv</w:t>
+        </w:r>
+      </w:hyperlink>
+      <w:r>
+        <w:t xml:space="preserve"> </w:t>
+      </w:r>
+    </w:p>
+    <w:p>
+      <w:pPr>
+        <w:pStyle w:val="ListParagraph"/>
+        <w:numPr>
+          <w:ilvl w:val="2"/>
+          <w:numId w:val="1"/>
+        </w:numPr>
+      </w:pPr>
+      <w:hyperlink r:id="rId23" w:history="1">
+        <w:r>
+          <w:rPr>
+            <w:rStyle w:val="Hyperlink"/>
+          </w:rPr>
+          <w:t>https://mediateca.educa.madrid.org/video/mpbjqxqb1fkusl42</w:t>
+        </w:r>
+      </w:hyperlink>
+    </w:p>
+    <w:p>
+      <w:pPr>
+        <w:pStyle w:val="ListParagraph"/>
+        <w:numPr>
+          <w:ilvl w:val="2"/>
+          <w:numId w:val="1"/>
+        </w:numPr>
+      </w:pPr>
+      <w:hyperlink r:id="rId24" w:history="1">
+        <w:r>
+          <w:rPr>
+            <w:rStyle w:val="Hyperlink"/>
+          </w:rPr>
+          <w:t>https://mediateca.educa.madrid.org/video/xj51d86292xon3ud</w:t>
+        </w:r>
+      </w:hyperlink>
+    </w:p>
+    <w:p>
+      <w:pPr>
+        <w:pStyle w:val="ListParagraph"/>
+        <w:numPr>
+          <w:ilvl w:val="2"/>
+          <w:numId w:val="1"/>
+        </w:numPr>
+      </w:pPr>
+      <w:hyperlink r:id="rId25" w:history="1">
+        <w:r>
+          <w:rPr>
+            <w:rStyle w:val="Hyperlink"/>
+          </w:rPr>
+          <w:t>https://mediateca.educa.mad rid.org/video/9os1y7ajsm77rb3</w:t>
         </w:r>
         <w:r>
           <w:rPr>
             <w:rStyle w:val="Hyperlink"/>
           </w:rPr>
-          <w:t>.</w:t>
+          <w:t>g</w:t>
         </w:r>
+      </w:hyperlink>
+    </w:p>
+    <w:p>
+      <w:pPr>
+        <w:pStyle w:val="ListParagraph"/>
+        <w:numPr>
+          <w:ilvl w:val="1"/>
+          <w:numId w:val="1"/>
+        </w:numPr>
+      </w:pPr>
+      <w:r>
+        <w:rPr>
+          <w:rFonts w:ascii="Apple Color Emoji" w:hAnsi="Apple Color Emoji" w:cs="Apple Color Emoji"/>
+          <w:color w:val="00B050"/>
+        </w:rPr>
+        <w:t>☑️</w:t>
+      </w:r>
+      <w:r>
+        <w:t>Test</w:t>
+      </w:r>
+    </w:p>
+    <w:p>
+      <w:pPr>
+        <w:pStyle w:val="ListParagraph"/>
+        <w:numPr>
+          <w:ilvl w:val="1"/>
+          <w:numId w:val="1"/>
+        </w:numPr>
+      </w:pPr>
+      <w:r>
+        <w:t>Leer tema</w:t>
+      </w:r>
+    </w:p>
+    <w:p>
+      <w:pPr>
+        <w:pStyle w:val="ListParagraph"/>
+        <w:numPr>
+          <w:ilvl w:val="1"/>
+          <w:numId w:val="1"/>
+        </w:numPr>
+      </w:pPr>
+      <w:r>
+        <w:rPr>
+          <w:rFonts w:ascii="Apple Color Emoji" w:hAnsi="Apple Color Emoji" w:cs="Apple Color Emoji"/>
+          <w:color w:val="00B050"/>
+        </w:rPr>
+        <w:t>☑️</w:t>
+      </w:r>
+      <w:r>
+        <w:t>Preguntas Daypo</w:t>
+      </w:r>
+    </w:p>
+    <w:p>
+      <w:pPr>
+        <w:pStyle w:val="ListParagraph"/>
+        <w:numPr>
+          <w:ilvl w:val="1"/>
+          <w:numId w:val="1"/>
+        </w:numPr>
+      </w:pPr>
+      <w:r>
+        <w:t>Ejercicios</w:t>
+      </w:r>
+    </w:p>
+    <w:p>
+      <w:pPr>
+        <w:pStyle w:val="ListParagraph"/>
+        <w:numPr>
+          <w:ilvl w:val="0"/>
+          <w:numId w:val="1"/>
+        </w:numPr>
+      </w:pPr>
+      <w:r>
+        <w:t>DWEC0</w:t>
+      </w:r>
+      <w:r>
+        <w:t>6</w:t>
+      </w:r>
+    </w:p>
+    <w:p>
+      <w:pPr>
+        <w:pStyle w:val="ListParagraph"/>
+        <w:numPr>
+          <w:ilvl w:val="1"/>
+          <w:numId w:val="1"/>
+        </w:numPr>
+      </w:pPr>
+      <w:r>
+        <w:rPr>
+          <w:rFonts w:ascii="Apple Color Emoji" w:hAnsi="Apple Color Emoji" w:cs="Apple Color Emoji"/>
+          <w:color w:val="00B050"/>
+        </w:rPr>
+        <w:t>☑️</w:t>
+      </w:r>
+      <w:r>
+        <w:t>Videos</w:t>
+      </w:r>
+    </w:p>
+    <w:p>
+      <w:pPr>
+        <w:pStyle w:val="ListParagraph"/>
+        <w:numPr>
+          <w:ilvl w:val="2"/>
+          <w:numId w:val="1"/>
+        </w:numPr>
+      </w:pPr>
+      <w:hyperlink r:id="rId26" w:history="1">
         <w:r>
           <w:rPr>
             <w:rStyle w:val="Hyperlink"/>
           </w:rPr>
-          <w:t>madrid</w:t>
+          <w:t>https://mediateca.educa.madrid.org/video/nj37gzffx2tid2jt</w:t>
         </w:r>
+      </w:hyperlink>
+    </w:p>
+    <w:p>
+      <w:pPr>
+        <w:pStyle w:val="ListParagraph"/>
+        <w:numPr>
+          <w:ilvl w:val="2"/>
+          <w:numId w:val="1"/>
+        </w:numPr>
+      </w:pPr>
+      <w:hyperlink r:id="rId27" w:history="1">
         <w:r>
           <w:rPr>
             <w:rStyle w:val="Hyperlink"/>
           </w:rPr>
-          <w:t>.</w:t>
+          <w:t>https://mediateca.educa.madrid.org/video/xu9xzwhl8ktvffgj</w:t>
         </w:r>
+      </w:hyperlink>
+    </w:p>
+    <w:p>
+      <w:pPr>
+        <w:pStyle w:val="ListParagraph"/>
+        <w:numPr>
+          <w:ilvl w:val="2"/>
+          <w:numId w:val="1"/>
+        </w:numPr>
+      </w:pPr>
+      <w:hyperlink r:id="rId28" w:history="1">
         <w:r>
           <w:rPr>
             <w:rStyle w:val="Hyperlink"/>
           </w:rPr>
-          <w:t>org/video/ceigwde42nc78no5</w:t>
+          <w:t>https://mediateca.educa.madrid.org/video/zvd7gq3a7zzorn4v</w:t>
         </w:r>
       </w:hyperlink>
     </w:p>
@@ -404,10 +1027,143 @@
       <w:pPr>
         <w:pStyle w:val="ListParagraph"/>
         <w:numPr>
+          <w:ilvl w:val="1"/>
+          <w:numId w:val="1"/>
+        </w:numPr>
+      </w:pPr>
+      <w:r>
+        <w:t>Test</w:t>
+      </w:r>
+    </w:p>
+    <w:p>
+      <w:pPr>
+        <w:pStyle w:val="ListParagraph"/>
+        <w:numPr>
+          <w:ilvl w:val="1"/>
+          <w:numId w:val="1"/>
+        </w:numPr>
+      </w:pPr>
+      <w:r>
+        <w:t>Leer tema</w:t>
+      </w:r>
+    </w:p>
+    <w:p>
+      <w:pPr>
+        <w:pStyle w:val="ListParagraph"/>
+        <w:numPr>
+          <w:ilvl w:val="1"/>
+          <w:numId w:val="1"/>
+        </w:numPr>
+      </w:pPr>
+      <w:r>
+        <w:t>Preguntas Daypo</w:t>
+      </w:r>
+    </w:p>
+    <w:p>
+      <w:pPr>
+        <w:pStyle w:val="ListParagraph"/>
+        <w:numPr>
+          <w:ilvl w:val="1"/>
+          <w:numId w:val="1"/>
+        </w:numPr>
+      </w:pPr>
+      <w:r>
+        <w:t>Ejercicios</w:t>
+      </w:r>
+    </w:p>
+    <w:p>
+      <w:pPr>
+        <w:pStyle w:val="ListParagraph"/>
+        <w:numPr>
+          <w:ilvl w:val="0"/>
+          <w:numId w:val="1"/>
+        </w:numPr>
+      </w:pPr>
+      <w:r>
+        <w:t>DWEC0</w:t>
+      </w:r>
+      <w:r>
+        <w:t>7</w:t>
+      </w:r>
+    </w:p>
+    <w:p>
+      <w:pPr>
+        <w:pStyle w:val="ListParagraph"/>
+        <w:numPr>
+          <w:ilvl w:val="1"/>
+          <w:numId w:val="1"/>
+        </w:numPr>
+      </w:pPr>
+      <w:r>
+        <w:rPr>
+          <w:rFonts w:ascii="Apple Color Emoji" w:hAnsi="Apple Color Emoji" w:cs="Apple Color Emoji"/>
+          <w:color w:val="00B050"/>
+        </w:rPr>
+        <w:t>☑️</w:t>
+      </w:r>
+      <w:r>
+        <w:t>Videos</w:t>
+      </w:r>
+    </w:p>
+    <w:p>
+      <w:pPr>
+        <w:pStyle w:val="ListParagraph"/>
+        <w:numPr>
           <w:ilvl w:val="2"/>
           <w:numId w:val="1"/>
         </w:numPr>
       </w:pPr>
+      <w:hyperlink r:id="rId29" w:history="1">
+        <w:r>
+          <w:rPr>
+            <w:rStyle w:val="Hyperlink"/>
+          </w:rPr>
+          <w:t>https://mediateca.educa.madrid.org/video/46q3dg63sve3afb5</w:t>
+        </w:r>
+      </w:hyperlink>
+    </w:p>
+    <w:p>
+      <w:pPr>
+        <w:pStyle w:val="ListParagraph"/>
+        <w:numPr>
+          <w:ilvl w:val="2"/>
+          <w:numId w:val="1"/>
+        </w:numPr>
+      </w:pPr>
+      <w:hyperlink r:id="rId30" w:history="1">
+        <w:r>
+          <w:rPr>
+            <w:rStyle w:val="Hyperlink"/>
+          </w:rPr>
+          <w:t>https://mediateca.educa.madrid.org/video/1yq2ecvfufmsxnjo</w:t>
+        </w:r>
+      </w:hyperlink>
+    </w:p>
+    <w:p>
+      <w:pPr>
+        <w:pStyle w:val="ListParagraph"/>
+        <w:numPr>
+          <w:ilvl w:val="1"/>
+          <w:numId w:val="1"/>
+        </w:numPr>
+      </w:pPr>
+      <w:hyperlink r:id="rId31" w:history="1">
+        <w:r>
+          <w:rPr>
+            <w:rStyle w:val="Hyperlink"/>
+          </w:rPr>
+          <w:t>https://mediateca.educa.madrid.org/video/o727optdjw9qn8zk</w:t>
+        </w:r>
+      </w:hyperlink>
+    </w:p>
+    <w:p>
+      <w:pPr>
+        <w:pStyle w:val="ListParagraph"/>
+        <w:numPr>
+          <w:ilvl w:val="1"/>
+          <w:numId w:val="1"/>
+        </w:numPr>
+      </w:pPr>
       <w:r>
         <w:t>Test</w:t>
       </w:r>
@@ -416,11 +1172,162 @@
       <w:pPr>
         <w:pStyle w:val="ListParagraph"/>
         <w:numPr>
+          <w:ilvl w:val="1"/>
+          <w:numId w:val="1"/>
+        </w:numPr>
+      </w:pPr>
+      <w:r>
+        <w:t>Leer tema</w:t>
+      </w:r>
+    </w:p>
+    <w:p>
+      <w:pPr>
+        <w:pStyle w:val="ListParagraph"/>
+        <w:numPr>
+          <w:ilvl w:val="1"/>
+          <w:numId w:val="1"/>
+        </w:numPr>
+      </w:pPr>
+      <w:r>
+        <w:t>Preguntas Daypo</w:t>
+      </w:r>
+    </w:p>
+    <w:p>
+      <w:pPr>
+        <w:pStyle w:val="ListParagraph"/>
+        <w:numPr>
+          <w:ilvl w:val="1"/>
+          <w:numId w:val="1"/>
+        </w:numPr>
+      </w:pPr>
+      <w:r>
+        <w:t>Ejercicios</w:t>
+      </w:r>
+    </w:p>
+    <w:p>
+      <w:pPr>
+        <w:pStyle w:val="ListParagraph"/>
+        <w:numPr>
+          <w:ilvl w:val="0"/>
+          <w:numId w:val="1"/>
+        </w:numPr>
+      </w:pPr>
+      <w:r>
+        <w:t>DWEC0</w:t>
+      </w:r>
+      <w:r>
+        <w:t>8</w:t>
+      </w:r>
+    </w:p>
+    <w:p>
+      <w:pPr>
+        <w:pStyle w:val="ListParagraph"/>
+        <w:numPr>
+          <w:ilvl w:val="1"/>
+          <w:numId w:val="1"/>
+        </w:numPr>
+      </w:pPr>
+      <w:r>
+        <w:rPr>
+          <w:rFonts w:ascii="Apple Color Emoji" w:hAnsi="Apple Color Emoji" w:cs="Apple Color Emoji"/>
+          <w:color w:val="00B050"/>
+        </w:rPr>
+        <w:t>☑️</w:t>
+      </w:r>
+      <w:r>
+        <w:t>Videos</w:t>
+      </w:r>
+    </w:p>
+    <w:p>
+      <w:pPr>
+        <w:pStyle w:val="ListParagraph"/>
+        <w:numPr>
           <w:ilvl w:val="2"/>
           <w:numId w:val="1"/>
         </w:numPr>
       </w:pPr>
-      <w:r>
+      <w:hyperlink r:id="rId32" w:history="1">
+        <w:r>
+          <w:rPr>
+            <w:rStyle w:val="Hyperlink"/>
+          </w:rPr>
+          <w:t>https://mediateca.educa.madrid.org/video/kcg147wawdmvfckw</w:t>
+        </w:r>
+      </w:hyperlink>
+    </w:p>
+    <w:p>
+      <w:pPr>
+        <w:pStyle w:val="ListParagraph"/>
+        <w:numPr>
+          <w:ilvl w:val="1"/>
+          <w:numId w:val="1"/>
+        </w:numPr>
+      </w:pPr>
+      <w:hyperlink r:id="rId33" w:history="1">
+        <w:r>
+          <w:rPr>
+            <w:rStyle w:val="Hyperlink"/>
+          </w:rPr>
+          <w:t>https://mediateca.educa.madrid.org/video/9ky26vam1orxuhgo</w:t>
+        </w:r>
+      </w:hyperlink>
+    </w:p>
+    <w:p>
+      <w:pPr>
+        <w:pStyle w:val="ListParagraph"/>
+        <w:numPr>
+          <w:ilvl w:val="1"/>
+          <w:numId w:val="1"/>
+        </w:numPr>
+      </w:pPr>
+      <w:hyperlink r:id="rId34" w:history="1">
+        <w:r>
+          <w:rPr>
+            <w:rStyle w:val="Hyperlink"/>
+          </w:rPr>
+          <w:t>https://mediateca.educa.madrid.org/video/779uajk5nv2mlpge</w:t>
+        </w:r>
+      </w:hyperlink>
+    </w:p>
+    <w:p>
+      <w:pPr>
+        <w:pStyle w:val="ListParagraph"/>
+        <w:numPr>
+          <w:ilvl w:val="1"/>
+          <w:numId w:val="1"/>
+        </w:numPr>
+      </w:pPr>
+      <w:hyperlink r:id="rId35" w:history="1">
+        <w:r>
+          <w:rPr>
+            <w:rStyle w:val="Hyperlink"/>
+          </w:rPr>
+          <w:t>https://mediateca.educa.madrid.org/video/bmfidwjcbqcwr23f</w:t>
+        </w:r>
+      </w:hyperlink>
+    </w:p>
+    <w:p>
+      <w:pPr>
+        <w:pStyle w:val="ListParagraph"/>
+        <w:numPr>
+          <w:ilvl w:val="1"/>
+          <w:numId w:val="1"/>
+        </w:numPr>
+      </w:pPr>
+      <w:r>
+        <w:t>Test</w:t>
+      </w:r>
+    </w:p>
+    <w:p>
+      <w:pPr>
+        <w:pStyle w:val="ListParagraph"/>
+        <w:numPr>
+          <w:ilvl w:val="1"/>
+          <w:numId w:val="1"/>
+        </w:numPr>
+      </w:pPr>
+      <w:r>
+        <w:lastRenderedPageBreak/>
         <w:t>Leer tema</w:t>
       </w:r>
     </w:p>
@@ -428,24 +1335,19 @@
       <w:pPr>
         <w:pStyle w:val="ListParagraph"/>
         <w:numPr>
-          <w:ilvl w:val="2"/>
-          <w:numId w:val="1"/>
-        </w:numPr>
-      </w:pPr>
-      <w:r>
-        <w:t xml:space="preserve">Preguntas </w:t>
-      </w:r>
-      <w:proofErr w:type="spellStart"/>
-      <w:r>
-        <w:t>Daypo</w:t>
-      </w:r>
-      <w:proofErr w:type="spellEnd"/>
-    </w:p>
-    <w:p>
-      <w:pPr>
-        <w:pStyle w:val="ListParagraph"/>
-        <w:numPr>
-          <w:ilvl w:val="2"/>
+          <w:ilvl w:val="1"/>
+          <w:numId w:val="1"/>
+        </w:numPr>
+      </w:pPr>
+      <w:r>
+        <w:t>Preguntas Daypo</w:t>
+      </w:r>
+    </w:p>
+    <w:p>
+      <w:pPr>
+        <w:pStyle w:val="ListParagraph"/>
+        <w:numPr>
+          <w:ilvl w:val="1"/>
           <w:numId w:val="1"/>
         </w:numPr>
       </w:pPr>
@@ -453,14 +1355,24 @@
         <w:t>Ejercicios</w:t>
       </w:r>
     </w:p>
-    <w:p>
-      <w:pPr>
-        <w:pStyle w:val="ListParagraph"/>
-        <w:numPr>
-          <w:ilvl w:val="2"/>
-          <w:numId w:val="1"/>
-        </w:numPr>
-      </w:pPr>
+    <w:p/>
+    <w:p>
+      <w:pPr>
+        <w:tabs>
+          <w:tab w:val="left" w:pos="1820"/>
+        </w:tabs>
+        <w:rPr>
+          <w:b/>
+          <w:bCs/>
+        </w:rPr>
+      </w:pPr>
+      <w:r>
+        <w:rPr>
+          <w:b/>
+          <w:bCs/>
+        </w:rPr>
+        <w:t>FIN</w:t>
+      </w:r>
     </w:p>
     <w:sectPr>
       <w:pgSz w:w="11906" w:h="16838"/>
@@ -475,6 +1387,155 @@
 <file path=word/numbering.xml><?xml version="1.0" encoding="utf-8"?>
 <w:numbering xmlns:wpc="http://schemas.microsoft.com/office/word/2010/wordprocessingCanvas" xmlns:cx="http://schemas.microsoft.com/office/drawing/2014/chartex" xmlns:cx1="http://schemas.microsoft.com/office/drawing/2015/9/8/chartex" xmlns:cx2="http://schemas.microsoft.com/office/drawing/2015/10/21/chartex" xmlns:cx3="http://schemas.microsoft.com/office/drawing/2016/5/9/chartex" xmlns:cx4="http://schemas.microsoft.com/office/drawing/2016/5/10/chartex" xmlns:cx5="http://schemas.microsoft.com/office/drawing/2016/5/11/chartex" xmlns:cx6="http://schemas.microsoft.com/office/drawing/2016/5/12/chartex" xmlns:cx7="http://schemas.microsoft.com/office/drawing/2016/5/13/chartex" xmlns:cx8="http://schemas.microsoft.com/office/drawing/2016/5/14/chartex" xmlns:mc="http://schemas.openxmlformats.org/markup-compatibility/2006" xmlns:aink="http://schemas.microsoft.com/office/drawing/2016/ink" xmlns:am3d="http://schemas.microsoft.com/office/drawing/2017/model3d" xmlns:o="urn:schemas-microsoft-com:office:office" xmlns:oel="http://schemas.microsoft.com/office/2019/extlst" xmlns:r="http://schemas.openxmlformats.org/officeDocument/2006/relationships" xmlns:m="http://schemas.openxmlformats.org/officeDocument/2006/math" xmlns:v="urn:schemas-microsoft-com:vml" xmlns:wp14="http://schemas.microsoft.com/office/word/2010/wordprocessingDrawing" xmlns:wp="http://schemas.openxmlformats.org/drawingml/2006/wordprocessingDrawing" xmlns:w10="urn:schemas-microsoft-com:office:word" xmlns:w="http://schemas.openxmlformats.org/wordprocessingml/2006/main" xmlns:w14="http://schemas.microsoft.com/office/word/2010/wordml" xmlns:w15="http://schemas.microsoft.com/office/word/2012/wordml" xmlns:w16cex="http://schemas.microsoft.com/office/word/2018/wordml/cex" xmlns:w16cid="http://schemas.microsoft.com/office/word/2016/wordml/cid" xmlns:w16="http://schemas.microsoft.com/office/word/2018/wordml" xmlns:w16du="http://schemas.microsoft.com/office/word/2023/wordml/word16du" xmlns:w16sdtdh="http://schemas.microsoft.com/office/word/2020/wordml/sdtdatahash" xmlns:w16sdtfl="http://schemas.microsoft.com/office/word/2024/wordml/sdtformatlock" xmlns:w16se="http://schemas.microsoft.com/office/word/2015/wordml/symex" xmlns:wpg="http://schemas.microsoft.com/office/word/2010/wordprocessingGroup" xmlns:wpi="http://schemas.microsoft.com/office/word/2010/wordprocessingInk" xmlns:wne="http://schemas.microsoft.com/office/word/2006/wordml" xmlns:wps="http://schemas.microsoft.com/office/word/2010/wordprocessingShape" mc:Ignorable="w14 w15 w16se w16cid w16 w16cex w16sdtdh w16sdtfl w16du wp14">
   <w:abstractNum w:abstractNumId="0" w15:restartNumberingAfterBreak="0">
+    <w:nsid w:val="008A5DA8"/>
+    <w:multiLevelType w:val="multilevel"/>
+    <w:tmpl w:val="95AEBC9C"/>
+    <w:lvl w:ilvl="0">
+      <w:start w:val="1"/>
+      <w:numFmt w:val="bullet"/>
+      <w:lvlText w:val=""/>
+      <w:lvlJc w:val="left"/>
+      <w:pPr>
+        <w:tabs>
+          <w:tab w:val="num" w:pos="720"/>
+        </w:tabs>
+        <w:ind w:left="720" w:hanging="360"/>
+      </w:pPr>
+      <w:rPr>
+        <w:rFonts w:ascii="Symbol" w:hAnsi="Symbol" w:hint="default"/>
+        <w:sz w:val="20"/>
+      </w:rPr>
+    </w:lvl>
+    <w:lvl w:ilvl="1" w:tentative="1">
+      <w:start w:val="1"/>
+      <w:numFmt w:val="bullet"/>
+      <w:lvlText w:val="o"/>
+      <w:lvlJc w:val="left"/>
+      <w:pPr>
+        <w:tabs>
+          <w:tab w:val="num" w:pos="1440"/>
+        </w:tabs>
+        <w:ind w:left="1440" w:hanging="360"/>
+      </w:pPr>
+      <w:rPr>
+        <w:rFonts w:ascii="Courier New" w:hAnsi="Courier New" w:hint="default"/>
+        <w:sz w:val="20"/>
+      </w:rPr>
+    </w:lvl>
+    <w:lvl w:ilvl="2" w:tentative="1">
+      <w:start w:val="1"/>
+      <w:numFmt w:val="bullet"/>
+      <w:lvlText w:val=""/>
+      <w:lvlJc w:val="left"/>
+      <w:pPr>
+        <w:tabs>
+          <w:tab w:val="num" w:pos="2160"/>
+        </w:tabs>
+        <w:ind w:left="2160" w:hanging="360"/>
+      </w:pPr>
+      <w:rPr>
+        <w:rFonts w:ascii="Wingdings" w:hAnsi="Wingdings" w:hint="default"/>
+        <w:sz w:val="20"/>
+      </w:rPr>
+    </w:lvl>
+    <w:lvl w:ilvl="3" w:tentative="1">
+      <w:start w:val="1"/>
+      <w:numFmt w:val="bullet"/>
+      <w:lvlText w:val=""/>
+      <w:lvlJc w:val="left"/>
+      <w:pPr>
+        <w:tabs>
+          <w:tab w:val="num" w:pos="2880"/>
+        </w:tabs>
+        <w:ind w:left="2880" w:hanging="360"/>
+      </w:pPr>
+      <w:rPr>
+        <w:rFonts w:ascii="Wingdings" w:hAnsi="Wingdings" w:hint="default"/>
+        <w:sz w:val="20"/>
+      </w:rPr>
+    </w:lvl>
+    <w:lvl w:ilvl="4" w:tentative="1">
+      <w:start w:val="1"/>
+      <w:numFmt w:val="bullet"/>
+      <w:lvlText w:val=""/>
+      <w:lvlJc w:val="left"/>
+      <w:pPr>
+        <w:tabs>
+          <w:tab w:val="num" w:pos="3600"/>
+        </w:tabs>
+        <w:ind w:left="3600" w:hanging="360"/>
+      </w:pPr>
+      <w:rPr>
+        <w:rFonts w:ascii="Wingdings" w:hAnsi="Wingdings" w:hint="default"/>
+        <w:sz w:val="20"/>
+      </w:rPr>
+    </w:lvl>
+    <w:lvl w:ilvl="5" w:tentative="1">
+      <w:start w:val="1"/>
+      <w:numFmt w:val="bullet"/>
+      <w:lvlText w:val=""/>
+      <w:lvlJc w:val="left"/>
+      <w:pPr>
+        <w:tabs>
+          <w:tab w:val="num" w:pos="4320"/>
+        </w:tabs>
+        <w:ind w:left="4320" w:hanging="360"/>
+      </w:pPr>
+      <w:rPr>
+        <w:rFonts w:ascii="Wingdings" w:hAnsi="Wingdings" w:hint="default"/>
+        <w:sz w:val="20"/>
+      </w:rPr>
+    </w:lvl>
+    <w:lvl w:ilvl="6" w:tentative="1">
+      <w:start w:val="1"/>
+      <w:numFmt w:val="bullet"/>
+      <w:lvlText w:val=""/>
+      <w:lvlJc w:val="left"/>
+      <w:pPr>
+        <w:tabs>
+          <w:tab w:val="num" w:pos="5040"/>
+        </w:tabs>
+        <w:ind w:left="5040" w:hanging="360"/>
+      </w:pPr>
+      <w:rPr>
+        <w:rFonts w:ascii="Wingdings" w:hAnsi="Wingdings" w:hint="default"/>
+        <w:sz w:val="20"/>
+      </w:rPr>
+    </w:lvl>
+    <w:lvl w:ilvl="7" w:tentative="1">
+      <w:start w:val="1"/>
+      <w:numFmt w:val="bullet"/>
+      <w:lvlText w:val=""/>
+      <w:lvlJc w:val="left"/>
+      <w:pPr>
+        <w:tabs>
+          <w:tab w:val="num" w:pos="5760"/>
+        </w:tabs>
+        <w:ind w:left="5760" w:hanging="360"/>
+      </w:pPr>
+      <w:rPr>
+        <w:rFonts w:ascii="Wingdings" w:hAnsi="Wingdings" w:hint="default"/>
+        <w:sz w:val="20"/>
+      </w:rPr>
+    </w:lvl>
+    <w:lvl w:ilvl="8" w:tentative="1">
+      <w:start w:val="1"/>
+      <w:numFmt w:val="bullet"/>
+      <w:lvlText w:val=""/>
+      <w:lvlJc w:val="left"/>
+      <w:pPr>
+        <w:tabs>
+          <w:tab w:val="num" w:pos="6480"/>
+        </w:tabs>
+        <w:ind w:left="6480" w:hanging="360"/>
+      </w:pPr>
+      <w:rPr>
+        <w:rFonts w:ascii="Wingdings" w:hAnsi="Wingdings" w:hint="default"/>
+        <w:sz w:val="20"/>
+      </w:rPr>
+    </w:lvl>
+  </w:abstractNum>
+  <w:abstractNum w:abstractNumId="1" w15:restartNumberingAfterBreak="0">
     <w:nsid w:val="01955849"/>
     <w:multiLevelType w:val="hybridMultilevel"/>
     <w:tmpl w:val="526C5F4E"/>
@@ -587,8 +1648,4875 @@
       </w:rPr>
     </w:lvl>
   </w:abstractNum>
+  <w:abstractNum w:abstractNumId="2" w15:restartNumberingAfterBreak="0">
+    <w:nsid w:val="04E20B21"/>
+    <w:multiLevelType w:val="multilevel"/>
+    <w:tmpl w:val="557CD7C0"/>
+    <w:lvl w:ilvl="0">
+      <w:start w:val="1"/>
+      <w:numFmt w:val="bullet"/>
+      <w:lvlText w:val=""/>
+      <w:lvlJc w:val="left"/>
+      <w:pPr>
+        <w:tabs>
+          <w:tab w:val="num" w:pos="720"/>
+        </w:tabs>
+        <w:ind w:left="720" w:hanging="360"/>
+      </w:pPr>
+      <w:rPr>
+        <w:rFonts w:ascii="Symbol" w:hAnsi="Symbol" w:hint="default"/>
+        <w:sz w:val="20"/>
+      </w:rPr>
+    </w:lvl>
+    <w:lvl w:ilvl="1" w:tentative="1">
+      <w:start w:val="1"/>
+      <w:numFmt w:val="bullet"/>
+      <w:lvlText w:val="o"/>
+      <w:lvlJc w:val="left"/>
+      <w:pPr>
+        <w:tabs>
+          <w:tab w:val="num" w:pos="1440"/>
+        </w:tabs>
+        <w:ind w:left="1440" w:hanging="360"/>
+      </w:pPr>
+      <w:rPr>
+        <w:rFonts w:ascii="Courier New" w:hAnsi="Courier New" w:hint="default"/>
+        <w:sz w:val="20"/>
+      </w:rPr>
+    </w:lvl>
+    <w:lvl w:ilvl="2" w:tentative="1">
+      <w:start w:val="1"/>
+      <w:numFmt w:val="bullet"/>
+      <w:lvlText w:val=""/>
+      <w:lvlJc w:val="left"/>
+      <w:pPr>
+        <w:tabs>
+          <w:tab w:val="num" w:pos="2160"/>
+        </w:tabs>
+        <w:ind w:left="2160" w:hanging="360"/>
+      </w:pPr>
+      <w:rPr>
+        <w:rFonts w:ascii="Wingdings" w:hAnsi="Wingdings" w:hint="default"/>
+        <w:sz w:val="20"/>
+      </w:rPr>
+    </w:lvl>
+    <w:lvl w:ilvl="3" w:tentative="1">
+      <w:start w:val="1"/>
+      <w:numFmt w:val="bullet"/>
+      <w:lvlText w:val=""/>
+      <w:lvlJc w:val="left"/>
+      <w:pPr>
+        <w:tabs>
+          <w:tab w:val="num" w:pos="2880"/>
+        </w:tabs>
+        <w:ind w:left="2880" w:hanging="360"/>
+      </w:pPr>
+      <w:rPr>
+        <w:rFonts w:ascii="Wingdings" w:hAnsi="Wingdings" w:hint="default"/>
+        <w:sz w:val="20"/>
+      </w:rPr>
+    </w:lvl>
+    <w:lvl w:ilvl="4" w:tentative="1">
+      <w:start w:val="1"/>
+      <w:numFmt w:val="bullet"/>
+      <w:lvlText w:val=""/>
+      <w:lvlJc w:val="left"/>
+      <w:pPr>
+        <w:tabs>
+          <w:tab w:val="num" w:pos="3600"/>
+        </w:tabs>
+        <w:ind w:left="3600" w:hanging="360"/>
+      </w:pPr>
+      <w:rPr>
+        <w:rFonts w:ascii="Wingdings" w:hAnsi="Wingdings" w:hint="default"/>
+        <w:sz w:val="20"/>
+      </w:rPr>
+    </w:lvl>
+    <w:lvl w:ilvl="5" w:tentative="1">
+      <w:start w:val="1"/>
+      <w:numFmt w:val="bullet"/>
+      <w:lvlText w:val=""/>
+      <w:lvlJc w:val="left"/>
+      <w:pPr>
+        <w:tabs>
+          <w:tab w:val="num" w:pos="4320"/>
+        </w:tabs>
+        <w:ind w:left="4320" w:hanging="360"/>
+      </w:pPr>
+      <w:rPr>
+        <w:rFonts w:ascii="Wingdings" w:hAnsi="Wingdings" w:hint="default"/>
+        <w:sz w:val="20"/>
+      </w:rPr>
+    </w:lvl>
+    <w:lvl w:ilvl="6" w:tentative="1">
+      <w:start w:val="1"/>
+      <w:numFmt w:val="bullet"/>
+      <w:lvlText w:val=""/>
+      <w:lvlJc w:val="left"/>
+      <w:pPr>
+        <w:tabs>
+          <w:tab w:val="num" w:pos="5040"/>
+        </w:tabs>
+        <w:ind w:left="5040" w:hanging="360"/>
+      </w:pPr>
+      <w:rPr>
+        <w:rFonts w:ascii="Wingdings" w:hAnsi="Wingdings" w:hint="default"/>
+        <w:sz w:val="20"/>
+      </w:rPr>
+    </w:lvl>
+    <w:lvl w:ilvl="7" w:tentative="1">
+      <w:start w:val="1"/>
+      <w:numFmt w:val="bullet"/>
+      <w:lvlText w:val=""/>
+      <w:lvlJc w:val="left"/>
+      <w:pPr>
+        <w:tabs>
+          <w:tab w:val="num" w:pos="5760"/>
+        </w:tabs>
+        <w:ind w:left="5760" w:hanging="360"/>
+      </w:pPr>
+      <w:rPr>
+        <w:rFonts w:ascii="Wingdings" w:hAnsi="Wingdings" w:hint="default"/>
+        <w:sz w:val="20"/>
+      </w:rPr>
+    </w:lvl>
+    <w:lvl w:ilvl="8" w:tentative="1">
+      <w:start w:val="1"/>
+      <w:numFmt w:val="bullet"/>
+      <w:lvlText w:val=""/>
+      <w:lvlJc w:val="left"/>
+      <w:pPr>
+        <w:tabs>
+          <w:tab w:val="num" w:pos="6480"/>
+        </w:tabs>
+        <w:ind w:left="6480" w:hanging="360"/>
+      </w:pPr>
+      <w:rPr>
+        <w:rFonts w:ascii="Wingdings" w:hAnsi="Wingdings" w:hint="default"/>
+        <w:sz w:val="20"/>
+      </w:rPr>
+    </w:lvl>
+  </w:abstractNum>
+  <w:abstractNum w:abstractNumId="3" w15:restartNumberingAfterBreak="0">
+    <w:nsid w:val="0BEA4248"/>
+    <w:multiLevelType w:val="multilevel"/>
+    <w:tmpl w:val="F10880A0"/>
+    <w:lvl w:ilvl="0">
+      <w:start w:val="1"/>
+      <w:numFmt w:val="bullet"/>
+      <w:lvlText w:val=""/>
+      <w:lvlJc w:val="left"/>
+      <w:pPr>
+        <w:tabs>
+          <w:tab w:val="num" w:pos="720"/>
+        </w:tabs>
+        <w:ind w:left="720" w:hanging="360"/>
+      </w:pPr>
+      <w:rPr>
+        <w:rFonts w:ascii="Symbol" w:hAnsi="Symbol" w:hint="default"/>
+        <w:sz w:val="20"/>
+      </w:rPr>
+    </w:lvl>
+    <w:lvl w:ilvl="1" w:tentative="1">
+      <w:start w:val="1"/>
+      <w:numFmt w:val="bullet"/>
+      <w:lvlText w:val="o"/>
+      <w:lvlJc w:val="left"/>
+      <w:pPr>
+        <w:tabs>
+          <w:tab w:val="num" w:pos="1440"/>
+        </w:tabs>
+        <w:ind w:left="1440" w:hanging="360"/>
+      </w:pPr>
+      <w:rPr>
+        <w:rFonts w:ascii="Courier New" w:hAnsi="Courier New" w:hint="default"/>
+        <w:sz w:val="20"/>
+      </w:rPr>
+    </w:lvl>
+    <w:lvl w:ilvl="2" w:tentative="1">
+      <w:start w:val="1"/>
+      <w:numFmt w:val="bullet"/>
+      <w:lvlText w:val=""/>
+      <w:lvlJc w:val="left"/>
+      <w:pPr>
+        <w:tabs>
+          <w:tab w:val="num" w:pos="2160"/>
+        </w:tabs>
+        <w:ind w:left="2160" w:hanging="360"/>
+      </w:pPr>
+      <w:rPr>
+        <w:rFonts w:ascii="Wingdings" w:hAnsi="Wingdings" w:hint="default"/>
+        <w:sz w:val="20"/>
+      </w:rPr>
+    </w:lvl>
+    <w:lvl w:ilvl="3" w:tentative="1">
+      <w:start w:val="1"/>
+      <w:numFmt w:val="bullet"/>
+      <w:lvlText w:val=""/>
+      <w:lvlJc w:val="left"/>
+      <w:pPr>
+        <w:tabs>
+          <w:tab w:val="num" w:pos="2880"/>
+        </w:tabs>
+        <w:ind w:left="2880" w:hanging="360"/>
+      </w:pPr>
+      <w:rPr>
+        <w:rFonts w:ascii="Wingdings" w:hAnsi="Wingdings" w:hint="default"/>
+        <w:sz w:val="20"/>
+      </w:rPr>
+    </w:lvl>
+    <w:lvl w:ilvl="4" w:tentative="1">
+      <w:start w:val="1"/>
+      <w:numFmt w:val="bullet"/>
+      <w:lvlText w:val=""/>
+      <w:lvlJc w:val="left"/>
+      <w:pPr>
+        <w:tabs>
+          <w:tab w:val="num" w:pos="3600"/>
+        </w:tabs>
+        <w:ind w:left="3600" w:hanging="360"/>
+      </w:pPr>
+      <w:rPr>
+        <w:rFonts w:ascii="Wingdings" w:hAnsi="Wingdings" w:hint="default"/>
+        <w:sz w:val="20"/>
+      </w:rPr>
+    </w:lvl>
+    <w:lvl w:ilvl="5" w:tentative="1">
+      <w:start w:val="1"/>
+      <w:numFmt w:val="bullet"/>
+      <w:lvlText w:val=""/>
+      <w:lvlJc w:val="left"/>
+      <w:pPr>
+        <w:tabs>
+          <w:tab w:val="num" w:pos="4320"/>
+        </w:tabs>
+        <w:ind w:left="4320" w:hanging="360"/>
+      </w:pPr>
+      <w:rPr>
+        <w:rFonts w:ascii="Wingdings" w:hAnsi="Wingdings" w:hint="default"/>
+        <w:sz w:val="20"/>
+      </w:rPr>
+    </w:lvl>
+    <w:lvl w:ilvl="6" w:tentative="1">
+      <w:start w:val="1"/>
+      <w:numFmt w:val="bullet"/>
+      <w:lvlText w:val=""/>
+      <w:lvlJc w:val="left"/>
+      <w:pPr>
+        <w:tabs>
+          <w:tab w:val="num" w:pos="5040"/>
+        </w:tabs>
+        <w:ind w:left="5040" w:hanging="360"/>
+      </w:pPr>
+      <w:rPr>
+        <w:rFonts w:ascii="Wingdings" w:hAnsi="Wingdings" w:hint="default"/>
+        <w:sz w:val="20"/>
+      </w:rPr>
+    </w:lvl>
+    <w:lvl w:ilvl="7" w:tentative="1">
+      <w:start w:val="1"/>
+      <w:numFmt w:val="bullet"/>
+      <w:lvlText w:val=""/>
+      <w:lvlJc w:val="left"/>
+      <w:pPr>
+        <w:tabs>
+          <w:tab w:val="num" w:pos="5760"/>
+        </w:tabs>
+        <w:ind w:left="5760" w:hanging="360"/>
+      </w:pPr>
+      <w:rPr>
+        <w:rFonts w:ascii="Wingdings" w:hAnsi="Wingdings" w:hint="default"/>
+        <w:sz w:val="20"/>
+      </w:rPr>
+    </w:lvl>
+    <w:lvl w:ilvl="8" w:tentative="1">
+      <w:start w:val="1"/>
+      <w:numFmt w:val="bullet"/>
+      <w:lvlText w:val=""/>
+      <w:lvlJc w:val="left"/>
+      <w:pPr>
+        <w:tabs>
+          <w:tab w:val="num" w:pos="6480"/>
+        </w:tabs>
+        <w:ind w:left="6480" w:hanging="360"/>
+      </w:pPr>
+      <w:rPr>
+        <w:rFonts w:ascii="Wingdings" w:hAnsi="Wingdings" w:hint="default"/>
+        <w:sz w:val="20"/>
+      </w:rPr>
+    </w:lvl>
+  </w:abstractNum>
+  <w:abstractNum w:abstractNumId="4" w15:restartNumberingAfterBreak="0">
+    <w:nsid w:val="0C566E7B"/>
+    <w:multiLevelType w:val="multilevel"/>
+    <w:tmpl w:val="6D0841A2"/>
+    <w:lvl w:ilvl="0">
+      <w:start w:val="1"/>
+      <w:numFmt w:val="bullet"/>
+      <w:lvlText w:val=""/>
+      <w:lvlJc w:val="left"/>
+      <w:pPr>
+        <w:tabs>
+          <w:tab w:val="num" w:pos="720"/>
+        </w:tabs>
+        <w:ind w:left="720" w:hanging="360"/>
+      </w:pPr>
+      <w:rPr>
+        <w:rFonts w:ascii="Symbol" w:hAnsi="Symbol" w:hint="default"/>
+        <w:sz w:val="20"/>
+      </w:rPr>
+    </w:lvl>
+    <w:lvl w:ilvl="1" w:tentative="1">
+      <w:start w:val="1"/>
+      <w:numFmt w:val="bullet"/>
+      <w:lvlText w:val="o"/>
+      <w:lvlJc w:val="left"/>
+      <w:pPr>
+        <w:tabs>
+          <w:tab w:val="num" w:pos="1440"/>
+        </w:tabs>
+        <w:ind w:left="1440" w:hanging="360"/>
+      </w:pPr>
+      <w:rPr>
+        <w:rFonts w:ascii="Courier New" w:hAnsi="Courier New" w:hint="default"/>
+        <w:sz w:val="20"/>
+      </w:rPr>
+    </w:lvl>
+    <w:lvl w:ilvl="2" w:tentative="1">
+      <w:start w:val="1"/>
+      <w:numFmt w:val="bullet"/>
+      <w:lvlText w:val=""/>
+      <w:lvlJc w:val="left"/>
+      <w:pPr>
+        <w:tabs>
+          <w:tab w:val="num" w:pos="2160"/>
+        </w:tabs>
+        <w:ind w:left="2160" w:hanging="360"/>
+      </w:pPr>
+      <w:rPr>
+        <w:rFonts w:ascii="Wingdings" w:hAnsi="Wingdings" w:hint="default"/>
+        <w:sz w:val="20"/>
+      </w:rPr>
+    </w:lvl>
+    <w:lvl w:ilvl="3" w:tentative="1">
+      <w:start w:val="1"/>
+      <w:numFmt w:val="bullet"/>
+      <w:lvlText w:val=""/>
+      <w:lvlJc w:val="left"/>
+      <w:pPr>
+        <w:tabs>
+          <w:tab w:val="num" w:pos="2880"/>
+        </w:tabs>
+        <w:ind w:left="2880" w:hanging="360"/>
+      </w:pPr>
+      <w:rPr>
+        <w:rFonts w:ascii="Wingdings" w:hAnsi="Wingdings" w:hint="default"/>
+        <w:sz w:val="20"/>
+      </w:rPr>
+    </w:lvl>
+    <w:lvl w:ilvl="4" w:tentative="1">
+      <w:start w:val="1"/>
+      <w:numFmt w:val="bullet"/>
+      <w:lvlText w:val=""/>
+      <w:lvlJc w:val="left"/>
+      <w:pPr>
+        <w:tabs>
+          <w:tab w:val="num" w:pos="3600"/>
+        </w:tabs>
+        <w:ind w:left="3600" w:hanging="360"/>
+      </w:pPr>
+      <w:rPr>
+        <w:rFonts w:ascii="Wingdings" w:hAnsi="Wingdings" w:hint="default"/>
+        <w:sz w:val="20"/>
+      </w:rPr>
+    </w:lvl>
+    <w:lvl w:ilvl="5" w:tentative="1">
+      <w:start w:val="1"/>
+      <w:numFmt w:val="bullet"/>
+      <w:lvlText w:val=""/>
+      <w:lvlJc w:val="left"/>
+      <w:pPr>
+        <w:tabs>
+          <w:tab w:val="num" w:pos="4320"/>
+        </w:tabs>
+        <w:ind w:left="4320" w:hanging="360"/>
+      </w:pPr>
+      <w:rPr>
+        <w:rFonts w:ascii="Wingdings" w:hAnsi="Wingdings" w:hint="default"/>
+        <w:sz w:val="20"/>
+      </w:rPr>
+    </w:lvl>
+    <w:lvl w:ilvl="6" w:tentative="1">
+      <w:start w:val="1"/>
+      <w:numFmt w:val="bullet"/>
+      <w:lvlText w:val=""/>
+      <w:lvlJc w:val="left"/>
+      <w:pPr>
+        <w:tabs>
+          <w:tab w:val="num" w:pos="5040"/>
+        </w:tabs>
+        <w:ind w:left="5040" w:hanging="360"/>
+      </w:pPr>
+      <w:rPr>
+        <w:rFonts w:ascii="Wingdings" w:hAnsi="Wingdings" w:hint="default"/>
+        <w:sz w:val="20"/>
+      </w:rPr>
+    </w:lvl>
+    <w:lvl w:ilvl="7" w:tentative="1">
+      <w:start w:val="1"/>
+      <w:numFmt w:val="bullet"/>
+      <w:lvlText w:val=""/>
+      <w:lvlJc w:val="left"/>
+      <w:pPr>
+        <w:tabs>
+          <w:tab w:val="num" w:pos="5760"/>
+        </w:tabs>
+        <w:ind w:left="5760" w:hanging="360"/>
+      </w:pPr>
+      <w:rPr>
+        <w:rFonts w:ascii="Wingdings" w:hAnsi="Wingdings" w:hint="default"/>
+        <w:sz w:val="20"/>
+      </w:rPr>
+    </w:lvl>
+    <w:lvl w:ilvl="8" w:tentative="1">
+      <w:start w:val="1"/>
+      <w:numFmt w:val="bullet"/>
+      <w:lvlText w:val=""/>
+      <w:lvlJc w:val="left"/>
+      <w:pPr>
+        <w:tabs>
+          <w:tab w:val="num" w:pos="6480"/>
+        </w:tabs>
+        <w:ind w:left="6480" w:hanging="360"/>
+      </w:pPr>
+      <w:rPr>
+        <w:rFonts w:ascii="Wingdings" w:hAnsi="Wingdings" w:hint="default"/>
+        <w:sz w:val="20"/>
+      </w:rPr>
+    </w:lvl>
+  </w:abstractNum>
+  <w:abstractNum w:abstractNumId="5" w15:restartNumberingAfterBreak="0">
+    <w:nsid w:val="12C550B2"/>
+    <w:multiLevelType w:val="multilevel"/>
+    <w:tmpl w:val="F2C286A6"/>
+    <w:lvl w:ilvl="0">
+      <w:start w:val="1"/>
+      <w:numFmt w:val="bullet"/>
+      <w:lvlText w:val=""/>
+      <w:lvlJc w:val="left"/>
+      <w:pPr>
+        <w:tabs>
+          <w:tab w:val="num" w:pos="720"/>
+        </w:tabs>
+        <w:ind w:left="720" w:hanging="360"/>
+      </w:pPr>
+      <w:rPr>
+        <w:rFonts w:ascii="Symbol" w:hAnsi="Symbol" w:hint="default"/>
+        <w:sz w:val="20"/>
+      </w:rPr>
+    </w:lvl>
+    <w:lvl w:ilvl="1" w:tentative="1">
+      <w:start w:val="1"/>
+      <w:numFmt w:val="bullet"/>
+      <w:lvlText w:val="o"/>
+      <w:lvlJc w:val="left"/>
+      <w:pPr>
+        <w:tabs>
+          <w:tab w:val="num" w:pos="1440"/>
+        </w:tabs>
+        <w:ind w:left="1440" w:hanging="360"/>
+      </w:pPr>
+      <w:rPr>
+        <w:rFonts w:ascii="Courier New" w:hAnsi="Courier New" w:hint="default"/>
+        <w:sz w:val="20"/>
+      </w:rPr>
+    </w:lvl>
+    <w:lvl w:ilvl="2" w:tentative="1">
+      <w:start w:val="1"/>
+      <w:numFmt w:val="bullet"/>
+      <w:lvlText w:val=""/>
+      <w:lvlJc w:val="left"/>
+      <w:pPr>
+        <w:tabs>
+          <w:tab w:val="num" w:pos="2160"/>
+        </w:tabs>
+        <w:ind w:left="2160" w:hanging="360"/>
+      </w:pPr>
+      <w:rPr>
+        <w:rFonts w:ascii="Wingdings" w:hAnsi="Wingdings" w:hint="default"/>
+        <w:sz w:val="20"/>
+      </w:rPr>
+    </w:lvl>
+    <w:lvl w:ilvl="3" w:tentative="1">
+      <w:start w:val="1"/>
+      <w:numFmt w:val="bullet"/>
+      <w:lvlText w:val=""/>
+      <w:lvlJc w:val="left"/>
+      <w:pPr>
+        <w:tabs>
+          <w:tab w:val="num" w:pos="2880"/>
+        </w:tabs>
+        <w:ind w:left="2880" w:hanging="360"/>
+      </w:pPr>
+      <w:rPr>
+        <w:rFonts w:ascii="Wingdings" w:hAnsi="Wingdings" w:hint="default"/>
+        <w:sz w:val="20"/>
+      </w:rPr>
+    </w:lvl>
+    <w:lvl w:ilvl="4" w:tentative="1">
+      <w:start w:val="1"/>
+      <w:numFmt w:val="bullet"/>
+      <w:lvlText w:val=""/>
+      <w:lvlJc w:val="left"/>
+      <w:pPr>
+        <w:tabs>
+          <w:tab w:val="num" w:pos="3600"/>
+        </w:tabs>
+        <w:ind w:left="3600" w:hanging="360"/>
+      </w:pPr>
+      <w:rPr>
+        <w:rFonts w:ascii="Wingdings" w:hAnsi="Wingdings" w:hint="default"/>
+        <w:sz w:val="20"/>
+      </w:rPr>
+    </w:lvl>
+    <w:lvl w:ilvl="5" w:tentative="1">
+      <w:start w:val="1"/>
+      <w:numFmt w:val="bullet"/>
+      <w:lvlText w:val=""/>
+      <w:lvlJc w:val="left"/>
+      <w:pPr>
+        <w:tabs>
+          <w:tab w:val="num" w:pos="4320"/>
+        </w:tabs>
+        <w:ind w:left="4320" w:hanging="360"/>
+      </w:pPr>
+      <w:rPr>
+        <w:rFonts w:ascii="Wingdings" w:hAnsi="Wingdings" w:hint="default"/>
+        <w:sz w:val="20"/>
+      </w:rPr>
+    </w:lvl>
+    <w:lvl w:ilvl="6" w:tentative="1">
+      <w:start w:val="1"/>
+      <w:numFmt w:val="bullet"/>
+      <w:lvlText w:val=""/>
+      <w:lvlJc w:val="left"/>
+      <w:pPr>
+        <w:tabs>
+          <w:tab w:val="num" w:pos="5040"/>
+        </w:tabs>
+        <w:ind w:left="5040" w:hanging="360"/>
+      </w:pPr>
+      <w:rPr>
+        <w:rFonts w:ascii="Wingdings" w:hAnsi="Wingdings" w:hint="default"/>
+        <w:sz w:val="20"/>
+      </w:rPr>
+    </w:lvl>
+    <w:lvl w:ilvl="7" w:tentative="1">
+      <w:start w:val="1"/>
+      <w:numFmt w:val="bullet"/>
+      <w:lvlText w:val=""/>
+      <w:lvlJc w:val="left"/>
+      <w:pPr>
+        <w:tabs>
+          <w:tab w:val="num" w:pos="5760"/>
+        </w:tabs>
+        <w:ind w:left="5760" w:hanging="360"/>
+      </w:pPr>
+      <w:rPr>
+        <w:rFonts w:ascii="Wingdings" w:hAnsi="Wingdings" w:hint="default"/>
+        <w:sz w:val="20"/>
+      </w:rPr>
+    </w:lvl>
+    <w:lvl w:ilvl="8" w:tentative="1">
+      <w:start w:val="1"/>
+      <w:numFmt w:val="bullet"/>
+      <w:lvlText w:val=""/>
+      <w:lvlJc w:val="left"/>
+      <w:pPr>
+        <w:tabs>
+          <w:tab w:val="num" w:pos="6480"/>
+        </w:tabs>
+        <w:ind w:left="6480" w:hanging="360"/>
+      </w:pPr>
+      <w:rPr>
+        <w:rFonts w:ascii="Wingdings" w:hAnsi="Wingdings" w:hint="default"/>
+        <w:sz w:val="20"/>
+      </w:rPr>
+    </w:lvl>
+  </w:abstractNum>
+  <w:abstractNum w:abstractNumId="6" w15:restartNumberingAfterBreak="0">
+    <w:nsid w:val="16E17B88"/>
+    <w:multiLevelType w:val="multilevel"/>
+    <w:tmpl w:val="E9B20224"/>
+    <w:lvl w:ilvl="0">
+      <w:start w:val="1"/>
+      <w:numFmt w:val="bullet"/>
+      <w:lvlText w:val=""/>
+      <w:lvlJc w:val="left"/>
+      <w:pPr>
+        <w:tabs>
+          <w:tab w:val="num" w:pos="720"/>
+        </w:tabs>
+        <w:ind w:left="720" w:hanging="360"/>
+      </w:pPr>
+      <w:rPr>
+        <w:rFonts w:ascii="Symbol" w:hAnsi="Symbol" w:hint="default"/>
+        <w:sz w:val="20"/>
+      </w:rPr>
+    </w:lvl>
+    <w:lvl w:ilvl="1" w:tentative="1">
+      <w:start w:val="1"/>
+      <w:numFmt w:val="bullet"/>
+      <w:lvlText w:val="o"/>
+      <w:lvlJc w:val="left"/>
+      <w:pPr>
+        <w:tabs>
+          <w:tab w:val="num" w:pos="1440"/>
+        </w:tabs>
+        <w:ind w:left="1440" w:hanging="360"/>
+      </w:pPr>
+      <w:rPr>
+        <w:rFonts w:ascii="Courier New" w:hAnsi="Courier New" w:hint="default"/>
+        <w:sz w:val="20"/>
+      </w:rPr>
+    </w:lvl>
+    <w:lvl w:ilvl="2" w:tentative="1">
+      <w:start w:val="1"/>
+      <w:numFmt w:val="bullet"/>
+      <w:lvlText w:val=""/>
+      <w:lvlJc w:val="left"/>
+      <w:pPr>
+        <w:tabs>
+          <w:tab w:val="num" w:pos="2160"/>
+        </w:tabs>
+        <w:ind w:left="2160" w:hanging="360"/>
+      </w:pPr>
+      <w:rPr>
+        <w:rFonts w:ascii="Wingdings" w:hAnsi="Wingdings" w:hint="default"/>
+        <w:sz w:val="20"/>
+      </w:rPr>
+    </w:lvl>
+    <w:lvl w:ilvl="3" w:tentative="1">
+      <w:start w:val="1"/>
+      <w:numFmt w:val="bullet"/>
+      <w:lvlText w:val=""/>
+      <w:lvlJc w:val="left"/>
+      <w:pPr>
+        <w:tabs>
+          <w:tab w:val="num" w:pos="2880"/>
+        </w:tabs>
+        <w:ind w:left="2880" w:hanging="360"/>
+      </w:pPr>
+      <w:rPr>
+        <w:rFonts w:ascii="Wingdings" w:hAnsi="Wingdings" w:hint="default"/>
+        <w:sz w:val="20"/>
+      </w:rPr>
+    </w:lvl>
+    <w:lvl w:ilvl="4" w:tentative="1">
+      <w:start w:val="1"/>
+      <w:numFmt w:val="bullet"/>
+      <w:lvlText w:val=""/>
+      <w:lvlJc w:val="left"/>
+      <w:pPr>
+        <w:tabs>
+          <w:tab w:val="num" w:pos="3600"/>
+        </w:tabs>
+        <w:ind w:left="3600" w:hanging="360"/>
+      </w:pPr>
+      <w:rPr>
+        <w:rFonts w:ascii="Wingdings" w:hAnsi="Wingdings" w:hint="default"/>
+        <w:sz w:val="20"/>
+      </w:rPr>
+    </w:lvl>
+    <w:lvl w:ilvl="5" w:tentative="1">
+      <w:start w:val="1"/>
+      <w:numFmt w:val="bullet"/>
+      <w:lvlText w:val=""/>
+      <w:lvlJc w:val="left"/>
+      <w:pPr>
+        <w:tabs>
+          <w:tab w:val="num" w:pos="4320"/>
+        </w:tabs>
+        <w:ind w:left="4320" w:hanging="360"/>
+      </w:pPr>
+      <w:rPr>
+        <w:rFonts w:ascii="Wingdings" w:hAnsi="Wingdings" w:hint="default"/>
+        <w:sz w:val="20"/>
+      </w:rPr>
+    </w:lvl>
+    <w:lvl w:ilvl="6" w:tentative="1">
+      <w:start w:val="1"/>
+      <w:numFmt w:val="bullet"/>
+      <w:lvlText w:val=""/>
+      <w:lvlJc w:val="left"/>
+      <w:pPr>
+        <w:tabs>
+          <w:tab w:val="num" w:pos="5040"/>
+        </w:tabs>
+        <w:ind w:left="5040" w:hanging="360"/>
+      </w:pPr>
+      <w:rPr>
+        <w:rFonts w:ascii="Wingdings" w:hAnsi="Wingdings" w:hint="default"/>
+        <w:sz w:val="20"/>
+      </w:rPr>
+    </w:lvl>
+    <w:lvl w:ilvl="7" w:tentative="1">
+      <w:start w:val="1"/>
+      <w:numFmt w:val="bullet"/>
+      <w:lvlText w:val=""/>
+      <w:lvlJc w:val="left"/>
+      <w:pPr>
+        <w:tabs>
+          <w:tab w:val="num" w:pos="5760"/>
+        </w:tabs>
+        <w:ind w:left="5760" w:hanging="360"/>
+      </w:pPr>
+      <w:rPr>
+        <w:rFonts w:ascii="Wingdings" w:hAnsi="Wingdings" w:hint="default"/>
+        <w:sz w:val="20"/>
+      </w:rPr>
+    </w:lvl>
+    <w:lvl w:ilvl="8" w:tentative="1">
+      <w:start w:val="1"/>
+      <w:numFmt w:val="bullet"/>
+      <w:lvlText w:val=""/>
+      <w:lvlJc w:val="left"/>
+      <w:pPr>
+        <w:tabs>
+          <w:tab w:val="num" w:pos="6480"/>
+        </w:tabs>
+        <w:ind w:left="6480" w:hanging="360"/>
+      </w:pPr>
+      <w:rPr>
+        <w:rFonts w:ascii="Wingdings" w:hAnsi="Wingdings" w:hint="default"/>
+        <w:sz w:val="20"/>
+      </w:rPr>
+    </w:lvl>
+  </w:abstractNum>
+  <w:abstractNum w:abstractNumId="7" w15:restartNumberingAfterBreak="0">
+    <w:nsid w:val="17844893"/>
+    <w:multiLevelType w:val="multilevel"/>
+    <w:tmpl w:val="DF185072"/>
+    <w:lvl w:ilvl="0">
+      <w:start w:val="1"/>
+      <w:numFmt w:val="bullet"/>
+      <w:lvlText w:val=""/>
+      <w:lvlJc w:val="left"/>
+      <w:pPr>
+        <w:tabs>
+          <w:tab w:val="num" w:pos="720"/>
+        </w:tabs>
+        <w:ind w:left="720" w:hanging="360"/>
+      </w:pPr>
+      <w:rPr>
+        <w:rFonts w:ascii="Symbol" w:hAnsi="Symbol" w:hint="default"/>
+        <w:sz w:val="20"/>
+      </w:rPr>
+    </w:lvl>
+    <w:lvl w:ilvl="1" w:tentative="1">
+      <w:start w:val="1"/>
+      <w:numFmt w:val="bullet"/>
+      <w:lvlText w:val="o"/>
+      <w:lvlJc w:val="left"/>
+      <w:pPr>
+        <w:tabs>
+          <w:tab w:val="num" w:pos="1440"/>
+        </w:tabs>
+        <w:ind w:left="1440" w:hanging="360"/>
+      </w:pPr>
+      <w:rPr>
+        <w:rFonts w:ascii="Courier New" w:hAnsi="Courier New" w:hint="default"/>
+        <w:sz w:val="20"/>
+      </w:rPr>
+    </w:lvl>
+    <w:lvl w:ilvl="2" w:tentative="1">
+      <w:start w:val="1"/>
+      <w:numFmt w:val="bullet"/>
+      <w:lvlText w:val=""/>
+      <w:lvlJc w:val="left"/>
+      <w:pPr>
+        <w:tabs>
+          <w:tab w:val="num" w:pos="2160"/>
+        </w:tabs>
+        <w:ind w:left="2160" w:hanging="360"/>
+      </w:pPr>
+      <w:rPr>
+        <w:rFonts w:ascii="Wingdings" w:hAnsi="Wingdings" w:hint="default"/>
+        <w:sz w:val="20"/>
+      </w:rPr>
+    </w:lvl>
+    <w:lvl w:ilvl="3" w:tentative="1">
+      <w:start w:val="1"/>
+      <w:numFmt w:val="bullet"/>
+      <w:lvlText w:val=""/>
+      <w:lvlJc w:val="left"/>
+      <w:pPr>
+        <w:tabs>
+          <w:tab w:val="num" w:pos="2880"/>
+        </w:tabs>
+        <w:ind w:left="2880" w:hanging="360"/>
+      </w:pPr>
+      <w:rPr>
+        <w:rFonts w:ascii="Wingdings" w:hAnsi="Wingdings" w:hint="default"/>
+        <w:sz w:val="20"/>
+      </w:rPr>
+    </w:lvl>
+    <w:lvl w:ilvl="4" w:tentative="1">
+      <w:start w:val="1"/>
+      <w:numFmt w:val="bullet"/>
+      <w:lvlText w:val=""/>
+      <w:lvlJc w:val="left"/>
+      <w:pPr>
+        <w:tabs>
+          <w:tab w:val="num" w:pos="3600"/>
+        </w:tabs>
+        <w:ind w:left="3600" w:hanging="360"/>
+      </w:pPr>
+      <w:rPr>
+        <w:rFonts w:ascii="Wingdings" w:hAnsi="Wingdings" w:hint="default"/>
+        <w:sz w:val="20"/>
+      </w:rPr>
+    </w:lvl>
+    <w:lvl w:ilvl="5" w:tentative="1">
+      <w:start w:val="1"/>
+      <w:numFmt w:val="bullet"/>
+      <w:lvlText w:val=""/>
+      <w:lvlJc w:val="left"/>
+      <w:pPr>
+        <w:tabs>
+          <w:tab w:val="num" w:pos="4320"/>
+        </w:tabs>
+        <w:ind w:left="4320" w:hanging="360"/>
+      </w:pPr>
+      <w:rPr>
+        <w:rFonts w:ascii="Wingdings" w:hAnsi="Wingdings" w:hint="default"/>
+        <w:sz w:val="20"/>
+      </w:rPr>
+    </w:lvl>
+    <w:lvl w:ilvl="6" w:tentative="1">
+      <w:start w:val="1"/>
+      <w:numFmt w:val="bullet"/>
+      <w:lvlText w:val=""/>
+      <w:lvlJc w:val="left"/>
+      <w:pPr>
+        <w:tabs>
+          <w:tab w:val="num" w:pos="5040"/>
+        </w:tabs>
+        <w:ind w:left="5040" w:hanging="360"/>
+      </w:pPr>
+      <w:rPr>
+        <w:rFonts w:ascii="Wingdings" w:hAnsi="Wingdings" w:hint="default"/>
+        <w:sz w:val="20"/>
+      </w:rPr>
+    </w:lvl>
+    <w:lvl w:ilvl="7" w:tentative="1">
+      <w:start w:val="1"/>
+      <w:numFmt w:val="bullet"/>
+      <w:lvlText w:val=""/>
+      <w:lvlJc w:val="left"/>
+      <w:pPr>
+        <w:tabs>
+          <w:tab w:val="num" w:pos="5760"/>
+        </w:tabs>
+        <w:ind w:left="5760" w:hanging="360"/>
+      </w:pPr>
+      <w:rPr>
+        <w:rFonts w:ascii="Wingdings" w:hAnsi="Wingdings" w:hint="default"/>
+        <w:sz w:val="20"/>
+      </w:rPr>
+    </w:lvl>
+    <w:lvl w:ilvl="8" w:tentative="1">
+      <w:start w:val="1"/>
+      <w:numFmt w:val="bullet"/>
+      <w:lvlText w:val=""/>
+      <w:lvlJc w:val="left"/>
+      <w:pPr>
+        <w:tabs>
+          <w:tab w:val="num" w:pos="6480"/>
+        </w:tabs>
+        <w:ind w:left="6480" w:hanging="360"/>
+      </w:pPr>
+      <w:rPr>
+        <w:rFonts w:ascii="Wingdings" w:hAnsi="Wingdings" w:hint="default"/>
+        <w:sz w:val="20"/>
+      </w:rPr>
+    </w:lvl>
+  </w:abstractNum>
+  <w:abstractNum w:abstractNumId="8" w15:restartNumberingAfterBreak="0">
+    <w:nsid w:val="1A4D1F0F"/>
+    <w:multiLevelType w:val="multilevel"/>
+    <w:tmpl w:val="87402700"/>
+    <w:lvl w:ilvl="0">
+      <w:start w:val="1"/>
+      <w:numFmt w:val="bullet"/>
+      <w:lvlText w:val=""/>
+      <w:lvlJc w:val="left"/>
+      <w:pPr>
+        <w:tabs>
+          <w:tab w:val="num" w:pos="720"/>
+        </w:tabs>
+        <w:ind w:left="720" w:hanging="360"/>
+      </w:pPr>
+      <w:rPr>
+        <w:rFonts w:ascii="Symbol" w:hAnsi="Symbol" w:hint="default"/>
+        <w:sz w:val="20"/>
+      </w:rPr>
+    </w:lvl>
+    <w:lvl w:ilvl="1" w:tentative="1">
+      <w:start w:val="1"/>
+      <w:numFmt w:val="bullet"/>
+      <w:lvlText w:val="o"/>
+      <w:lvlJc w:val="left"/>
+      <w:pPr>
+        <w:tabs>
+          <w:tab w:val="num" w:pos="1440"/>
+        </w:tabs>
+        <w:ind w:left="1440" w:hanging="360"/>
+      </w:pPr>
+      <w:rPr>
+        <w:rFonts w:ascii="Courier New" w:hAnsi="Courier New" w:hint="default"/>
+        <w:sz w:val="20"/>
+      </w:rPr>
+    </w:lvl>
+    <w:lvl w:ilvl="2" w:tentative="1">
+      <w:start w:val="1"/>
+      <w:numFmt w:val="bullet"/>
+      <w:lvlText w:val=""/>
+      <w:lvlJc w:val="left"/>
+      <w:pPr>
+        <w:tabs>
+          <w:tab w:val="num" w:pos="2160"/>
+        </w:tabs>
+        <w:ind w:left="2160" w:hanging="360"/>
+      </w:pPr>
+      <w:rPr>
+        <w:rFonts w:ascii="Wingdings" w:hAnsi="Wingdings" w:hint="default"/>
+        <w:sz w:val="20"/>
+      </w:rPr>
+    </w:lvl>
+    <w:lvl w:ilvl="3" w:tentative="1">
+      <w:start w:val="1"/>
+      <w:numFmt w:val="bullet"/>
+      <w:lvlText w:val=""/>
+      <w:lvlJc w:val="left"/>
+      <w:pPr>
+        <w:tabs>
+          <w:tab w:val="num" w:pos="2880"/>
+        </w:tabs>
+        <w:ind w:left="2880" w:hanging="360"/>
+      </w:pPr>
+      <w:rPr>
+        <w:rFonts w:ascii="Wingdings" w:hAnsi="Wingdings" w:hint="default"/>
+        <w:sz w:val="20"/>
+      </w:rPr>
+    </w:lvl>
+    <w:lvl w:ilvl="4" w:tentative="1">
+      <w:start w:val="1"/>
+      <w:numFmt w:val="bullet"/>
+      <w:lvlText w:val=""/>
+      <w:lvlJc w:val="left"/>
+      <w:pPr>
+        <w:tabs>
+          <w:tab w:val="num" w:pos="3600"/>
+        </w:tabs>
+        <w:ind w:left="3600" w:hanging="360"/>
+      </w:pPr>
+      <w:rPr>
+        <w:rFonts w:ascii="Wingdings" w:hAnsi="Wingdings" w:hint="default"/>
+        <w:sz w:val="20"/>
+      </w:rPr>
+    </w:lvl>
+    <w:lvl w:ilvl="5" w:tentative="1">
+      <w:start w:val="1"/>
+      <w:numFmt w:val="bullet"/>
+      <w:lvlText w:val=""/>
+      <w:lvlJc w:val="left"/>
+      <w:pPr>
+        <w:tabs>
+          <w:tab w:val="num" w:pos="4320"/>
+        </w:tabs>
+        <w:ind w:left="4320" w:hanging="360"/>
+      </w:pPr>
+      <w:rPr>
+        <w:rFonts w:ascii="Wingdings" w:hAnsi="Wingdings" w:hint="default"/>
+        <w:sz w:val="20"/>
+      </w:rPr>
+    </w:lvl>
+    <w:lvl w:ilvl="6" w:tentative="1">
+      <w:start w:val="1"/>
+      <w:numFmt w:val="bullet"/>
+      <w:lvlText w:val=""/>
+      <w:lvlJc w:val="left"/>
+      <w:pPr>
+        <w:tabs>
+          <w:tab w:val="num" w:pos="5040"/>
+        </w:tabs>
+        <w:ind w:left="5040" w:hanging="360"/>
+      </w:pPr>
+      <w:rPr>
+        <w:rFonts w:ascii="Wingdings" w:hAnsi="Wingdings" w:hint="default"/>
+        <w:sz w:val="20"/>
+      </w:rPr>
+    </w:lvl>
+    <w:lvl w:ilvl="7" w:tentative="1">
+      <w:start w:val="1"/>
+      <w:numFmt w:val="bullet"/>
+      <w:lvlText w:val=""/>
+      <w:lvlJc w:val="left"/>
+      <w:pPr>
+        <w:tabs>
+          <w:tab w:val="num" w:pos="5760"/>
+        </w:tabs>
+        <w:ind w:left="5760" w:hanging="360"/>
+      </w:pPr>
+      <w:rPr>
+        <w:rFonts w:ascii="Wingdings" w:hAnsi="Wingdings" w:hint="default"/>
+        <w:sz w:val="20"/>
+      </w:rPr>
+    </w:lvl>
+    <w:lvl w:ilvl="8" w:tentative="1">
+      <w:start w:val="1"/>
+      <w:numFmt w:val="bullet"/>
+      <w:lvlText w:val=""/>
+      <w:lvlJc w:val="left"/>
+      <w:pPr>
+        <w:tabs>
+          <w:tab w:val="num" w:pos="6480"/>
+        </w:tabs>
+        <w:ind w:left="6480" w:hanging="360"/>
+      </w:pPr>
+      <w:rPr>
+        <w:rFonts w:ascii="Wingdings" w:hAnsi="Wingdings" w:hint="default"/>
+        <w:sz w:val="20"/>
+      </w:rPr>
+    </w:lvl>
+  </w:abstractNum>
+  <w:abstractNum w:abstractNumId="9" w15:restartNumberingAfterBreak="0">
+    <w:nsid w:val="1A9C0B40"/>
+    <w:multiLevelType w:val="multilevel"/>
+    <w:tmpl w:val="87985D40"/>
+    <w:lvl w:ilvl="0">
+      <w:start w:val="1"/>
+      <w:numFmt w:val="bullet"/>
+      <w:lvlText w:val=""/>
+      <w:lvlJc w:val="left"/>
+      <w:pPr>
+        <w:tabs>
+          <w:tab w:val="num" w:pos="720"/>
+        </w:tabs>
+        <w:ind w:left="720" w:hanging="360"/>
+      </w:pPr>
+      <w:rPr>
+        <w:rFonts w:ascii="Symbol" w:hAnsi="Symbol" w:hint="default"/>
+        <w:sz w:val="20"/>
+      </w:rPr>
+    </w:lvl>
+    <w:lvl w:ilvl="1" w:tentative="1">
+      <w:start w:val="1"/>
+      <w:numFmt w:val="bullet"/>
+      <w:lvlText w:val="o"/>
+      <w:lvlJc w:val="left"/>
+      <w:pPr>
+        <w:tabs>
+          <w:tab w:val="num" w:pos="1440"/>
+        </w:tabs>
+        <w:ind w:left="1440" w:hanging="360"/>
+      </w:pPr>
+      <w:rPr>
+        <w:rFonts w:ascii="Courier New" w:hAnsi="Courier New" w:hint="default"/>
+        <w:sz w:val="20"/>
+      </w:rPr>
+    </w:lvl>
+    <w:lvl w:ilvl="2" w:tentative="1">
+      <w:start w:val="1"/>
+      <w:numFmt w:val="bullet"/>
+      <w:lvlText w:val=""/>
+      <w:lvlJc w:val="left"/>
+      <w:pPr>
+        <w:tabs>
+          <w:tab w:val="num" w:pos="2160"/>
+        </w:tabs>
+        <w:ind w:left="2160" w:hanging="360"/>
+      </w:pPr>
+      <w:rPr>
+        <w:rFonts w:ascii="Wingdings" w:hAnsi="Wingdings" w:hint="default"/>
+        <w:sz w:val="20"/>
+      </w:rPr>
+    </w:lvl>
+    <w:lvl w:ilvl="3" w:tentative="1">
+      <w:start w:val="1"/>
+      <w:numFmt w:val="bullet"/>
+      <w:lvlText w:val=""/>
+      <w:lvlJc w:val="left"/>
+      <w:pPr>
+        <w:tabs>
+          <w:tab w:val="num" w:pos="2880"/>
+        </w:tabs>
+        <w:ind w:left="2880" w:hanging="360"/>
+      </w:pPr>
+      <w:rPr>
+        <w:rFonts w:ascii="Wingdings" w:hAnsi="Wingdings" w:hint="default"/>
+        <w:sz w:val="20"/>
+      </w:rPr>
+    </w:lvl>
+    <w:lvl w:ilvl="4" w:tentative="1">
+      <w:start w:val="1"/>
+      <w:numFmt w:val="bullet"/>
+      <w:lvlText w:val=""/>
+      <w:lvlJc w:val="left"/>
+      <w:pPr>
+        <w:tabs>
+          <w:tab w:val="num" w:pos="3600"/>
+        </w:tabs>
+        <w:ind w:left="3600" w:hanging="360"/>
+      </w:pPr>
+      <w:rPr>
+        <w:rFonts w:ascii="Wingdings" w:hAnsi="Wingdings" w:hint="default"/>
+        <w:sz w:val="20"/>
+      </w:rPr>
+    </w:lvl>
+    <w:lvl w:ilvl="5" w:tentative="1">
+      <w:start w:val="1"/>
+      <w:numFmt w:val="bullet"/>
+      <w:lvlText w:val=""/>
+      <w:lvlJc w:val="left"/>
+      <w:pPr>
+        <w:tabs>
+          <w:tab w:val="num" w:pos="4320"/>
+        </w:tabs>
+        <w:ind w:left="4320" w:hanging="360"/>
+      </w:pPr>
+      <w:rPr>
+        <w:rFonts w:ascii="Wingdings" w:hAnsi="Wingdings" w:hint="default"/>
+        <w:sz w:val="20"/>
+      </w:rPr>
+    </w:lvl>
+    <w:lvl w:ilvl="6" w:tentative="1">
+      <w:start w:val="1"/>
+      <w:numFmt w:val="bullet"/>
+      <w:lvlText w:val=""/>
+      <w:lvlJc w:val="left"/>
+      <w:pPr>
+        <w:tabs>
+          <w:tab w:val="num" w:pos="5040"/>
+        </w:tabs>
+        <w:ind w:left="5040" w:hanging="360"/>
+      </w:pPr>
+      <w:rPr>
+        <w:rFonts w:ascii="Wingdings" w:hAnsi="Wingdings" w:hint="default"/>
+        <w:sz w:val="20"/>
+      </w:rPr>
+    </w:lvl>
+    <w:lvl w:ilvl="7" w:tentative="1">
+      <w:start w:val="1"/>
+      <w:numFmt w:val="bullet"/>
+      <w:lvlText w:val=""/>
+      <w:lvlJc w:val="left"/>
+      <w:pPr>
+        <w:tabs>
+          <w:tab w:val="num" w:pos="5760"/>
+        </w:tabs>
+        <w:ind w:left="5760" w:hanging="360"/>
+      </w:pPr>
+      <w:rPr>
+        <w:rFonts w:ascii="Wingdings" w:hAnsi="Wingdings" w:hint="default"/>
+        <w:sz w:val="20"/>
+      </w:rPr>
+    </w:lvl>
+    <w:lvl w:ilvl="8" w:tentative="1">
+      <w:start w:val="1"/>
+      <w:numFmt w:val="bullet"/>
+      <w:lvlText w:val=""/>
+      <w:lvlJc w:val="left"/>
+      <w:pPr>
+        <w:tabs>
+          <w:tab w:val="num" w:pos="6480"/>
+        </w:tabs>
+        <w:ind w:left="6480" w:hanging="360"/>
+      </w:pPr>
+      <w:rPr>
+        <w:rFonts w:ascii="Wingdings" w:hAnsi="Wingdings" w:hint="default"/>
+        <w:sz w:val="20"/>
+      </w:rPr>
+    </w:lvl>
+  </w:abstractNum>
+  <w:abstractNum w:abstractNumId="10" w15:restartNumberingAfterBreak="0">
+    <w:nsid w:val="1C466129"/>
+    <w:multiLevelType w:val="multilevel"/>
+    <w:tmpl w:val="5E3EE7A8"/>
+    <w:lvl w:ilvl="0">
+      <w:start w:val="1"/>
+      <w:numFmt w:val="bullet"/>
+      <w:lvlText w:val=""/>
+      <w:lvlJc w:val="left"/>
+      <w:pPr>
+        <w:tabs>
+          <w:tab w:val="num" w:pos="720"/>
+        </w:tabs>
+        <w:ind w:left="720" w:hanging="360"/>
+      </w:pPr>
+      <w:rPr>
+        <w:rFonts w:ascii="Symbol" w:hAnsi="Symbol" w:hint="default"/>
+        <w:sz w:val="20"/>
+      </w:rPr>
+    </w:lvl>
+    <w:lvl w:ilvl="1" w:tentative="1">
+      <w:start w:val="1"/>
+      <w:numFmt w:val="bullet"/>
+      <w:lvlText w:val="o"/>
+      <w:lvlJc w:val="left"/>
+      <w:pPr>
+        <w:tabs>
+          <w:tab w:val="num" w:pos="1440"/>
+        </w:tabs>
+        <w:ind w:left="1440" w:hanging="360"/>
+      </w:pPr>
+      <w:rPr>
+        <w:rFonts w:ascii="Courier New" w:hAnsi="Courier New" w:hint="default"/>
+        <w:sz w:val="20"/>
+      </w:rPr>
+    </w:lvl>
+    <w:lvl w:ilvl="2" w:tentative="1">
+      <w:start w:val="1"/>
+      <w:numFmt w:val="bullet"/>
+      <w:lvlText w:val=""/>
+      <w:lvlJc w:val="left"/>
+      <w:pPr>
+        <w:tabs>
+          <w:tab w:val="num" w:pos="2160"/>
+        </w:tabs>
+        <w:ind w:left="2160" w:hanging="360"/>
+      </w:pPr>
+      <w:rPr>
+        <w:rFonts w:ascii="Wingdings" w:hAnsi="Wingdings" w:hint="default"/>
+        <w:sz w:val="20"/>
+      </w:rPr>
+    </w:lvl>
+    <w:lvl w:ilvl="3" w:tentative="1">
+      <w:start w:val="1"/>
+      <w:numFmt w:val="bullet"/>
+      <w:lvlText w:val=""/>
+      <w:lvlJc w:val="left"/>
+      <w:pPr>
+        <w:tabs>
+          <w:tab w:val="num" w:pos="2880"/>
+        </w:tabs>
+        <w:ind w:left="2880" w:hanging="360"/>
+      </w:pPr>
+      <w:rPr>
+        <w:rFonts w:ascii="Wingdings" w:hAnsi="Wingdings" w:hint="default"/>
+        <w:sz w:val="20"/>
+      </w:rPr>
+    </w:lvl>
+    <w:lvl w:ilvl="4" w:tentative="1">
+      <w:start w:val="1"/>
+      <w:numFmt w:val="bullet"/>
+      <w:lvlText w:val=""/>
+      <w:lvlJc w:val="left"/>
+      <w:pPr>
+        <w:tabs>
+          <w:tab w:val="num" w:pos="3600"/>
+        </w:tabs>
+        <w:ind w:left="3600" w:hanging="360"/>
+      </w:pPr>
+      <w:rPr>
+        <w:rFonts w:ascii="Wingdings" w:hAnsi="Wingdings" w:hint="default"/>
+        <w:sz w:val="20"/>
+      </w:rPr>
+    </w:lvl>
+    <w:lvl w:ilvl="5" w:tentative="1">
+      <w:start w:val="1"/>
+      <w:numFmt w:val="bullet"/>
+      <w:lvlText w:val=""/>
+      <w:lvlJc w:val="left"/>
+      <w:pPr>
+        <w:tabs>
+          <w:tab w:val="num" w:pos="4320"/>
+        </w:tabs>
+        <w:ind w:left="4320" w:hanging="360"/>
+      </w:pPr>
+      <w:rPr>
+        <w:rFonts w:ascii="Wingdings" w:hAnsi="Wingdings" w:hint="default"/>
+        <w:sz w:val="20"/>
+      </w:rPr>
+    </w:lvl>
+    <w:lvl w:ilvl="6" w:tentative="1">
+      <w:start w:val="1"/>
+      <w:numFmt w:val="bullet"/>
+      <w:lvlText w:val=""/>
+      <w:lvlJc w:val="left"/>
+      <w:pPr>
+        <w:tabs>
+          <w:tab w:val="num" w:pos="5040"/>
+        </w:tabs>
+        <w:ind w:left="5040" w:hanging="360"/>
+      </w:pPr>
+      <w:rPr>
+        <w:rFonts w:ascii="Wingdings" w:hAnsi="Wingdings" w:hint="default"/>
+        <w:sz w:val="20"/>
+      </w:rPr>
+    </w:lvl>
+    <w:lvl w:ilvl="7" w:tentative="1">
+      <w:start w:val="1"/>
+      <w:numFmt w:val="bullet"/>
+      <w:lvlText w:val=""/>
+      <w:lvlJc w:val="left"/>
+      <w:pPr>
+        <w:tabs>
+          <w:tab w:val="num" w:pos="5760"/>
+        </w:tabs>
+        <w:ind w:left="5760" w:hanging="360"/>
+      </w:pPr>
+      <w:rPr>
+        <w:rFonts w:ascii="Wingdings" w:hAnsi="Wingdings" w:hint="default"/>
+        <w:sz w:val="20"/>
+      </w:rPr>
+    </w:lvl>
+    <w:lvl w:ilvl="8" w:tentative="1">
+      <w:start w:val="1"/>
+      <w:numFmt w:val="bullet"/>
+      <w:lvlText w:val=""/>
+      <w:lvlJc w:val="left"/>
+      <w:pPr>
+        <w:tabs>
+          <w:tab w:val="num" w:pos="6480"/>
+        </w:tabs>
+        <w:ind w:left="6480" w:hanging="360"/>
+      </w:pPr>
+      <w:rPr>
+        <w:rFonts w:ascii="Wingdings" w:hAnsi="Wingdings" w:hint="default"/>
+        <w:sz w:val="20"/>
+      </w:rPr>
+    </w:lvl>
+  </w:abstractNum>
+  <w:abstractNum w:abstractNumId="11" w15:restartNumberingAfterBreak="0">
+    <w:nsid w:val="1DE7545C"/>
+    <w:multiLevelType w:val="multilevel"/>
+    <w:tmpl w:val="3116691C"/>
+    <w:lvl w:ilvl="0">
+      <w:start w:val="1"/>
+      <w:numFmt w:val="bullet"/>
+      <w:lvlText w:val=""/>
+      <w:lvlJc w:val="left"/>
+      <w:pPr>
+        <w:tabs>
+          <w:tab w:val="num" w:pos="720"/>
+        </w:tabs>
+        <w:ind w:left="720" w:hanging="360"/>
+      </w:pPr>
+      <w:rPr>
+        <w:rFonts w:ascii="Symbol" w:hAnsi="Symbol" w:hint="default"/>
+        <w:sz w:val="20"/>
+      </w:rPr>
+    </w:lvl>
+    <w:lvl w:ilvl="1" w:tentative="1">
+      <w:start w:val="1"/>
+      <w:numFmt w:val="bullet"/>
+      <w:lvlText w:val="o"/>
+      <w:lvlJc w:val="left"/>
+      <w:pPr>
+        <w:tabs>
+          <w:tab w:val="num" w:pos="1440"/>
+        </w:tabs>
+        <w:ind w:left="1440" w:hanging="360"/>
+      </w:pPr>
+      <w:rPr>
+        <w:rFonts w:ascii="Courier New" w:hAnsi="Courier New" w:hint="default"/>
+        <w:sz w:val="20"/>
+      </w:rPr>
+    </w:lvl>
+    <w:lvl w:ilvl="2" w:tentative="1">
+      <w:start w:val="1"/>
+      <w:numFmt w:val="bullet"/>
+      <w:lvlText w:val=""/>
+      <w:lvlJc w:val="left"/>
+      <w:pPr>
+        <w:tabs>
+          <w:tab w:val="num" w:pos="2160"/>
+        </w:tabs>
+        <w:ind w:left="2160" w:hanging="360"/>
+      </w:pPr>
+      <w:rPr>
+        <w:rFonts w:ascii="Wingdings" w:hAnsi="Wingdings" w:hint="default"/>
+        <w:sz w:val="20"/>
+      </w:rPr>
+    </w:lvl>
+    <w:lvl w:ilvl="3" w:tentative="1">
+      <w:start w:val="1"/>
+      <w:numFmt w:val="bullet"/>
+      <w:lvlText w:val=""/>
+      <w:lvlJc w:val="left"/>
+      <w:pPr>
+        <w:tabs>
+          <w:tab w:val="num" w:pos="2880"/>
+        </w:tabs>
+        <w:ind w:left="2880" w:hanging="360"/>
+      </w:pPr>
+      <w:rPr>
+        <w:rFonts w:ascii="Wingdings" w:hAnsi="Wingdings" w:hint="default"/>
+        <w:sz w:val="20"/>
+      </w:rPr>
+    </w:lvl>
+    <w:lvl w:ilvl="4" w:tentative="1">
+      <w:start w:val="1"/>
+      <w:numFmt w:val="bullet"/>
+      <w:lvlText w:val=""/>
+      <w:lvlJc w:val="left"/>
+      <w:pPr>
+        <w:tabs>
+          <w:tab w:val="num" w:pos="3600"/>
+        </w:tabs>
+        <w:ind w:left="3600" w:hanging="360"/>
+      </w:pPr>
+      <w:rPr>
+        <w:rFonts w:ascii="Wingdings" w:hAnsi="Wingdings" w:hint="default"/>
+        <w:sz w:val="20"/>
+      </w:rPr>
+    </w:lvl>
+    <w:lvl w:ilvl="5" w:tentative="1">
+      <w:start w:val="1"/>
+      <w:numFmt w:val="bullet"/>
+      <w:lvlText w:val=""/>
+      <w:lvlJc w:val="left"/>
+      <w:pPr>
+        <w:tabs>
+          <w:tab w:val="num" w:pos="4320"/>
+        </w:tabs>
+        <w:ind w:left="4320" w:hanging="360"/>
+      </w:pPr>
+      <w:rPr>
+        <w:rFonts w:ascii="Wingdings" w:hAnsi="Wingdings" w:hint="default"/>
+        <w:sz w:val="20"/>
+      </w:rPr>
+    </w:lvl>
+    <w:lvl w:ilvl="6" w:tentative="1">
+      <w:start w:val="1"/>
+      <w:numFmt w:val="bullet"/>
+      <w:lvlText w:val=""/>
+      <w:lvlJc w:val="left"/>
+      <w:pPr>
+        <w:tabs>
+          <w:tab w:val="num" w:pos="5040"/>
+        </w:tabs>
+        <w:ind w:left="5040" w:hanging="360"/>
+      </w:pPr>
+      <w:rPr>
+        <w:rFonts w:ascii="Wingdings" w:hAnsi="Wingdings" w:hint="default"/>
+        <w:sz w:val="20"/>
+      </w:rPr>
+    </w:lvl>
+    <w:lvl w:ilvl="7" w:tentative="1">
+      <w:start w:val="1"/>
+      <w:numFmt w:val="bullet"/>
+      <w:lvlText w:val=""/>
+      <w:lvlJc w:val="left"/>
+      <w:pPr>
+        <w:tabs>
+          <w:tab w:val="num" w:pos="5760"/>
+        </w:tabs>
+        <w:ind w:left="5760" w:hanging="360"/>
+      </w:pPr>
+      <w:rPr>
+        <w:rFonts w:ascii="Wingdings" w:hAnsi="Wingdings" w:hint="default"/>
+        <w:sz w:val="20"/>
+      </w:rPr>
+    </w:lvl>
+    <w:lvl w:ilvl="8" w:tentative="1">
+      <w:start w:val="1"/>
+      <w:numFmt w:val="bullet"/>
+      <w:lvlText w:val=""/>
+      <w:lvlJc w:val="left"/>
+      <w:pPr>
+        <w:tabs>
+          <w:tab w:val="num" w:pos="6480"/>
+        </w:tabs>
+        <w:ind w:left="6480" w:hanging="360"/>
+      </w:pPr>
+      <w:rPr>
+        <w:rFonts w:ascii="Wingdings" w:hAnsi="Wingdings" w:hint="default"/>
+        <w:sz w:val="20"/>
+      </w:rPr>
+    </w:lvl>
+  </w:abstractNum>
+  <w:abstractNum w:abstractNumId="12" w15:restartNumberingAfterBreak="0">
+    <w:nsid w:val="254A5058"/>
+    <w:multiLevelType w:val="multilevel"/>
+    <w:tmpl w:val="FCBC70F6"/>
+    <w:lvl w:ilvl="0">
+      <w:start w:val="1"/>
+      <w:numFmt w:val="bullet"/>
+      <w:lvlText w:val=""/>
+      <w:lvlJc w:val="left"/>
+      <w:pPr>
+        <w:tabs>
+          <w:tab w:val="num" w:pos="720"/>
+        </w:tabs>
+        <w:ind w:left="720" w:hanging="360"/>
+      </w:pPr>
+      <w:rPr>
+        <w:rFonts w:ascii="Symbol" w:hAnsi="Symbol" w:hint="default"/>
+        <w:sz w:val="20"/>
+      </w:rPr>
+    </w:lvl>
+    <w:lvl w:ilvl="1" w:tentative="1">
+      <w:start w:val="1"/>
+      <w:numFmt w:val="bullet"/>
+      <w:lvlText w:val="o"/>
+      <w:lvlJc w:val="left"/>
+      <w:pPr>
+        <w:tabs>
+          <w:tab w:val="num" w:pos="1440"/>
+        </w:tabs>
+        <w:ind w:left="1440" w:hanging="360"/>
+      </w:pPr>
+      <w:rPr>
+        <w:rFonts w:ascii="Courier New" w:hAnsi="Courier New" w:hint="default"/>
+        <w:sz w:val="20"/>
+      </w:rPr>
+    </w:lvl>
+    <w:lvl w:ilvl="2" w:tentative="1">
+      <w:start w:val="1"/>
+      <w:numFmt w:val="bullet"/>
+      <w:lvlText w:val=""/>
+      <w:lvlJc w:val="left"/>
+      <w:pPr>
+        <w:tabs>
+          <w:tab w:val="num" w:pos="2160"/>
+        </w:tabs>
+        <w:ind w:left="2160" w:hanging="360"/>
+      </w:pPr>
+      <w:rPr>
+        <w:rFonts w:ascii="Wingdings" w:hAnsi="Wingdings" w:hint="default"/>
+        <w:sz w:val="20"/>
+      </w:rPr>
+    </w:lvl>
+    <w:lvl w:ilvl="3" w:tentative="1">
+      <w:start w:val="1"/>
+      <w:numFmt w:val="bullet"/>
+      <w:lvlText w:val=""/>
+      <w:lvlJc w:val="left"/>
+      <w:pPr>
+        <w:tabs>
+          <w:tab w:val="num" w:pos="2880"/>
+        </w:tabs>
+        <w:ind w:left="2880" w:hanging="360"/>
+      </w:pPr>
+      <w:rPr>
+        <w:rFonts w:ascii="Wingdings" w:hAnsi="Wingdings" w:hint="default"/>
+        <w:sz w:val="20"/>
+      </w:rPr>
+    </w:lvl>
+    <w:lvl w:ilvl="4" w:tentative="1">
+      <w:start w:val="1"/>
+      <w:numFmt w:val="bullet"/>
+      <w:lvlText w:val=""/>
+      <w:lvlJc w:val="left"/>
+      <w:pPr>
+        <w:tabs>
+          <w:tab w:val="num" w:pos="3600"/>
+        </w:tabs>
+        <w:ind w:left="3600" w:hanging="360"/>
+      </w:pPr>
+      <w:rPr>
+        <w:rFonts w:ascii="Wingdings" w:hAnsi="Wingdings" w:hint="default"/>
+        <w:sz w:val="20"/>
+      </w:rPr>
+    </w:lvl>
+    <w:lvl w:ilvl="5" w:tentative="1">
+      <w:start w:val="1"/>
+      <w:numFmt w:val="bullet"/>
+      <w:lvlText w:val=""/>
+      <w:lvlJc w:val="left"/>
+      <w:pPr>
+        <w:tabs>
+          <w:tab w:val="num" w:pos="4320"/>
+        </w:tabs>
+        <w:ind w:left="4320" w:hanging="360"/>
+      </w:pPr>
+      <w:rPr>
+        <w:rFonts w:ascii="Wingdings" w:hAnsi="Wingdings" w:hint="default"/>
+        <w:sz w:val="20"/>
+      </w:rPr>
+    </w:lvl>
+    <w:lvl w:ilvl="6" w:tentative="1">
+      <w:start w:val="1"/>
+      <w:numFmt w:val="bullet"/>
+      <w:lvlText w:val=""/>
+      <w:lvlJc w:val="left"/>
+      <w:pPr>
+        <w:tabs>
+          <w:tab w:val="num" w:pos="5040"/>
+        </w:tabs>
+        <w:ind w:left="5040" w:hanging="360"/>
+      </w:pPr>
+      <w:rPr>
+        <w:rFonts w:ascii="Wingdings" w:hAnsi="Wingdings" w:hint="default"/>
+        <w:sz w:val="20"/>
+      </w:rPr>
+    </w:lvl>
+    <w:lvl w:ilvl="7" w:tentative="1">
+      <w:start w:val="1"/>
+      <w:numFmt w:val="bullet"/>
+      <w:lvlText w:val=""/>
+      <w:lvlJc w:val="left"/>
+      <w:pPr>
+        <w:tabs>
+          <w:tab w:val="num" w:pos="5760"/>
+        </w:tabs>
+        <w:ind w:left="5760" w:hanging="360"/>
+      </w:pPr>
+      <w:rPr>
+        <w:rFonts w:ascii="Wingdings" w:hAnsi="Wingdings" w:hint="default"/>
+        <w:sz w:val="20"/>
+      </w:rPr>
+    </w:lvl>
+    <w:lvl w:ilvl="8" w:tentative="1">
+      <w:start w:val="1"/>
+      <w:numFmt w:val="bullet"/>
+      <w:lvlText w:val=""/>
+      <w:lvlJc w:val="left"/>
+      <w:pPr>
+        <w:tabs>
+          <w:tab w:val="num" w:pos="6480"/>
+        </w:tabs>
+        <w:ind w:left="6480" w:hanging="360"/>
+      </w:pPr>
+      <w:rPr>
+        <w:rFonts w:ascii="Wingdings" w:hAnsi="Wingdings" w:hint="default"/>
+        <w:sz w:val="20"/>
+      </w:rPr>
+    </w:lvl>
+  </w:abstractNum>
+  <w:abstractNum w:abstractNumId="13" w15:restartNumberingAfterBreak="0">
+    <w:nsid w:val="31997454"/>
+    <w:multiLevelType w:val="multilevel"/>
+    <w:tmpl w:val="2EAA7B8C"/>
+    <w:lvl w:ilvl="0">
+      <w:start w:val="1"/>
+      <w:numFmt w:val="bullet"/>
+      <w:lvlText w:val=""/>
+      <w:lvlJc w:val="left"/>
+      <w:pPr>
+        <w:tabs>
+          <w:tab w:val="num" w:pos="720"/>
+        </w:tabs>
+        <w:ind w:left="720" w:hanging="360"/>
+      </w:pPr>
+      <w:rPr>
+        <w:rFonts w:ascii="Symbol" w:hAnsi="Symbol" w:hint="default"/>
+        <w:sz w:val="20"/>
+      </w:rPr>
+    </w:lvl>
+    <w:lvl w:ilvl="1" w:tentative="1">
+      <w:start w:val="1"/>
+      <w:numFmt w:val="bullet"/>
+      <w:lvlText w:val="o"/>
+      <w:lvlJc w:val="left"/>
+      <w:pPr>
+        <w:tabs>
+          <w:tab w:val="num" w:pos="1440"/>
+        </w:tabs>
+        <w:ind w:left="1440" w:hanging="360"/>
+      </w:pPr>
+      <w:rPr>
+        <w:rFonts w:ascii="Courier New" w:hAnsi="Courier New" w:hint="default"/>
+        <w:sz w:val="20"/>
+      </w:rPr>
+    </w:lvl>
+    <w:lvl w:ilvl="2" w:tentative="1">
+      <w:start w:val="1"/>
+      <w:numFmt w:val="bullet"/>
+      <w:lvlText w:val=""/>
+      <w:lvlJc w:val="left"/>
+      <w:pPr>
+        <w:tabs>
+          <w:tab w:val="num" w:pos="2160"/>
+        </w:tabs>
+        <w:ind w:left="2160" w:hanging="360"/>
+      </w:pPr>
+      <w:rPr>
+        <w:rFonts w:ascii="Wingdings" w:hAnsi="Wingdings" w:hint="default"/>
+        <w:sz w:val="20"/>
+      </w:rPr>
+    </w:lvl>
+    <w:lvl w:ilvl="3" w:tentative="1">
+      <w:start w:val="1"/>
+      <w:numFmt w:val="bullet"/>
+      <w:lvlText w:val=""/>
+      <w:lvlJc w:val="left"/>
+      <w:pPr>
+        <w:tabs>
+          <w:tab w:val="num" w:pos="2880"/>
+        </w:tabs>
+        <w:ind w:left="2880" w:hanging="360"/>
+      </w:pPr>
+      <w:rPr>
+        <w:rFonts w:ascii="Wingdings" w:hAnsi="Wingdings" w:hint="default"/>
+        <w:sz w:val="20"/>
+      </w:rPr>
+    </w:lvl>
+    <w:lvl w:ilvl="4" w:tentative="1">
+      <w:start w:val="1"/>
+      <w:numFmt w:val="bullet"/>
+      <w:lvlText w:val=""/>
+      <w:lvlJc w:val="left"/>
+      <w:pPr>
+        <w:tabs>
+          <w:tab w:val="num" w:pos="3600"/>
+        </w:tabs>
+        <w:ind w:left="3600" w:hanging="360"/>
+      </w:pPr>
+      <w:rPr>
+        <w:rFonts w:ascii="Wingdings" w:hAnsi="Wingdings" w:hint="default"/>
+        <w:sz w:val="20"/>
+      </w:rPr>
+    </w:lvl>
+    <w:lvl w:ilvl="5" w:tentative="1">
+      <w:start w:val="1"/>
+      <w:numFmt w:val="bullet"/>
+      <w:lvlText w:val=""/>
+      <w:lvlJc w:val="left"/>
+      <w:pPr>
+        <w:tabs>
+          <w:tab w:val="num" w:pos="4320"/>
+        </w:tabs>
+        <w:ind w:left="4320" w:hanging="360"/>
+      </w:pPr>
+      <w:rPr>
+        <w:rFonts w:ascii="Wingdings" w:hAnsi="Wingdings" w:hint="default"/>
+        <w:sz w:val="20"/>
+      </w:rPr>
+    </w:lvl>
+    <w:lvl w:ilvl="6" w:tentative="1">
+      <w:start w:val="1"/>
+      <w:numFmt w:val="bullet"/>
+      <w:lvlText w:val=""/>
+      <w:lvlJc w:val="left"/>
+      <w:pPr>
+        <w:tabs>
+          <w:tab w:val="num" w:pos="5040"/>
+        </w:tabs>
+        <w:ind w:left="5040" w:hanging="360"/>
+      </w:pPr>
+      <w:rPr>
+        <w:rFonts w:ascii="Wingdings" w:hAnsi="Wingdings" w:hint="default"/>
+        <w:sz w:val="20"/>
+      </w:rPr>
+    </w:lvl>
+    <w:lvl w:ilvl="7" w:tentative="1">
+      <w:start w:val="1"/>
+      <w:numFmt w:val="bullet"/>
+      <w:lvlText w:val=""/>
+      <w:lvlJc w:val="left"/>
+      <w:pPr>
+        <w:tabs>
+          <w:tab w:val="num" w:pos="5760"/>
+        </w:tabs>
+        <w:ind w:left="5760" w:hanging="360"/>
+      </w:pPr>
+      <w:rPr>
+        <w:rFonts w:ascii="Wingdings" w:hAnsi="Wingdings" w:hint="default"/>
+        <w:sz w:val="20"/>
+      </w:rPr>
+    </w:lvl>
+    <w:lvl w:ilvl="8" w:tentative="1">
+      <w:start w:val="1"/>
+      <w:numFmt w:val="bullet"/>
+      <w:lvlText w:val=""/>
+      <w:lvlJc w:val="left"/>
+      <w:pPr>
+        <w:tabs>
+          <w:tab w:val="num" w:pos="6480"/>
+        </w:tabs>
+        <w:ind w:left="6480" w:hanging="360"/>
+      </w:pPr>
+      <w:rPr>
+        <w:rFonts w:ascii="Wingdings" w:hAnsi="Wingdings" w:hint="default"/>
+        <w:sz w:val="20"/>
+      </w:rPr>
+    </w:lvl>
+  </w:abstractNum>
+  <w:abstractNum w:abstractNumId="14" w15:restartNumberingAfterBreak="0">
+    <w:nsid w:val="32180B92"/>
+    <w:multiLevelType w:val="multilevel"/>
+    <w:tmpl w:val="2F0C5B8A"/>
+    <w:lvl w:ilvl="0">
+      <w:start w:val="1"/>
+      <w:numFmt w:val="bullet"/>
+      <w:lvlText w:val=""/>
+      <w:lvlJc w:val="left"/>
+      <w:pPr>
+        <w:tabs>
+          <w:tab w:val="num" w:pos="720"/>
+        </w:tabs>
+        <w:ind w:left="720" w:hanging="360"/>
+      </w:pPr>
+      <w:rPr>
+        <w:rFonts w:ascii="Symbol" w:hAnsi="Symbol" w:hint="default"/>
+        <w:sz w:val="20"/>
+      </w:rPr>
+    </w:lvl>
+    <w:lvl w:ilvl="1" w:tentative="1">
+      <w:start w:val="1"/>
+      <w:numFmt w:val="bullet"/>
+      <w:lvlText w:val="o"/>
+      <w:lvlJc w:val="left"/>
+      <w:pPr>
+        <w:tabs>
+          <w:tab w:val="num" w:pos="1440"/>
+        </w:tabs>
+        <w:ind w:left="1440" w:hanging="360"/>
+      </w:pPr>
+      <w:rPr>
+        <w:rFonts w:ascii="Courier New" w:hAnsi="Courier New" w:hint="default"/>
+        <w:sz w:val="20"/>
+      </w:rPr>
+    </w:lvl>
+    <w:lvl w:ilvl="2" w:tentative="1">
+      <w:start w:val="1"/>
+      <w:numFmt w:val="bullet"/>
+      <w:lvlText w:val=""/>
+      <w:lvlJc w:val="left"/>
+      <w:pPr>
+        <w:tabs>
+          <w:tab w:val="num" w:pos="2160"/>
+        </w:tabs>
+        <w:ind w:left="2160" w:hanging="360"/>
+      </w:pPr>
+      <w:rPr>
+        <w:rFonts w:ascii="Wingdings" w:hAnsi="Wingdings" w:hint="default"/>
+        <w:sz w:val="20"/>
+      </w:rPr>
+    </w:lvl>
+    <w:lvl w:ilvl="3" w:tentative="1">
+      <w:start w:val="1"/>
+      <w:numFmt w:val="bullet"/>
+      <w:lvlText w:val=""/>
+      <w:lvlJc w:val="left"/>
+      <w:pPr>
+        <w:tabs>
+          <w:tab w:val="num" w:pos="2880"/>
+        </w:tabs>
+        <w:ind w:left="2880" w:hanging="360"/>
+      </w:pPr>
+      <w:rPr>
+        <w:rFonts w:ascii="Wingdings" w:hAnsi="Wingdings" w:hint="default"/>
+        <w:sz w:val="20"/>
+      </w:rPr>
+    </w:lvl>
+    <w:lvl w:ilvl="4" w:tentative="1">
+      <w:start w:val="1"/>
+      <w:numFmt w:val="bullet"/>
+      <w:lvlText w:val=""/>
+      <w:lvlJc w:val="left"/>
+      <w:pPr>
+        <w:tabs>
+          <w:tab w:val="num" w:pos="3600"/>
+        </w:tabs>
+        <w:ind w:left="3600" w:hanging="360"/>
+      </w:pPr>
+      <w:rPr>
+        <w:rFonts w:ascii="Wingdings" w:hAnsi="Wingdings" w:hint="default"/>
+        <w:sz w:val="20"/>
+      </w:rPr>
+    </w:lvl>
+    <w:lvl w:ilvl="5" w:tentative="1">
+      <w:start w:val="1"/>
+      <w:numFmt w:val="bullet"/>
+      <w:lvlText w:val=""/>
+      <w:lvlJc w:val="left"/>
+      <w:pPr>
+        <w:tabs>
+          <w:tab w:val="num" w:pos="4320"/>
+        </w:tabs>
+        <w:ind w:left="4320" w:hanging="360"/>
+      </w:pPr>
+      <w:rPr>
+        <w:rFonts w:ascii="Wingdings" w:hAnsi="Wingdings" w:hint="default"/>
+        <w:sz w:val="20"/>
+      </w:rPr>
+    </w:lvl>
+    <w:lvl w:ilvl="6" w:tentative="1">
+      <w:start w:val="1"/>
+      <w:numFmt w:val="bullet"/>
+      <w:lvlText w:val=""/>
+      <w:lvlJc w:val="left"/>
+      <w:pPr>
+        <w:tabs>
+          <w:tab w:val="num" w:pos="5040"/>
+        </w:tabs>
+        <w:ind w:left="5040" w:hanging="360"/>
+      </w:pPr>
+      <w:rPr>
+        <w:rFonts w:ascii="Wingdings" w:hAnsi="Wingdings" w:hint="default"/>
+        <w:sz w:val="20"/>
+      </w:rPr>
+    </w:lvl>
+    <w:lvl w:ilvl="7" w:tentative="1">
+      <w:start w:val="1"/>
+      <w:numFmt w:val="bullet"/>
+      <w:lvlText w:val=""/>
+      <w:lvlJc w:val="left"/>
+      <w:pPr>
+        <w:tabs>
+          <w:tab w:val="num" w:pos="5760"/>
+        </w:tabs>
+        <w:ind w:left="5760" w:hanging="360"/>
+      </w:pPr>
+      <w:rPr>
+        <w:rFonts w:ascii="Wingdings" w:hAnsi="Wingdings" w:hint="default"/>
+        <w:sz w:val="20"/>
+      </w:rPr>
+    </w:lvl>
+    <w:lvl w:ilvl="8" w:tentative="1">
+      <w:start w:val="1"/>
+      <w:numFmt w:val="bullet"/>
+      <w:lvlText w:val=""/>
+      <w:lvlJc w:val="left"/>
+      <w:pPr>
+        <w:tabs>
+          <w:tab w:val="num" w:pos="6480"/>
+        </w:tabs>
+        <w:ind w:left="6480" w:hanging="360"/>
+      </w:pPr>
+      <w:rPr>
+        <w:rFonts w:ascii="Wingdings" w:hAnsi="Wingdings" w:hint="default"/>
+        <w:sz w:val="20"/>
+      </w:rPr>
+    </w:lvl>
+  </w:abstractNum>
+  <w:abstractNum w:abstractNumId="15" w15:restartNumberingAfterBreak="0">
+    <w:nsid w:val="32AE7550"/>
+    <w:multiLevelType w:val="multilevel"/>
+    <w:tmpl w:val="B4AA8CCA"/>
+    <w:lvl w:ilvl="0">
+      <w:start w:val="1"/>
+      <w:numFmt w:val="bullet"/>
+      <w:lvlText w:val=""/>
+      <w:lvlJc w:val="left"/>
+      <w:pPr>
+        <w:tabs>
+          <w:tab w:val="num" w:pos="720"/>
+        </w:tabs>
+        <w:ind w:left="720" w:hanging="360"/>
+      </w:pPr>
+      <w:rPr>
+        <w:rFonts w:ascii="Symbol" w:hAnsi="Symbol" w:hint="default"/>
+        <w:sz w:val="20"/>
+      </w:rPr>
+    </w:lvl>
+    <w:lvl w:ilvl="1" w:tentative="1">
+      <w:start w:val="1"/>
+      <w:numFmt w:val="bullet"/>
+      <w:lvlText w:val="o"/>
+      <w:lvlJc w:val="left"/>
+      <w:pPr>
+        <w:tabs>
+          <w:tab w:val="num" w:pos="1440"/>
+        </w:tabs>
+        <w:ind w:left="1440" w:hanging="360"/>
+      </w:pPr>
+      <w:rPr>
+        <w:rFonts w:ascii="Courier New" w:hAnsi="Courier New" w:hint="default"/>
+        <w:sz w:val="20"/>
+      </w:rPr>
+    </w:lvl>
+    <w:lvl w:ilvl="2" w:tentative="1">
+      <w:start w:val="1"/>
+      <w:numFmt w:val="bullet"/>
+      <w:lvlText w:val=""/>
+      <w:lvlJc w:val="left"/>
+      <w:pPr>
+        <w:tabs>
+          <w:tab w:val="num" w:pos="2160"/>
+        </w:tabs>
+        <w:ind w:left="2160" w:hanging="360"/>
+      </w:pPr>
+      <w:rPr>
+        <w:rFonts w:ascii="Wingdings" w:hAnsi="Wingdings" w:hint="default"/>
+        <w:sz w:val="20"/>
+      </w:rPr>
+    </w:lvl>
+    <w:lvl w:ilvl="3" w:tentative="1">
+      <w:start w:val="1"/>
+      <w:numFmt w:val="bullet"/>
+      <w:lvlText w:val=""/>
+      <w:lvlJc w:val="left"/>
+      <w:pPr>
+        <w:tabs>
+          <w:tab w:val="num" w:pos="2880"/>
+        </w:tabs>
+        <w:ind w:left="2880" w:hanging="360"/>
+      </w:pPr>
+      <w:rPr>
+        <w:rFonts w:ascii="Wingdings" w:hAnsi="Wingdings" w:hint="default"/>
+        <w:sz w:val="20"/>
+      </w:rPr>
+    </w:lvl>
+    <w:lvl w:ilvl="4" w:tentative="1">
+      <w:start w:val="1"/>
+      <w:numFmt w:val="bullet"/>
+      <w:lvlText w:val=""/>
+      <w:lvlJc w:val="left"/>
+      <w:pPr>
+        <w:tabs>
+          <w:tab w:val="num" w:pos="3600"/>
+        </w:tabs>
+        <w:ind w:left="3600" w:hanging="360"/>
+      </w:pPr>
+      <w:rPr>
+        <w:rFonts w:ascii="Wingdings" w:hAnsi="Wingdings" w:hint="default"/>
+        <w:sz w:val="20"/>
+      </w:rPr>
+    </w:lvl>
+    <w:lvl w:ilvl="5" w:tentative="1">
+      <w:start w:val="1"/>
+      <w:numFmt w:val="bullet"/>
+      <w:lvlText w:val=""/>
+      <w:lvlJc w:val="left"/>
+      <w:pPr>
+        <w:tabs>
+          <w:tab w:val="num" w:pos="4320"/>
+        </w:tabs>
+        <w:ind w:left="4320" w:hanging="360"/>
+      </w:pPr>
+      <w:rPr>
+        <w:rFonts w:ascii="Wingdings" w:hAnsi="Wingdings" w:hint="default"/>
+        <w:sz w:val="20"/>
+      </w:rPr>
+    </w:lvl>
+    <w:lvl w:ilvl="6" w:tentative="1">
+      <w:start w:val="1"/>
+      <w:numFmt w:val="bullet"/>
+      <w:lvlText w:val=""/>
+      <w:lvlJc w:val="left"/>
+      <w:pPr>
+        <w:tabs>
+          <w:tab w:val="num" w:pos="5040"/>
+        </w:tabs>
+        <w:ind w:left="5040" w:hanging="360"/>
+      </w:pPr>
+      <w:rPr>
+        <w:rFonts w:ascii="Wingdings" w:hAnsi="Wingdings" w:hint="default"/>
+        <w:sz w:val="20"/>
+      </w:rPr>
+    </w:lvl>
+    <w:lvl w:ilvl="7" w:tentative="1">
+      <w:start w:val="1"/>
+      <w:numFmt w:val="bullet"/>
+      <w:lvlText w:val=""/>
+      <w:lvlJc w:val="left"/>
+      <w:pPr>
+        <w:tabs>
+          <w:tab w:val="num" w:pos="5760"/>
+        </w:tabs>
+        <w:ind w:left="5760" w:hanging="360"/>
+      </w:pPr>
+      <w:rPr>
+        <w:rFonts w:ascii="Wingdings" w:hAnsi="Wingdings" w:hint="default"/>
+        <w:sz w:val="20"/>
+      </w:rPr>
+    </w:lvl>
+    <w:lvl w:ilvl="8" w:tentative="1">
+      <w:start w:val="1"/>
+      <w:numFmt w:val="bullet"/>
+      <w:lvlText w:val=""/>
+      <w:lvlJc w:val="left"/>
+      <w:pPr>
+        <w:tabs>
+          <w:tab w:val="num" w:pos="6480"/>
+        </w:tabs>
+        <w:ind w:left="6480" w:hanging="360"/>
+      </w:pPr>
+      <w:rPr>
+        <w:rFonts w:ascii="Wingdings" w:hAnsi="Wingdings" w:hint="default"/>
+        <w:sz w:val="20"/>
+      </w:rPr>
+    </w:lvl>
+  </w:abstractNum>
+  <w:abstractNum w:abstractNumId="16" w15:restartNumberingAfterBreak="0">
+    <w:nsid w:val="383F10EA"/>
+    <w:multiLevelType w:val="multilevel"/>
+    <w:tmpl w:val="07ACA1B4"/>
+    <w:lvl w:ilvl="0">
+      <w:start w:val="1"/>
+      <w:numFmt w:val="bullet"/>
+      <w:lvlText w:val=""/>
+      <w:lvlJc w:val="left"/>
+      <w:pPr>
+        <w:tabs>
+          <w:tab w:val="num" w:pos="720"/>
+        </w:tabs>
+        <w:ind w:left="720" w:hanging="360"/>
+      </w:pPr>
+      <w:rPr>
+        <w:rFonts w:ascii="Symbol" w:hAnsi="Symbol" w:hint="default"/>
+        <w:sz w:val="20"/>
+      </w:rPr>
+    </w:lvl>
+    <w:lvl w:ilvl="1" w:tentative="1">
+      <w:start w:val="1"/>
+      <w:numFmt w:val="bullet"/>
+      <w:lvlText w:val="o"/>
+      <w:lvlJc w:val="left"/>
+      <w:pPr>
+        <w:tabs>
+          <w:tab w:val="num" w:pos="1440"/>
+        </w:tabs>
+        <w:ind w:left="1440" w:hanging="360"/>
+      </w:pPr>
+      <w:rPr>
+        <w:rFonts w:ascii="Courier New" w:hAnsi="Courier New" w:hint="default"/>
+        <w:sz w:val="20"/>
+      </w:rPr>
+    </w:lvl>
+    <w:lvl w:ilvl="2" w:tentative="1">
+      <w:start w:val="1"/>
+      <w:numFmt w:val="bullet"/>
+      <w:lvlText w:val=""/>
+      <w:lvlJc w:val="left"/>
+      <w:pPr>
+        <w:tabs>
+          <w:tab w:val="num" w:pos="2160"/>
+        </w:tabs>
+        <w:ind w:left="2160" w:hanging="360"/>
+      </w:pPr>
+      <w:rPr>
+        <w:rFonts w:ascii="Wingdings" w:hAnsi="Wingdings" w:hint="default"/>
+        <w:sz w:val="20"/>
+      </w:rPr>
+    </w:lvl>
+    <w:lvl w:ilvl="3" w:tentative="1">
+      <w:start w:val="1"/>
+      <w:numFmt w:val="bullet"/>
+      <w:lvlText w:val=""/>
+      <w:lvlJc w:val="left"/>
+      <w:pPr>
+        <w:tabs>
+          <w:tab w:val="num" w:pos="2880"/>
+        </w:tabs>
+        <w:ind w:left="2880" w:hanging="360"/>
+      </w:pPr>
+      <w:rPr>
+        <w:rFonts w:ascii="Wingdings" w:hAnsi="Wingdings" w:hint="default"/>
+        <w:sz w:val="20"/>
+      </w:rPr>
+    </w:lvl>
+    <w:lvl w:ilvl="4" w:tentative="1">
+      <w:start w:val="1"/>
+      <w:numFmt w:val="bullet"/>
+      <w:lvlText w:val=""/>
+      <w:lvlJc w:val="left"/>
+      <w:pPr>
+        <w:tabs>
+          <w:tab w:val="num" w:pos="3600"/>
+        </w:tabs>
+        <w:ind w:left="3600" w:hanging="360"/>
+      </w:pPr>
+      <w:rPr>
+        <w:rFonts w:ascii="Wingdings" w:hAnsi="Wingdings" w:hint="default"/>
+        <w:sz w:val="20"/>
+      </w:rPr>
+    </w:lvl>
+    <w:lvl w:ilvl="5" w:tentative="1">
+      <w:start w:val="1"/>
+      <w:numFmt w:val="bullet"/>
+      <w:lvlText w:val=""/>
+      <w:lvlJc w:val="left"/>
+      <w:pPr>
+        <w:tabs>
+          <w:tab w:val="num" w:pos="4320"/>
+        </w:tabs>
+        <w:ind w:left="4320" w:hanging="360"/>
+      </w:pPr>
+      <w:rPr>
+        <w:rFonts w:ascii="Wingdings" w:hAnsi="Wingdings" w:hint="default"/>
+        <w:sz w:val="20"/>
+      </w:rPr>
+    </w:lvl>
+    <w:lvl w:ilvl="6" w:tentative="1">
+      <w:start w:val="1"/>
+      <w:numFmt w:val="bullet"/>
+      <w:lvlText w:val=""/>
+      <w:lvlJc w:val="left"/>
+      <w:pPr>
+        <w:tabs>
+          <w:tab w:val="num" w:pos="5040"/>
+        </w:tabs>
+        <w:ind w:left="5040" w:hanging="360"/>
+      </w:pPr>
+      <w:rPr>
+        <w:rFonts w:ascii="Wingdings" w:hAnsi="Wingdings" w:hint="default"/>
+        <w:sz w:val="20"/>
+      </w:rPr>
+    </w:lvl>
+    <w:lvl w:ilvl="7" w:tentative="1">
+      <w:start w:val="1"/>
+      <w:numFmt w:val="bullet"/>
+      <w:lvlText w:val=""/>
+      <w:lvlJc w:val="left"/>
+      <w:pPr>
+        <w:tabs>
+          <w:tab w:val="num" w:pos="5760"/>
+        </w:tabs>
+        <w:ind w:left="5760" w:hanging="360"/>
+      </w:pPr>
+      <w:rPr>
+        <w:rFonts w:ascii="Wingdings" w:hAnsi="Wingdings" w:hint="default"/>
+        <w:sz w:val="20"/>
+      </w:rPr>
+    </w:lvl>
+    <w:lvl w:ilvl="8" w:tentative="1">
+      <w:start w:val="1"/>
+      <w:numFmt w:val="bullet"/>
+      <w:lvlText w:val=""/>
+      <w:lvlJc w:val="left"/>
+      <w:pPr>
+        <w:tabs>
+          <w:tab w:val="num" w:pos="6480"/>
+        </w:tabs>
+        <w:ind w:left="6480" w:hanging="360"/>
+      </w:pPr>
+      <w:rPr>
+        <w:rFonts w:ascii="Wingdings" w:hAnsi="Wingdings" w:hint="default"/>
+        <w:sz w:val="20"/>
+      </w:rPr>
+    </w:lvl>
+  </w:abstractNum>
+  <w:abstractNum w:abstractNumId="17" w15:restartNumberingAfterBreak="0">
+    <w:nsid w:val="3F9205B5"/>
+    <w:multiLevelType w:val="multilevel"/>
+    <w:tmpl w:val="306A9B08"/>
+    <w:lvl w:ilvl="0">
+      <w:start w:val="1"/>
+      <w:numFmt w:val="bullet"/>
+      <w:lvlText w:val=""/>
+      <w:lvlJc w:val="left"/>
+      <w:pPr>
+        <w:tabs>
+          <w:tab w:val="num" w:pos="720"/>
+        </w:tabs>
+        <w:ind w:left="720" w:hanging="360"/>
+      </w:pPr>
+      <w:rPr>
+        <w:rFonts w:ascii="Symbol" w:hAnsi="Symbol" w:hint="default"/>
+        <w:sz w:val="20"/>
+      </w:rPr>
+    </w:lvl>
+    <w:lvl w:ilvl="1" w:tentative="1">
+      <w:start w:val="1"/>
+      <w:numFmt w:val="bullet"/>
+      <w:lvlText w:val="o"/>
+      <w:lvlJc w:val="left"/>
+      <w:pPr>
+        <w:tabs>
+          <w:tab w:val="num" w:pos="1440"/>
+        </w:tabs>
+        <w:ind w:left="1440" w:hanging="360"/>
+      </w:pPr>
+      <w:rPr>
+        <w:rFonts w:ascii="Courier New" w:hAnsi="Courier New" w:hint="default"/>
+        <w:sz w:val="20"/>
+      </w:rPr>
+    </w:lvl>
+    <w:lvl w:ilvl="2" w:tentative="1">
+      <w:start w:val="1"/>
+      <w:numFmt w:val="bullet"/>
+      <w:lvlText w:val=""/>
+      <w:lvlJc w:val="left"/>
+      <w:pPr>
+        <w:tabs>
+          <w:tab w:val="num" w:pos="2160"/>
+        </w:tabs>
+        <w:ind w:left="2160" w:hanging="360"/>
+      </w:pPr>
+      <w:rPr>
+        <w:rFonts w:ascii="Wingdings" w:hAnsi="Wingdings" w:hint="default"/>
+        <w:sz w:val="20"/>
+      </w:rPr>
+    </w:lvl>
+    <w:lvl w:ilvl="3" w:tentative="1">
+      <w:start w:val="1"/>
+      <w:numFmt w:val="bullet"/>
+      <w:lvlText w:val=""/>
+      <w:lvlJc w:val="left"/>
+      <w:pPr>
+        <w:tabs>
+          <w:tab w:val="num" w:pos="2880"/>
+        </w:tabs>
+        <w:ind w:left="2880" w:hanging="360"/>
+      </w:pPr>
+      <w:rPr>
+        <w:rFonts w:ascii="Wingdings" w:hAnsi="Wingdings" w:hint="default"/>
+        <w:sz w:val="20"/>
+      </w:rPr>
+    </w:lvl>
+    <w:lvl w:ilvl="4" w:tentative="1">
+      <w:start w:val="1"/>
+      <w:numFmt w:val="bullet"/>
+      <w:lvlText w:val=""/>
+      <w:lvlJc w:val="left"/>
+      <w:pPr>
+        <w:tabs>
+          <w:tab w:val="num" w:pos="3600"/>
+        </w:tabs>
+        <w:ind w:left="3600" w:hanging="360"/>
+      </w:pPr>
+      <w:rPr>
+        <w:rFonts w:ascii="Wingdings" w:hAnsi="Wingdings" w:hint="default"/>
+        <w:sz w:val="20"/>
+      </w:rPr>
+    </w:lvl>
+    <w:lvl w:ilvl="5" w:tentative="1">
+      <w:start w:val="1"/>
+      <w:numFmt w:val="bullet"/>
+      <w:lvlText w:val=""/>
+      <w:lvlJc w:val="left"/>
+      <w:pPr>
+        <w:tabs>
+          <w:tab w:val="num" w:pos="4320"/>
+        </w:tabs>
+        <w:ind w:left="4320" w:hanging="360"/>
+      </w:pPr>
+      <w:rPr>
+        <w:rFonts w:ascii="Wingdings" w:hAnsi="Wingdings" w:hint="default"/>
+        <w:sz w:val="20"/>
+      </w:rPr>
+    </w:lvl>
+    <w:lvl w:ilvl="6" w:tentative="1">
+      <w:start w:val="1"/>
+      <w:numFmt w:val="bullet"/>
+      <w:lvlText w:val=""/>
+      <w:lvlJc w:val="left"/>
+      <w:pPr>
+        <w:tabs>
+          <w:tab w:val="num" w:pos="5040"/>
+        </w:tabs>
+        <w:ind w:left="5040" w:hanging="360"/>
+      </w:pPr>
+      <w:rPr>
+        <w:rFonts w:ascii="Wingdings" w:hAnsi="Wingdings" w:hint="default"/>
+        <w:sz w:val="20"/>
+      </w:rPr>
+    </w:lvl>
+    <w:lvl w:ilvl="7" w:tentative="1">
+      <w:start w:val="1"/>
+      <w:numFmt w:val="bullet"/>
+      <w:lvlText w:val=""/>
+      <w:lvlJc w:val="left"/>
+      <w:pPr>
+        <w:tabs>
+          <w:tab w:val="num" w:pos="5760"/>
+        </w:tabs>
+        <w:ind w:left="5760" w:hanging="360"/>
+      </w:pPr>
+      <w:rPr>
+        <w:rFonts w:ascii="Wingdings" w:hAnsi="Wingdings" w:hint="default"/>
+        <w:sz w:val="20"/>
+      </w:rPr>
+    </w:lvl>
+    <w:lvl w:ilvl="8" w:tentative="1">
+      <w:start w:val="1"/>
+      <w:numFmt w:val="bullet"/>
+      <w:lvlText w:val=""/>
+      <w:lvlJc w:val="left"/>
+      <w:pPr>
+        <w:tabs>
+          <w:tab w:val="num" w:pos="6480"/>
+        </w:tabs>
+        <w:ind w:left="6480" w:hanging="360"/>
+      </w:pPr>
+      <w:rPr>
+        <w:rFonts w:ascii="Wingdings" w:hAnsi="Wingdings" w:hint="default"/>
+        <w:sz w:val="20"/>
+      </w:rPr>
+    </w:lvl>
+  </w:abstractNum>
+  <w:abstractNum w:abstractNumId="18" w15:restartNumberingAfterBreak="0">
+    <w:nsid w:val="40943A0B"/>
+    <w:multiLevelType w:val="multilevel"/>
+    <w:tmpl w:val="120A87F6"/>
+    <w:lvl w:ilvl="0">
+      <w:start w:val="1"/>
+      <w:numFmt w:val="bullet"/>
+      <w:lvlText w:val=""/>
+      <w:lvlJc w:val="left"/>
+      <w:pPr>
+        <w:tabs>
+          <w:tab w:val="num" w:pos="720"/>
+        </w:tabs>
+        <w:ind w:left="720" w:hanging="360"/>
+      </w:pPr>
+      <w:rPr>
+        <w:rFonts w:ascii="Symbol" w:hAnsi="Symbol" w:hint="default"/>
+        <w:sz w:val="20"/>
+      </w:rPr>
+    </w:lvl>
+    <w:lvl w:ilvl="1" w:tentative="1">
+      <w:start w:val="1"/>
+      <w:numFmt w:val="bullet"/>
+      <w:lvlText w:val="o"/>
+      <w:lvlJc w:val="left"/>
+      <w:pPr>
+        <w:tabs>
+          <w:tab w:val="num" w:pos="1440"/>
+        </w:tabs>
+        <w:ind w:left="1440" w:hanging="360"/>
+      </w:pPr>
+      <w:rPr>
+        <w:rFonts w:ascii="Courier New" w:hAnsi="Courier New" w:hint="default"/>
+        <w:sz w:val="20"/>
+      </w:rPr>
+    </w:lvl>
+    <w:lvl w:ilvl="2" w:tentative="1">
+      <w:start w:val="1"/>
+      <w:numFmt w:val="bullet"/>
+      <w:lvlText w:val=""/>
+      <w:lvlJc w:val="left"/>
+      <w:pPr>
+        <w:tabs>
+          <w:tab w:val="num" w:pos="2160"/>
+        </w:tabs>
+        <w:ind w:left="2160" w:hanging="360"/>
+      </w:pPr>
+      <w:rPr>
+        <w:rFonts w:ascii="Wingdings" w:hAnsi="Wingdings" w:hint="default"/>
+        <w:sz w:val="20"/>
+      </w:rPr>
+    </w:lvl>
+    <w:lvl w:ilvl="3" w:tentative="1">
+      <w:start w:val="1"/>
+      <w:numFmt w:val="bullet"/>
+      <w:lvlText w:val=""/>
+      <w:lvlJc w:val="left"/>
+      <w:pPr>
+        <w:tabs>
+          <w:tab w:val="num" w:pos="2880"/>
+        </w:tabs>
+        <w:ind w:left="2880" w:hanging="360"/>
+      </w:pPr>
+      <w:rPr>
+        <w:rFonts w:ascii="Wingdings" w:hAnsi="Wingdings" w:hint="default"/>
+        <w:sz w:val="20"/>
+      </w:rPr>
+    </w:lvl>
+    <w:lvl w:ilvl="4" w:tentative="1">
+      <w:start w:val="1"/>
+      <w:numFmt w:val="bullet"/>
+      <w:lvlText w:val=""/>
+      <w:lvlJc w:val="left"/>
+      <w:pPr>
+        <w:tabs>
+          <w:tab w:val="num" w:pos="3600"/>
+        </w:tabs>
+        <w:ind w:left="3600" w:hanging="360"/>
+      </w:pPr>
+      <w:rPr>
+        <w:rFonts w:ascii="Wingdings" w:hAnsi="Wingdings" w:hint="default"/>
+        <w:sz w:val="20"/>
+      </w:rPr>
+    </w:lvl>
+    <w:lvl w:ilvl="5" w:tentative="1">
+      <w:start w:val="1"/>
+      <w:numFmt w:val="bullet"/>
+      <w:lvlText w:val=""/>
+      <w:lvlJc w:val="left"/>
+      <w:pPr>
+        <w:tabs>
+          <w:tab w:val="num" w:pos="4320"/>
+        </w:tabs>
+        <w:ind w:left="4320" w:hanging="360"/>
+      </w:pPr>
+      <w:rPr>
+        <w:rFonts w:ascii="Wingdings" w:hAnsi="Wingdings" w:hint="default"/>
+        <w:sz w:val="20"/>
+      </w:rPr>
+    </w:lvl>
+    <w:lvl w:ilvl="6" w:tentative="1">
+      <w:start w:val="1"/>
+      <w:numFmt w:val="bullet"/>
+      <w:lvlText w:val=""/>
+      <w:lvlJc w:val="left"/>
+      <w:pPr>
+        <w:tabs>
+          <w:tab w:val="num" w:pos="5040"/>
+        </w:tabs>
+        <w:ind w:left="5040" w:hanging="360"/>
+      </w:pPr>
+      <w:rPr>
+        <w:rFonts w:ascii="Wingdings" w:hAnsi="Wingdings" w:hint="default"/>
+        <w:sz w:val="20"/>
+      </w:rPr>
+    </w:lvl>
+    <w:lvl w:ilvl="7" w:tentative="1">
+      <w:start w:val="1"/>
+      <w:numFmt w:val="bullet"/>
+      <w:lvlText w:val=""/>
+      <w:lvlJc w:val="left"/>
+      <w:pPr>
+        <w:tabs>
+          <w:tab w:val="num" w:pos="5760"/>
+        </w:tabs>
+        <w:ind w:left="5760" w:hanging="360"/>
+      </w:pPr>
+      <w:rPr>
+        <w:rFonts w:ascii="Wingdings" w:hAnsi="Wingdings" w:hint="default"/>
+        <w:sz w:val="20"/>
+      </w:rPr>
+    </w:lvl>
+    <w:lvl w:ilvl="8" w:tentative="1">
+      <w:start w:val="1"/>
+      <w:numFmt w:val="bullet"/>
+      <w:lvlText w:val=""/>
+      <w:lvlJc w:val="left"/>
+      <w:pPr>
+        <w:tabs>
+          <w:tab w:val="num" w:pos="6480"/>
+        </w:tabs>
+        <w:ind w:left="6480" w:hanging="360"/>
+      </w:pPr>
+      <w:rPr>
+        <w:rFonts w:ascii="Wingdings" w:hAnsi="Wingdings" w:hint="default"/>
+        <w:sz w:val="20"/>
+      </w:rPr>
+    </w:lvl>
+  </w:abstractNum>
+  <w:abstractNum w:abstractNumId="19" w15:restartNumberingAfterBreak="0">
+    <w:nsid w:val="48EA6AB0"/>
+    <w:multiLevelType w:val="multilevel"/>
+    <w:tmpl w:val="783E586A"/>
+    <w:lvl w:ilvl="0">
+      <w:start w:val="1"/>
+      <w:numFmt w:val="bullet"/>
+      <w:lvlText w:val=""/>
+      <w:lvlJc w:val="left"/>
+      <w:pPr>
+        <w:tabs>
+          <w:tab w:val="num" w:pos="720"/>
+        </w:tabs>
+        <w:ind w:left="720" w:hanging="360"/>
+      </w:pPr>
+      <w:rPr>
+        <w:rFonts w:ascii="Symbol" w:hAnsi="Symbol" w:hint="default"/>
+        <w:sz w:val="20"/>
+      </w:rPr>
+    </w:lvl>
+    <w:lvl w:ilvl="1" w:tentative="1">
+      <w:start w:val="1"/>
+      <w:numFmt w:val="bullet"/>
+      <w:lvlText w:val="o"/>
+      <w:lvlJc w:val="left"/>
+      <w:pPr>
+        <w:tabs>
+          <w:tab w:val="num" w:pos="1440"/>
+        </w:tabs>
+        <w:ind w:left="1440" w:hanging="360"/>
+      </w:pPr>
+      <w:rPr>
+        <w:rFonts w:ascii="Courier New" w:hAnsi="Courier New" w:hint="default"/>
+        <w:sz w:val="20"/>
+      </w:rPr>
+    </w:lvl>
+    <w:lvl w:ilvl="2" w:tentative="1">
+      <w:start w:val="1"/>
+      <w:numFmt w:val="bullet"/>
+      <w:lvlText w:val=""/>
+      <w:lvlJc w:val="left"/>
+      <w:pPr>
+        <w:tabs>
+          <w:tab w:val="num" w:pos="2160"/>
+        </w:tabs>
+        <w:ind w:left="2160" w:hanging="360"/>
+      </w:pPr>
+      <w:rPr>
+        <w:rFonts w:ascii="Wingdings" w:hAnsi="Wingdings" w:hint="default"/>
+        <w:sz w:val="20"/>
+      </w:rPr>
+    </w:lvl>
+    <w:lvl w:ilvl="3" w:tentative="1">
+      <w:start w:val="1"/>
+      <w:numFmt w:val="bullet"/>
+      <w:lvlText w:val=""/>
+      <w:lvlJc w:val="left"/>
+      <w:pPr>
+        <w:tabs>
+          <w:tab w:val="num" w:pos="2880"/>
+        </w:tabs>
+        <w:ind w:left="2880" w:hanging="360"/>
+      </w:pPr>
+      <w:rPr>
+        <w:rFonts w:ascii="Wingdings" w:hAnsi="Wingdings" w:hint="default"/>
+        <w:sz w:val="20"/>
+      </w:rPr>
+    </w:lvl>
+    <w:lvl w:ilvl="4" w:tentative="1">
+      <w:start w:val="1"/>
+      <w:numFmt w:val="bullet"/>
+      <w:lvlText w:val=""/>
+      <w:lvlJc w:val="left"/>
+      <w:pPr>
+        <w:tabs>
+          <w:tab w:val="num" w:pos="3600"/>
+        </w:tabs>
+        <w:ind w:left="3600" w:hanging="360"/>
+      </w:pPr>
+      <w:rPr>
+        <w:rFonts w:ascii="Wingdings" w:hAnsi="Wingdings" w:hint="default"/>
+        <w:sz w:val="20"/>
+      </w:rPr>
+    </w:lvl>
+    <w:lvl w:ilvl="5" w:tentative="1">
+      <w:start w:val="1"/>
+      <w:numFmt w:val="bullet"/>
+      <w:lvlText w:val=""/>
+      <w:lvlJc w:val="left"/>
+      <w:pPr>
+        <w:tabs>
+          <w:tab w:val="num" w:pos="4320"/>
+        </w:tabs>
+        <w:ind w:left="4320" w:hanging="360"/>
+      </w:pPr>
+      <w:rPr>
+        <w:rFonts w:ascii="Wingdings" w:hAnsi="Wingdings" w:hint="default"/>
+        <w:sz w:val="20"/>
+      </w:rPr>
+    </w:lvl>
+    <w:lvl w:ilvl="6" w:tentative="1">
+      <w:start w:val="1"/>
+      <w:numFmt w:val="bullet"/>
+      <w:lvlText w:val=""/>
+      <w:lvlJc w:val="left"/>
+      <w:pPr>
+        <w:tabs>
+          <w:tab w:val="num" w:pos="5040"/>
+        </w:tabs>
+        <w:ind w:left="5040" w:hanging="360"/>
+      </w:pPr>
+      <w:rPr>
+        <w:rFonts w:ascii="Wingdings" w:hAnsi="Wingdings" w:hint="default"/>
+        <w:sz w:val="20"/>
+      </w:rPr>
+    </w:lvl>
+    <w:lvl w:ilvl="7" w:tentative="1">
+      <w:start w:val="1"/>
+      <w:numFmt w:val="bullet"/>
+      <w:lvlText w:val=""/>
+      <w:lvlJc w:val="left"/>
+      <w:pPr>
+        <w:tabs>
+          <w:tab w:val="num" w:pos="5760"/>
+        </w:tabs>
+        <w:ind w:left="5760" w:hanging="360"/>
+      </w:pPr>
+      <w:rPr>
+        <w:rFonts w:ascii="Wingdings" w:hAnsi="Wingdings" w:hint="default"/>
+        <w:sz w:val="20"/>
+      </w:rPr>
+    </w:lvl>
+    <w:lvl w:ilvl="8" w:tentative="1">
+      <w:start w:val="1"/>
+      <w:numFmt w:val="bullet"/>
+      <w:lvlText w:val=""/>
+      <w:lvlJc w:val="left"/>
+      <w:pPr>
+        <w:tabs>
+          <w:tab w:val="num" w:pos="6480"/>
+        </w:tabs>
+        <w:ind w:left="6480" w:hanging="360"/>
+      </w:pPr>
+      <w:rPr>
+        <w:rFonts w:ascii="Wingdings" w:hAnsi="Wingdings" w:hint="default"/>
+        <w:sz w:val="20"/>
+      </w:rPr>
+    </w:lvl>
+  </w:abstractNum>
+  <w:abstractNum w:abstractNumId="20" w15:restartNumberingAfterBreak="0">
+    <w:nsid w:val="48FC3CBF"/>
+    <w:multiLevelType w:val="multilevel"/>
+    <w:tmpl w:val="6FDA6EEC"/>
+    <w:lvl w:ilvl="0">
+      <w:start w:val="1"/>
+      <w:numFmt w:val="bullet"/>
+      <w:lvlText w:val=""/>
+      <w:lvlJc w:val="left"/>
+      <w:pPr>
+        <w:tabs>
+          <w:tab w:val="num" w:pos="720"/>
+        </w:tabs>
+        <w:ind w:left="720" w:hanging="360"/>
+      </w:pPr>
+      <w:rPr>
+        <w:rFonts w:ascii="Symbol" w:hAnsi="Symbol" w:hint="default"/>
+        <w:sz w:val="20"/>
+      </w:rPr>
+    </w:lvl>
+    <w:lvl w:ilvl="1" w:tentative="1">
+      <w:start w:val="1"/>
+      <w:numFmt w:val="bullet"/>
+      <w:lvlText w:val="o"/>
+      <w:lvlJc w:val="left"/>
+      <w:pPr>
+        <w:tabs>
+          <w:tab w:val="num" w:pos="1440"/>
+        </w:tabs>
+        <w:ind w:left="1440" w:hanging="360"/>
+      </w:pPr>
+      <w:rPr>
+        <w:rFonts w:ascii="Courier New" w:hAnsi="Courier New" w:hint="default"/>
+        <w:sz w:val="20"/>
+      </w:rPr>
+    </w:lvl>
+    <w:lvl w:ilvl="2" w:tentative="1">
+      <w:start w:val="1"/>
+      <w:numFmt w:val="bullet"/>
+      <w:lvlText w:val=""/>
+      <w:lvlJc w:val="left"/>
+      <w:pPr>
+        <w:tabs>
+          <w:tab w:val="num" w:pos="2160"/>
+        </w:tabs>
+        <w:ind w:left="2160" w:hanging="360"/>
+      </w:pPr>
+      <w:rPr>
+        <w:rFonts w:ascii="Wingdings" w:hAnsi="Wingdings" w:hint="default"/>
+        <w:sz w:val="20"/>
+      </w:rPr>
+    </w:lvl>
+    <w:lvl w:ilvl="3" w:tentative="1">
+      <w:start w:val="1"/>
+      <w:numFmt w:val="bullet"/>
+      <w:lvlText w:val=""/>
+      <w:lvlJc w:val="left"/>
+      <w:pPr>
+        <w:tabs>
+          <w:tab w:val="num" w:pos="2880"/>
+        </w:tabs>
+        <w:ind w:left="2880" w:hanging="360"/>
+      </w:pPr>
+      <w:rPr>
+        <w:rFonts w:ascii="Wingdings" w:hAnsi="Wingdings" w:hint="default"/>
+        <w:sz w:val="20"/>
+      </w:rPr>
+    </w:lvl>
+    <w:lvl w:ilvl="4" w:tentative="1">
+      <w:start w:val="1"/>
+      <w:numFmt w:val="bullet"/>
+      <w:lvlText w:val=""/>
+      <w:lvlJc w:val="left"/>
+      <w:pPr>
+        <w:tabs>
+          <w:tab w:val="num" w:pos="3600"/>
+        </w:tabs>
+        <w:ind w:left="3600" w:hanging="360"/>
+      </w:pPr>
+      <w:rPr>
+        <w:rFonts w:ascii="Wingdings" w:hAnsi="Wingdings" w:hint="default"/>
+        <w:sz w:val="20"/>
+      </w:rPr>
+    </w:lvl>
+    <w:lvl w:ilvl="5" w:tentative="1">
+      <w:start w:val="1"/>
+      <w:numFmt w:val="bullet"/>
+      <w:lvlText w:val=""/>
+      <w:lvlJc w:val="left"/>
+      <w:pPr>
+        <w:tabs>
+          <w:tab w:val="num" w:pos="4320"/>
+        </w:tabs>
+        <w:ind w:left="4320" w:hanging="360"/>
+      </w:pPr>
+      <w:rPr>
+        <w:rFonts w:ascii="Wingdings" w:hAnsi="Wingdings" w:hint="default"/>
+        <w:sz w:val="20"/>
+      </w:rPr>
+    </w:lvl>
+    <w:lvl w:ilvl="6" w:tentative="1">
+      <w:start w:val="1"/>
+      <w:numFmt w:val="bullet"/>
+      <w:lvlText w:val=""/>
+      <w:lvlJc w:val="left"/>
+      <w:pPr>
+        <w:tabs>
+          <w:tab w:val="num" w:pos="5040"/>
+        </w:tabs>
+        <w:ind w:left="5040" w:hanging="360"/>
+      </w:pPr>
+      <w:rPr>
+        <w:rFonts w:ascii="Wingdings" w:hAnsi="Wingdings" w:hint="default"/>
+        <w:sz w:val="20"/>
+      </w:rPr>
+    </w:lvl>
+    <w:lvl w:ilvl="7" w:tentative="1">
+      <w:start w:val="1"/>
+      <w:numFmt w:val="bullet"/>
+      <w:lvlText w:val=""/>
+      <w:lvlJc w:val="left"/>
+      <w:pPr>
+        <w:tabs>
+          <w:tab w:val="num" w:pos="5760"/>
+        </w:tabs>
+        <w:ind w:left="5760" w:hanging="360"/>
+      </w:pPr>
+      <w:rPr>
+        <w:rFonts w:ascii="Wingdings" w:hAnsi="Wingdings" w:hint="default"/>
+        <w:sz w:val="20"/>
+      </w:rPr>
+    </w:lvl>
+    <w:lvl w:ilvl="8" w:tentative="1">
+      <w:start w:val="1"/>
+      <w:numFmt w:val="bullet"/>
+      <w:lvlText w:val=""/>
+      <w:lvlJc w:val="left"/>
+      <w:pPr>
+        <w:tabs>
+          <w:tab w:val="num" w:pos="6480"/>
+        </w:tabs>
+        <w:ind w:left="6480" w:hanging="360"/>
+      </w:pPr>
+      <w:rPr>
+        <w:rFonts w:ascii="Wingdings" w:hAnsi="Wingdings" w:hint="default"/>
+        <w:sz w:val="20"/>
+      </w:rPr>
+    </w:lvl>
+  </w:abstractNum>
+  <w:abstractNum w:abstractNumId="21" w15:restartNumberingAfterBreak="0">
+    <w:nsid w:val="4CE65D4B"/>
+    <w:multiLevelType w:val="multilevel"/>
+    <w:tmpl w:val="C5F625DC"/>
+    <w:lvl w:ilvl="0">
+      <w:start w:val="1"/>
+      <w:numFmt w:val="bullet"/>
+      <w:lvlText w:val=""/>
+      <w:lvlJc w:val="left"/>
+      <w:pPr>
+        <w:tabs>
+          <w:tab w:val="num" w:pos="720"/>
+        </w:tabs>
+        <w:ind w:left="720" w:hanging="360"/>
+      </w:pPr>
+      <w:rPr>
+        <w:rFonts w:ascii="Symbol" w:hAnsi="Symbol" w:hint="default"/>
+        <w:sz w:val="20"/>
+      </w:rPr>
+    </w:lvl>
+    <w:lvl w:ilvl="1" w:tentative="1">
+      <w:start w:val="1"/>
+      <w:numFmt w:val="bullet"/>
+      <w:lvlText w:val="o"/>
+      <w:lvlJc w:val="left"/>
+      <w:pPr>
+        <w:tabs>
+          <w:tab w:val="num" w:pos="1440"/>
+        </w:tabs>
+        <w:ind w:left="1440" w:hanging="360"/>
+      </w:pPr>
+      <w:rPr>
+        <w:rFonts w:ascii="Courier New" w:hAnsi="Courier New" w:hint="default"/>
+        <w:sz w:val="20"/>
+      </w:rPr>
+    </w:lvl>
+    <w:lvl w:ilvl="2" w:tentative="1">
+      <w:start w:val="1"/>
+      <w:numFmt w:val="bullet"/>
+      <w:lvlText w:val=""/>
+      <w:lvlJc w:val="left"/>
+      <w:pPr>
+        <w:tabs>
+          <w:tab w:val="num" w:pos="2160"/>
+        </w:tabs>
+        <w:ind w:left="2160" w:hanging="360"/>
+      </w:pPr>
+      <w:rPr>
+        <w:rFonts w:ascii="Wingdings" w:hAnsi="Wingdings" w:hint="default"/>
+        <w:sz w:val="20"/>
+      </w:rPr>
+    </w:lvl>
+    <w:lvl w:ilvl="3" w:tentative="1">
+      <w:start w:val="1"/>
+      <w:numFmt w:val="bullet"/>
+      <w:lvlText w:val=""/>
+      <w:lvlJc w:val="left"/>
+      <w:pPr>
+        <w:tabs>
+          <w:tab w:val="num" w:pos="2880"/>
+        </w:tabs>
+        <w:ind w:left="2880" w:hanging="360"/>
+      </w:pPr>
+      <w:rPr>
+        <w:rFonts w:ascii="Wingdings" w:hAnsi="Wingdings" w:hint="default"/>
+        <w:sz w:val="20"/>
+      </w:rPr>
+    </w:lvl>
+    <w:lvl w:ilvl="4" w:tentative="1">
+      <w:start w:val="1"/>
+      <w:numFmt w:val="bullet"/>
+      <w:lvlText w:val=""/>
+      <w:lvlJc w:val="left"/>
+      <w:pPr>
+        <w:tabs>
+          <w:tab w:val="num" w:pos="3600"/>
+        </w:tabs>
+        <w:ind w:left="3600" w:hanging="360"/>
+      </w:pPr>
+      <w:rPr>
+        <w:rFonts w:ascii="Wingdings" w:hAnsi="Wingdings" w:hint="default"/>
+        <w:sz w:val="20"/>
+      </w:rPr>
+    </w:lvl>
+    <w:lvl w:ilvl="5" w:tentative="1">
+      <w:start w:val="1"/>
+      <w:numFmt w:val="bullet"/>
+      <w:lvlText w:val=""/>
+      <w:lvlJc w:val="left"/>
+      <w:pPr>
+        <w:tabs>
+          <w:tab w:val="num" w:pos="4320"/>
+        </w:tabs>
+        <w:ind w:left="4320" w:hanging="360"/>
+      </w:pPr>
+      <w:rPr>
+        <w:rFonts w:ascii="Wingdings" w:hAnsi="Wingdings" w:hint="default"/>
+        <w:sz w:val="20"/>
+      </w:rPr>
+    </w:lvl>
+    <w:lvl w:ilvl="6" w:tentative="1">
+      <w:start w:val="1"/>
+      <w:numFmt w:val="bullet"/>
+      <w:lvlText w:val=""/>
+      <w:lvlJc w:val="left"/>
+      <w:pPr>
+        <w:tabs>
+          <w:tab w:val="num" w:pos="5040"/>
+        </w:tabs>
+        <w:ind w:left="5040" w:hanging="360"/>
+      </w:pPr>
+      <w:rPr>
+        <w:rFonts w:ascii="Wingdings" w:hAnsi="Wingdings" w:hint="default"/>
+        <w:sz w:val="20"/>
+      </w:rPr>
+    </w:lvl>
+    <w:lvl w:ilvl="7" w:tentative="1">
+      <w:start w:val="1"/>
+      <w:numFmt w:val="bullet"/>
+      <w:lvlText w:val=""/>
+      <w:lvlJc w:val="left"/>
+      <w:pPr>
+        <w:tabs>
+          <w:tab w:val="num" w:pos="5760"/>
+        </w:tabs>
+        <w:ind w:left="5760" w:hanging="360"/>
+      </w:pPr>
+      <w:rPr>
+        <w:rFonts w:ascii="Wingdings" w:hAnsi="Wingdings" w:hint="default"/>
+        <w:sz w:val="20"/>
+      </w:rPr>
+    </w:lvl>
+    <w:lvl w:ilvl="8" w:tentative="1">
+      <w:start w:val="1"/>
+      <w:numFmt w:val="bullet"/>
+      <w:lvlText w:val=""/>
+      <w:lvlJc w:val="left"/>
+      <w:pPr>
+        <w:tabs>
+          <w:tab w:val="num" w:pos="6480"/>
+        </w:tabs>
+        <w:ind w:left="6480" w:hanging="360"/>
+      </w:pPr>
+      <w:rPr>
+        <w:rFonts w:ascii="Wingdings" w:hAnsi="Wingdings" w:hint="default"/>
+        <w:sz w:val="20"/>
+      </w:rPr>
+    </w:lvl>
+  </w:abstractNum>
+  <w:abstractNum w:abstractNumId="22" w15:restartNumberingAfterBreak="0">
+    <w:nsid w:val="4E2B0DF0"/>
+    <w:multiLevelType w:val="multilevel"/>
+    <w:tmpl w:val="BEA09316"/>
+    <w:lvl w:ilvl="0">
+      <w:start w:val="1"/>
+      <w:numFmt w:val="bullet"/>
+      <w:lvlText w:val=""/>
+      <w:lvlJc w:val="left"/>
+      <w:pPr>
+        <w:tabs>
+          <w:tab w:val="num" w:pos="720"/>
+        </w:tabs>
+        <w:ind w:left="720" w:hanging="360"/>
+      </w:pPr>
+      <w:rPr>
+        <w:rFonts w:ascii="Symbol" w:hAnsi="Symbol" w:hint="default"/>
+        <w:sz w:val="20"/>
+      </w:rPr>
+    </w:lvl>
+    <w:lvl w:ilvl="1" w:tentative="1">
+      <w:start w:val="1"/>
+      <w:numFmt w:val="bullet"/>
+      <w:lvlText w:val="o"/>
+      <w:lvlJc w:val="left"/>
+      <w:pPr>
+        <w:tabs>
+          <w:tab w:val="num" w:pos="1440"/>
+        </w:tabs>
+        <w:ind w:left="1440" w:hanging="360"/>
+      </w:pPr>
+      <w:rPr>
+        <w:rFonts w:ascii="Courier New" w:hAnsi="Courier New" w:hint="default"/>
+        <w:sz w:val="20"/>
+      </w:rPr>
+    </w:lvl>
+    <w:lvl w:ilvl="2" w:tentative="1">
+      <w:start w:val="1"/>
+      <w:numFmt w:val="bullet"/>
+      <w:lvlText w:val=""/>
+      <w:lvlJc w:val="left"/>
+      <w:pPr>
+        <w:tabs>
+          <w:tab w:val="num" w:pos="2160"/>
+        </w:tabs>
+        <w:ind w:left="2160" w:hanging="360"/>
+      </w:pPr>
+      <w:rPr>
+        <w:rFonts w:ascii="Wingdings" w:hAnsi="Wingdings" w:hint="default"/>
+        <w:sz w:val="20"/>
+      </w:rPr>
+    </w:lvl>
+    <w:lvl w:ilvl="3" w:tentative="1">
+      <w:start w:val="1"/>
+      <w:numFmt w:val="bullet"/>
+      <w:lvlText w:val=""/>
+      <w:lvlJc w:val="left"/>
+      <w:pPr>
+        <w:tabs>
+          <w:tab w:val="num" w:pos="2880"/>
+        </w:tabs>
+        <w:ind w:left="2880" w:hanging="360"/>
+      </w:pPr>
+      <w:rPr>
+        <w:rFonts w:ascii="Wingdings" w:hAnsi="Wingdings" w:hint="default"/>
+        <w:sz w:val="20"/>
+      </w:rPr>
+    </w:lvl>
+    <w:lvl w:ilvl="4" w:tentative="1">
+      <w:start w:val="1"/>
+      <w:numFmt w:val="bullet"/>
+      <w:lvlText w:val=""/>
+      <w:lvlJc w:val="left"/>
+      <w:pPr>
+        <w:tabs>
+          <w:tab w:val="num" w:pos="3600"/>
+        </w:tabs>
+        <w:ind w:left="3600" w:hanging="360"/>
+      </w:pPr>
+      <w:rPr>
+        <w:rFonts w:ascii="Wingdings" w:hAnsi="Wingdings" w:hint="default"/>
+        <w:sz w:val="20"/>
+      </w:rPr>
+    </w:lvl>
+    <w:lvl w:ilvl="5" w:tentative="1">
+      <w:start w:val="1"/>
+      <w:numFmt w:val="bullet"/>
+      <w:lvlText w:val=""/>
+      <w:lvlJc w:val="left"/>
+      <w:pPr>
+        <w:tabs>
+          <w:tab w:val="num" w:pos="4320"/>
+        </w:tabs>
+        <w:ind w:left="4320" w:hanging="360"/>
+      </w:pPr>
+      <w:rPr>
+        <w:rFonts w:ascii="Wingdings" w:hAnsi="Wingdings" w:hint="default"/>
+        <w:sz w:val="20"/>
+      </w:rPr>
+    </w:lvl>
+    <w:lvl w:ilvl="6" w:tentative="1">
+      <w:start w:val="1"/>
+      <w:numFmt w:val="bullet"/>
+      <w:lvlText w:val=""/>
+      <w:lvlJc w:val="left"/>
+      <w:pPr>
+        <w:tabs>
+          <w:tab w:val="num" w:pos="5040"/>
+        </w:tabs>
+        <w:ind w:left="5040" w:hanging="360"/>
+      </w:pPr>
+      <w:rPr>
+        <w:rFonts w:ascii="Wingdings" w:hAnsi="Wingdings" w:hint="default"/>
+        <w:sz w:val="20"/>
+      </w:rPr>
+    </w:lvl>
+    <w:lvl w:ilvl="7" w:tentative="1">
+      <w:start w:val="1"/>
+      <w:numFmt w:val="bullet"/>
+      <w:lvlText w:val=""/>
+      <w:lvlJc w:val="left"/>
+      <w:pPr>
+        <w:tabs>
+          <w:tab w:val="num" w:pos="5760"/>
+        </w:tabs>
+        <w:ind w:left="5760" w:hanging="360"/>
+      </w:pPr>
+      <w:rPr>
+        <w:rFonts w:ascii="Wingdings" w:hAnsi="Wingdings" w:hint="default"/>
+        <w:sz w:val="20"/>
+      </w:rPr>
+    </w:lvl>
+    <w:lvl w:ilvl="8" w:tentative="1">
+      <w:start w:val="1"/>
+      <w:numFmt w:val="bullet"/>
+      <w:lvlText w:val=""/>
+      <w:lvlJc w:val="left"/>
+      <w:pPr>
+        <w:tabs>
+          <w:tab w:val="num" w:pos="6480"/>
+        </w:tabs>
+        <w:ind w:left="6480" w:hanging="360"/>
+      </w:pPr>
+      <w:rPr>
+        <w:rFonts w:ascii="Wingdings" w:hAnsi="Wingdings" w:hint="default"/>
+        <w:sz w:val="20"/>
+      </w:rPr>
+    </w:lvl>
+  </w:abstractNum>
+  <w:abstractNum w:abstractNumId="23" w15:restartNumberingAfterBreak="0">
+    <w:nsid w:val="51E466BF"/>
+    <w:multiLevelType w:val="multilevel"/>
+    <w:tmpl w:val="003E9AD6"/>
+    <w:lvl w:ilvl="0">
+      <w:start w:val="1"/>
+      <w:numFmt w:val="bullet"/>
+      <w:lvlText w:val=""/>
+      <w:lvlJc w:val="left"/>
+      <w:pPr>
+        <w:tabs>
+          <w:tab w:val="num" w:pos="720"/>
+        </w:tabs>
+        <w:ind w:left="720" w:hanging="360"/>
+      </w:pPr>
+      <w:rPr>
+        <w:rFonts w:ascii="Symbol" w:hAnsi="Symbol" w:hint="default"/>
+        <w:sz w:val="20"/>
+      </w:rPr>
+    </w:lvl>
+    <w:lvl w:ilvl="1" w:tentative="1">
+      <w:start w:val="1"/>
+      <w:numFmt w:val="bullet"/>
+      <w:lvlText w:val="o"/>
+      <w:lvlJc w:val="left"/>
+      <w:pPr>
+        <w:tabs>
+          <w:tab w:val="num" w:pos="1440"/>
+        </w:tabs>
+        <w:ind w:left="1440" w:hanging="360"/>
+      </w:pPr>
+      <w:rPr>
+        <w:rFonts w:ascii="Courier New" w:hAnsi="Courier New" w:hint="default"/>
+        <w:sz w:val="20"/>
+      </w:rPr>
+    </w:lvl>
+    <w:lvl w:ilvl="2" w:tentative="1">
+      <w:start w:val="1"/>
+      <w:numFmt w:val="bullet"/>
+      <w:lvlText w:val=""/>
+      <w:lvlJc w:val="left"/>
+      <w:pPr>
+        <w:tabs>
+          <w:tab w:val="num" w:pos="2160"/>
+        </w:tabs>
+        <w:ind w:left="2160" w:hanging="360"/>
+      </w:pPr>
+      <w:rPr>
+        <w:rFonts w:ascii="Wingdings" w:hAnsi="Wingdings" w:hint="default"/>
+        <w:sz w:val="20"/>
+      </w:rPr>
+    </w:lvl>
+    <w:lvl w:ilvl="3" w:tentative="1">
+      <w:start w:val="1"/>
+      <w:numFmt w:val="bullet"/>
+      <w:lvlText w:val=""/>
+      <w:lvlJc w:val="left"/>
+      <w:pPr>
+        <w:tabs>
+          <w:tab w:val="num" w:pos="2880"/>
+        </w:tabs>
+        <w:ind w:left="2880" w:hanging="360"/>
+      </w:pPr>
+      <w:rPr>
+        <w:rFonts w:ascii="Wingdings" w:hAnsi="Wingdings" w:hint="default"/>
+        <w:sz w:val="20"/>
+      </w:rPr>
+    </w:lvl>
+    <w:lvl w:ilvl="4" w:tentative="1">
+      <w:start w:val="1"/>
+      <w:numFmt w:val="bullet"/>
+      <w:lvlText w:val=""/>
+      <w:lvlJc w:val="left"/>
+      <w:pPr>
+        <w:tabs>
+          <w:tab w:val="num" w:pos="3600"/>
+        </w:tabs>
+        <w:ind w:left="3600" w:hanging="360"/>
+      </w:pPr>
+      <w:rPr>
+        <w:rFonts w:ascii="Wingdings" w:hAnsi="Wingdings" w:hint="default"/>
+        <w:sz w:val="20"/>
+      </w:rPr>
+    </w:lvl>
+    <w:lvl w:ilvl="5" w:tentative="1">
+      <w:start w:val="1"/>
+      <w:numFmt w:val="bullet"/>
+      <w:lvlText w:val=""/>
+      <w:lvlJc w:val="left"/>
+      <w:pPr>
+        <w:tabs>
+          <w:tab w:val="num" w:pos="4320"/>
+        </w:tabs>
+        <w:ind w:left="4320" w:hanging="360"/>
+      </w:pPr>
+      <w:rPr>
+        <w:rFonts w:ascii="Wingdings" w:hAnsi="Wingdings" w:hint="default"/>
+        <w:sz w:val="20"/>
+      </w:rPr>
+    </w:lvl>
+    <w:lvl w:ilvl="6" w:tentative="1">
+      <w:start w:val="1"/>
+      <w:numFmt w:val="bullet"/>
+      <w:lvlText w:val=""/>
+      <w:lvlJc w:val="left"/>
+      <w:pPr>
+        <w:tabs>
+          <w:tab w:val="num" w:pos="5040"/>
+        </w:tabs>
+        <w:ind w:left="5040" w:hanging="360"/>
+      </w:pPr>
+      <w:rPr>
+        <w:rFonts w:ascii="Wingdings" w:hAnsi="Wingdings" w:hint="default"/>
+        <w:sz w:val="20"/>
+      </w:rPr>
+    </w:lvl>
+    <w:lvl w:ilvl="7" w:tentative="1">
+      <w:start w:val="1"/>
+      <w:numFmt w:val="bullet"/>
+      <w:lvlText w:val=""/>
+      <w:lvlJc w:val="left"/>
+      <w:pPr>
+        <w:tabs>
+          <w:tab w:val="num" w:pos="5760"/>
+        </w:tabs>
+        <w:ind w:left="5760" w:hanging="360"/>
+      </w:pPr>
+      <w:rPr>
+        <w:rFonts w:ascii="Wingdings" w:hAnsi="Wingdings" w:hint="default"/>
+        <w:sz w:val="20"/>
+      </w:rPr>
+    </w:lvl>
+    <w:lvl w:ilvl="8" w:tentative="1">
+      <w:start w:val="1"/>
+      <w:numFmt w:val="bullet"/>
+      <w:lvlText w:val=""/>
+      <w:lvlJc w:val="left"/>
+      <w:pPr>
+        <w:tabs>
+          <w:tab w:val="num" w:pos="6480"/>
+        </w:tabs>
+        <w:ind w:left="6480" w:hanging="360"/>
+      </w:pPr>
+      <w:rPr>
+        <w:rFonts w:ascii="Wingdings" w:hAnsi="Wingdings" w:hint="default"/>
+        <w:sz w:val="20"/>
+      </w:rPr>
+    </w:lvl>
+  </w:abstractNum>
+  <w:abstractNum w:abstractNumId="24" w15:restartNumberingAfterBreak="0">
+    <w:nsid w:val="522932C7"/>
+    <w:multiLevelType w:val="multilevel"/>
+    <w:tmpl w:val="624A46B8"/>
+    <w:lvl w:ilvl="0">
+      <w:start w:val="1"/>
+      <w:numFmt w:val="bullet"/>
+      <w:lvlText w:val=""/>
+      <w:lvlJc w:val="left"/>
+      <w:pPr>
+        <w:tabs>
+          <w:tab w:val="num" w:pos="720"/>
+        </w:tabs>
+        <w:ind w:left="720" w:hanging="360"/>
+      </w:pPr>
+      <w:rPr>
+        <w:rFonts w:ascii="Symbol" w:hAnsi="Symbol" w:hint="default"/>
+        <w:sz w:val="20"/>
+      </w:rPr>
+    </w:lvl>
+    <w:lvl w:ilvl="1" w:tentative="1">
+      <w:start w:val="1"/>
+      <w:numFmt w:val="bullet"/>
+      <w:lvlText w:val="o"/>
+      <w:lvlJc w:val="left"/>
+      <w:pPr>
+        <w:tabs>
+          <w:tab w:val="num" w:pos="1440"/>
+        </w:tabs>
+        <w:ind w:left="1440" w:hanging="360"/>
+      </w:pPr>
+      <w:rPr>
+        <w:rFonts w:ascii="Courier New" w:hAnsi="Courier New" w:hint="default"/>
+        <w:sz w:val="20"/>
+      </w:rPr>
+    </w:lvl>
+    <w:lvl w:ilvl="2" w:tentative="1">
+      <w:start w:val="1"/>
+      <w:numFmt w:val="bullet"/>
+      <w:lvlText w:val=""/>
+      <w:lvlJc w:val="left"/>
+      <w:pPr>
+        <w:tabs>
+          <w:tab w:val="num" w:pos="2160"/>
+        </w:tabs>
+        <w:ind w:left="2160" w:hanging="360"/>
+      </w:pPr>
+      <w:rPr>
+        <w:rFonts w:ascii="Wingdings" w:hAnsi="Wingdings" w:hint="default"/>
+        <w:sz w:val="20"/>
+      </w:rPr>
+    </w:lvl>
+    <w:lvl w:ilvl="3" w:tentative="1">
+      <w:start w:val="1"/>
+      <w:numFmt w:val="bullet"/>
+      <w:lvlText w:val=""/>
+      <w:lvlJc w:val="left"/>
+      <w:pPr>
+        <w:tabs>
+          <w:tab w:val="num" w:pos="2880"/>
+        </w:tabs>
+        <w:ind w:left="2880" w:hanging="360"/>
+      </w:pPr>
+      <w:rPr>
+        <w:rFonts w:ascii="Wingdings" w:hAnsi="Wingdings" w:hint="default"/>
+        <w:sz w:val="20"/>
+      </w:rPr>
+    </w:lvl>
+    <w:lvl w:ilvl="4" w:tentative="1">
+      <w:start w:val="1"/>
+      <w:numFmt w:val="bullet"/>
+      <w:lvlText w:val=""/>
+      <w:lvlJc w:val="left"/>
+      <w:pPr>
+        <w:tabs>
+          <w:tab w:val="num" w:pos="3600"/>
+        </w:tabs>
+        <w:ind w:left="3600" w:hanging="360"/>
+      </w:pPr>
+      <w:rPr>
+        <w:rFonts w:ascii="Wingdings" w:hAnsi="Wingdings" w:hint="default"/>
+        <w:sz w:val="20"/>
+      </w:rPr>
+    </w:lvl>
+    <w:lvl w:ilvl="5" w:tentative="1">
+      <w:start w:val="1"/>
+      <w:numFmt w:val="bullet"/>
+      <w:lvlText w:val=""/>
+      <w:lvlJc w:val="left"/>
+      <w:pPr>
+        <w:tabs>
+          <w:tab w:val="num" w:pos="4320"/>
+        </w:tabs>
+        <w:ind w:left="4320" w:hanging="360"/>
+      </w:pPr>
+      <w:rPr>
+        <w:rFonts w:ascii="Wingdings" w:hAnsi="Wingdings" w:hint="default"/>
+        <w:sz w:val="20"/>
+      </w:rPr>
+    </w:lvl>
+    <w:lvl w:ilvl="6" w:tentative="1">
+      <w:start w:val="1"/>
+      <w:numFmt w:val="bullet"/>
+      <w:lvlText w:val=""/>
+      <w:lvlJc w:val="left"/>
+      <w:pPr>
+        <w:tabs>
+          <w:tab w:val="num" w:pos="5040"/>
+        </w:tabs>
+        <w:ind w:left="5040" w:hanging="360"/>
+      </w:pPr>
+      <w:rPr>
+        <w:rFonts w:ascii="Wingdings" w:hAnsi="Wingdings" w:hint="default"/>
+        <w:sz w:val="20"/>
+      </w:rPr>
+    </w:lvl>
+    <w:lvl w:ilvl="7" w:tentative="1">
+      <w:start w:val="1"/>
+      <w:numFmt w:val="bullet"/>
+      <w:lvlText w:val=""/>
+      <w:lvlJc w:val="left"/>
+      <w:pPr>
+        <w:tabs>
+          <w:tab w:val="num" w:pos="5760"/>
+        </w:tabs>
+        <w:ind w:left="5760" w:hanging="360"/>
+      </w:pPr>
+      <w:rPr>
+        <w:rFonts w:ascii="Wingdings" w:hAnsi="Wingdings" w:hint="default"/>
+        <w:sz w:val="20"/>
+      </w:rPr>
+    </w:lvl>
+    <w:lvl w:ilvl="8" w:tentative="1">
+      <w:start w:val="1"/>
+      <w:numFmt w:val="bullet"/>
+      <w:lvlText w:val=""/>
+      <w:lvlJc w:val="left"/>
+      <w:pPr>
+        <w:tabs>
+          <w:tab w:val="num" w:pos="6480"/>
+        </w:tabs>
+        <w:ind w:left="6480" w:hanging="360"/>
+      </w:pPr>
+      <w:rPr>
+        <w:rFonts w:ascii="Wingdings" w:hAnsi="Wingdings" w:hint="default"/>
+        <w:sz w:val="20"/>
+      </w:rPr>
+    </w:lvl>
+  </w:abstractNum>
+  <w:abstractNum w:abstractNumId="25" w15:restartNumberingAfterBreak="0">
+    <w:nsid w:val="58C428B9"/>
+    <w:multiLevelType w:val="multilevel"/>
+    <w:tmpl w:val="EED05CF8"/>
+    <w:lvl w:ilvl="0">
+      <w:start w:val="1"/>
+      <w:numFmt w:val="bullet"/>
+      <w:lvlText w:val=""/>
+      <w:lvlJc w:val="left"/>
+      <w:pPr>
+        <w:tabs>
+          <w:tab w:val="num" w:pos="720"/>
+        </w:tabs>
+        <w:ind w:left="720" w:hanging="360"/>
+      </w:pPr>
+      <w:rPr>
+        <w:rFonts w:ascii="Symbol" w:hAnsi="Symbol" w:hint="default"/>
+        <w:sz w:val="20"/>
+      </w:rPr>
+    </w:lvl>
+    <w:lvl w:ilvl="1" w:tentative="1">
+      <w:start w:val="1"/>
+      <w:numFmt w:val="bullet"/>
+      <w:lvlText w:val="o"/>
+      <w:lvlJc w:val="left"/>
+      <w:pPr>
+        <w:tabs>
+          <w:tab w:val="num" w:pos="1440"/>
+        </w:tabs>
+        <w:ind w:left="1440" w:hanging="360"/>
+      </w:pPr>
+      <w:rPr>
+        <w:rFonts w:ascii="Courier New" w:hAnsi="Courier New" w:hint="default"/>
+        <w:sz w:val="20"/>
+      </w:rPr>
+    </w:lvl>
+    <w:lvl w:ilvl="2" w:tentative="1">
+      <w:start w:val="1"/>
+      <w:numFmt w:val="bullet"/>
+      <w:lvlText w:val=""/>
+      <w:lvlJc w:val="left"/>
+      <w:pPr>
+        <w:tabs>
+          <w:tab w:val="num" w:pos="2160"/>
+        </w:tabs>
+        <w:ind w:left="2160" w:hanging="360"/>
+      </w:pPr>
+      <w:rPr>
+        <w:rFonts w:ascii="Wingdings" w:hAnsi="Wingdings" w:hint="default"/>
+        <w:sz w:val="20"/>
+      </w:rPr>
+    </w:lvl>
+    <w:lvl w:ilvl="3" w:tentative="1">
+      <w:start w:val="1"/>
+      <w:numFmt w:val="bullet"/>
+      <w:lvlText w:val=""/>
+      <w:lvlJc w:val="left"/>
+      <w:pPr>
+        <w:tabs>
+          <w:tab w:val="num" w:pos="2880"/>
+        </w:tabs>
+        <w:ind w:left="2880" w:hanging="360"/>
+      </w:pPr>
+      <w:rPr>
+        <w:rFonts w:ascii="Wingdings" w:hAnsi="Wingdings" w:hint="default"/>
+        <w:sz w:val="20"/>
+      </w:rPr>
+    </w:lvl>
+    <w:lvl w:ilvl="4" w:tentative="1">
+      <w:start w:val="1"/>
+      <w:numFmt w:val="bullet"/>
+      <w:lvlText w:val=""/>
+      <w:lvlJc w:val="left"/>
+      <w:pPr>
+        <w:tabs>
+          <w:tab w:val="num" w:pos="3600"/>
+        </w:tabs>
+        <w:ind w:left="3600" w:hanging="360"/>
+      </w:pPr>
+      <w:rPr>
+        <w:rFonts w:ascii="Wingdings" w:hAnsi="Wingdings" w:hint="default"/>
+        <w:sz w:val="20"/>
+      </w:rPr>
+    </w:lvl>
+    <w:lvl w:ilvl="5" w:tentative="1">
+      <w:start w:val="1"/>
+      <w:numFmt w:val="bullet"/>
+      <w:lvlText w:val=""/>
+      <w:lvlJc w:val="left"/>
+      <w:pPr>
+        <w:tabs>
+          <w:tab w:val="num" w:pos="4320"/>
+        </w:tabs>
+        <w:ind w:left="4320" w:hanging="360"/>
+      </w:pPr>
+      <w:rPr>
+        <w:rFonts w:ascii="Wingdings" w:hAnsi="Wingdings" w:hint="default"/>
+        <w:sz w:val="20"/>
+      </w:rPr>
+    </w:lvl>
+    <w:lvl w:ilvl="6" w:tentative="1">
+      <w:start w:val="1"/>
+      <w:numFmt w:val="bullet"/>
+      <w:lvlText w:val=""/>
+      <w:lvlJc w:val="left"/>
+      <w:pPr>
+        <w:tabs>
+          <w:tab w:val="num" w:pos="5040"/>
+        </w:tabs>
+        <w:ind w:left="5040" w:hanging="360"/>
+      </w:pPr>
+      <w:rPr>
+        <w:rFonts w:ascii="Wingdings" w:hAnsi="Wingdings" w:hint="default"/>
+        <w:sz w:val="20"/>
+      </w:rPr>
+    </w:lvl>
+    <w:lvl w:ilvl="7" w:tentative="1">
+      <w:start w:val="1"/>
+      <w:numFmt w:val="bullet"/>
+      <w:lvlText w:val=""/>
+      <w:lvlJc w:val="left"/>
+      <w:pPr>
+        <w:tabs>
+          <w:tab w:val="num" w:pos="5760"/>
+        </w:tabs>
+        <w:ind w:left="5760" w:hanging="360"/>
+      </w:pPr>
+      <w:rPr>
+        <w:rFonts w:ascii="Wingdings" w:hAnsi="Wingdings" w:hint="default"/>
+        <w:sz w:val="20"/>
+      </w:rPr>
+    </w:lvl>
+    <w:lvl w:ilvl="8" w:tentative="1">
+      <w:start w:val="1"/>
+      <w:numFmt w:val="bullet"/>
+      <w:lvlText w:val=""/>
+      <w:lvlJc w:val="left"/>
+      <w:pPr>
+        <w:tabs>
+          <w:tab w:val="num" w:pos="6480"/>
+        </w:tabs>
+        <w:ind w:left="6480" w:hanging="360"/>
+      </w:pPr>
+      <w:rPr>
+        <w:rFonts w:ascii="Wingdings" w:hAnsi="Wingdings" w:hint="default"/>
+        <w:sz w:val="20"/>
+      </w:rPr>
+    </w:lvl>
+  </w:abstractNum>
+  <w:abstractNum w:abstractNumId="26" w15:restartNumberingAfterBreak="0">
+    <w:nsid w:val="654F4E3A"/>
+    <w:multiLevelType w:val="multilevel"/>
+    <w:tmpl w:val="75E2DBA4"/>
+    <w:lvl w:ilvl="0">
+      <w:start w:val="1"/>
+      <w:numFmt w:val="bullet"/>
+      <w:lvlText w:val=""/>
+      <w:lvlJc w:val="left"/>
+      <w:pPr>
+        <w:tabs>
+          <w:tab w:val="num" w:pos="720"/>
+        </w:tabs>
+        <w:ind w:left="720" w:hanging="360"/>
+      </w:pPr>
+      <w:rPr>
+        <w:rFonts w:ascii="Symbol" w:hAnsi="Symbol" w:hint="default"/>
+        <w:sz w:val="20"/>
+      </w:rPr>
+    </w:lvl>
+    <w:lvl w:ilvl="1" w:tentative="1">
+      <w:start w:val="1"/>
+      <w:numFmt w:val="bullet"/>
+      <w:lvlText w:val="o"/>
+      <w:lvlJc w:val="left"/>
+      <w:pPr>
+        <w:tabs>
+          <w:tab w:val="num" w:pos="1440"/>
+        </w:tabs>
+        <w:ind w:left="1440" w:hanging="360"/>
+      </w:pPr>
+      <w:rPr>
+        <w:rFonts w:ascii="Courier New" w:hAnsi="Courier New" w:hint="default"/>
+        <w:sz w:val="20"/>
+      </w:rPr>
+    </w:lvl>
+    <w:lvl w:ilvl="2" w:tentative="1">
+      <w:start w:val="1"/>
+      <w:numFmt w:val="bullet"/>
+      <w:lvlText w:val=""/>
+      <w:lvlJc w:val="left"/>
+      <w:pPr>
+        <w:tabs>
+          <w:tab w:val="num" w:pos="2160"/>
+        </w:tabs>
+        <w:ind w:left="2160" w:hanging="360"/>
+      </w:pPr>
+      <w:rPr>
+        <w:rFonts w:ascii="Wingdings" w:hAnsi="Wingdings" w:hint="default"/>
+        <w:sz w:val="20"/>
+      </w:rPr>
+    </w:lvl>
+    <w:lvl w:ilvl="3" w:tentative="1">
+      <w:start w:val="1"/>
+      <w:numFmt w:val="bullet"/>
+      <w:lvlText w:val=""/>
+      <w:lvlJc w:val="left"/>
+      <w:pPr>
+        <w:tabs>
+          <w:tab w:val="num" w:pos="2880"/>
+        </w:tabs>
+        <w:ind w:left="2880" w:hanging="360"/>
+      </w:pPr>
+      <w:rPr>
+        <w:rFonts w:ascii="Wingdings" w:hAnsi="Wingdings" w:hint="default"/>
+        <w:sz w:val="20"/>
+      </w:rPr>
+    </w:lvl>
+    <w:lvl w:ilvl="4" w:tentative="1">
+      <w:start w:val="1"/>
+      <w:numFmt w:val="bullet"/>
+      <w:lvlText w:val=""/>
+      <w:lvlJc w:val="left"/>
+      <w:pPr>
+        <w:tabs>
+          <w:tab w:val="num" w:pos="3600"/>
+        </w:tabs>
+        <w:ind w:left="3600" w:hanging="360"/>
+      </w:pPr>
+      <w:rPr>
+        <w:rFonts w:ascii="Wingdings" w:hAnsi="Wingdings" w:hint="default"/>
+        <w:sz w:val="20"/>
+      </w:rPr>
+    </w:lvl>
+    <w:lvl w:ilvl="5" w:tentative="1">
+      <w:start w:val="1"/>
+      <w:numFmt w:val="bullet"/>
+      <w:lvlText w:val=""/>
+      <w:lvlJc w:val="left"/>
+      <w:pPr>
+        <w:tabs>
+          <w:tab w:val="num" w:pos="4320"/>
+        </w:tabs>
+        <w:ind w:left="4320" w:hanging="360"/>
+      </w:pPr>
+      <w:rPr>
+        <w:rFonts w:ascii="Wingdings" w:hAnsi="Wingdings" w:hint="default"/>
+        <w:sz w:val="20"/>
+      </w:rPr>
+    </w:lvl>
+    <w:lvl w:ilvl="6" w:tentative="1">
+      <w:start w:val="1"/>
+      <w:numFmt w:val="bullet"/>
+      <w:lvlText w:val=""/>
+      <w:lvlJc w:val="left"/>
+      <w:pPr>
+        <w:tabs>
+          <w:tab w:val="num" w:pos="5040"/>
+        </w:tabs>
+        <w:ind w:left="5040" w:hanging="360"/>
+      </w:pPr>
+      <w:rPr>
+        <w:rFonts w:ascii="Wingdings" w:hAnsi="Wingdings" w:hint="default"/>
+        <w:sz w:val="20"/>
+      </w:rPr>
+    </w:lvl>
+    <w:lvl w:ilvl="7" w:tentative="1">
+      <w:start w:val="1"/>
+      <w:numFmt w:val="bullet"/>
+      <w:lvlText w:val=""/>
+      <w:lvlJc w:val="left"/>
+      <w:pPr>
+        <w:tabs>
+          <w:tab w:val="num" w:pos="5760"/>
+        </w:tabs>
+        <w:ind w:left="5760" w:hanging="360"/>
+      </w:pPr>
+      <w:rPr>
+        <w:rFonts w:ascii="Wingdings" w:hAnsi="Wingdings" w:hint="default"/>
+        <w:sz w:val="20"/>
+      </w:rPr>
+    </w:lvl>
+    <w:lvl w:ilvl="8" w:tentative="1">
+      <w:start w:val="1"/>
+      <w:numFmt w:val="bullet"/>
+      <w:lvlText w:val=""/>
+      <w:lvlJc w:val="left"/>
+      <w:pPr>
+        <w:tabs>
+          <w:tab w:val="num" w:pos="6480"/>
+        </w:tabs>
+        <w:ind w:left="6480" w:hanging="360"/>
+      </w:pPr>
+      <w:rPr>
+        <w:rFonts w:ascii="Wingdings" w:hAnsi="Wingdings" w:hint="default"/>
+        <w:sz w:val="20"/>
+      </w:rPr>
+    </w:lvl>
+  </w:abstractNum>
+  <w:abstractNum w:abstractNumId="27" w15:restartNumberingAfterBreak="0">
+    <w:nsid w:val="6AAE7201"/>
+    <w:multiLevelType w:val="multilevel"/>
+    <w:tmpl w:val="AF68C7E8"/>
+    <w:lvl w:ilvl="0">
+      <w:start w:val="1"/>
+      <w:numFmt w:val="bullet"/>
+      <w:lvlText w:val=""/>
+      <w:lvlJc w:val="left"/>
+      <w:pPr>
+        <w:tabs>
+          <w:tab w:val="num" w:pos="720"/>
+        </w:tabs>
+        <w:ind w:left="720" w:hanging="360"/>
+      </w:pPr>
+      <w:rPr>
+        <w:rFonts w:ascii="Symbol" w:hAnsi="Symbol" w:hint="default"/>
+        <w:sz w:val="20"/>
+      </w:rPr>
+    </w:lvl>
+    <w:lvl w:ilvl="1" w:tentative="1">
+      <w:start w:val="1"/>
+      <w:numFmt w:val="bullet"/>
+      <w:lvlText w:val="o"/>
+      <w:lvlJc w:val="left"/>
+      <w:pPr>
+        <w:tabs>
+          <w:tab w:val="num" w:pos="1440"/>
+        </w:tabs>
+        <w:ind w:left="1440" w:hanging="360"/>
+      </w:pPr>
+      <w:rPr>
+        <w:rFonts w:ascii="Courier New" w:hAnsi="Courier New" w:hint="default"/>
+        <w:sz w:val="20"/>
+      </w:rPr>
+    </w:lvl>
+    <w:lvl w:ilvl="2" w:tentative="1">
+      <w:start w:val="1"/>
+      <w:numFmt w:val="bullet"/>
+      <w:lvlText w:val=""/>
+      <w:lvlJc w:val="left"/>
+      <w:pPr>
+        <w:tabs>
+          <w:tab w:val="num" w:pos="2160"/>
+        </w:tabs>
+        <w:ind w:left="2160" w:hanging="360"/>
+      </w:pPr>
+      <w:rPr>
+        <w:rFonts w:ascii="Wingdings" w:hAnsi="Wingdings" w:hint="default"/>
+        <w:sz w:val="20"/>
+      </w:rPr>
+    </w:lvl>
+    <w:lvl w:ilvl="3" w:tentative="1">
+      <w:start w:val="1"/>
+      <w:numFmt w:val="bullet"/>
+      <w:lvlText w:val=""/>
+      <w:lvlJc w:val="left"/>
+      <w:pPr>
+        <w:tabs>
+          <w:tab w:val="num" w:pos="2880"/>
+        </w:tabs>
+        <w:ind w:left="2880" w:hanging="360"/>
+      </w:pPr>
+      <w:rPr>
+        <w:rFonts w:ascii="Wingdings" w:hAnsi="Wingdings" w:hint="default"/>
+        <w:sz w:val="20"/>
+      </w:rPr>
+    </w:lvl>
+    <w:lvl w:ilvl="4" w:tentative="1">
+      <w:start w:val="1"/>
+      <w:numFmt w:val="bullet"/>
+      <w:lvlText w:val=""/>
+      <w:lvlJc w:val="left"/>
+      <w:pPr>
+        <w:tabs>
+          <w:tab w:val="num" w:pos="3600"/>
+        </w:tabs>
+        <w:ind w:left="3600" w:hanging="360"/>
+      </w:pPr>
+      <w:rPr>
+        <w:rFonts w:ascii="Wingdings" w:hAnsi="Wingdings" w:hint="default"/>
+        <w:sz w:val="20"/>
+      </w:rPr>
+    </w:lvl>
+    <w:lvl w:ilvl="5" w:tentative="1">
+      <w:start w:val="1"/>
+      <w:numFmt w:val="bullet"/>
+      <w:lvlText w:val=""/>
+      <w:lvlJc w:val="left"/>
+      <w:pPr>
+        <w:tabs>
+          <w:tab w:val="num" w:pos="4320"/>
+        </w:tabs>
+        <w:ind w:left="4320" w:hanging="360"/>
+      </w:pPr>
+      <w:rPr>
+        <w:rFonts w:ascii="Wingdings" w:hAnsi="Wingdings" w:hint="default"/>
+        <w:sz w:val="20"/>
+      </w:rPr>
+    </w:lvl>
+    <w:lvl w:ilvl="6" w:tentative="1">
+      <w:start w:val="1"/>
+      <w:numFmt w:val="bullet"/>
+      <w:lvlText w:val=""/>
+      <w:lvlJc w:val="left"/>
+      <w:pPr>
+        <w:tabs>
+          <w:tab w:val="num" w:pos="5040"/>
+        </w:tabs>
+        <w:ind w:left="5040" w:hanging="360"/>
+      </w:pPr>
+      <w:rPr>
+        <w:rFonts w:ascii="Wingdings" w:hAnsi="Wingdings" w:hint="default"/>
+        <w:sz w:val="20"/>
+      </w:rPr>
+    </w:lvl>
+    <w:lvl w:ilvl="7" w:tentative="1">
+      <w:start w:val="1"/>
+      <w:numFmt w:val="bullet"/>
+      <w:lvlText w:val=""/>
+      <w:lvlJc w:val="left"/>
+      <w:pPr>
+        <w:tabs>
+          <w:tab w:val="num" w:pos="5760"/>
+        </w:tabs>
+        <w:ind w:left="5760" w:hanging="360"/>
+      </w:pPr>
+      <w:rPr>
+        <w:rFonts w:ascii="Wingdings" w:hAnsi="Wingdings" w:hint="default"/>
+        <w:sz w:val="20"/>
+      </w:rPr>
+    </w:lvl>
+    <w:lvl w:ilvl="8" w:tentative="1">
+      <w:start w:val="1"/>
+      <w:numFmt w:val="bullet"/>
+      <w:lvlText w:val=""/>
+      <w:lvlJc w:val="left"/>
+      <w:pPr>
+        <w:tabs>
+          <w:tab w:val="num" w:pos="6480"/>
+        </w:tabs>
+        <w:ind w:left="6480" w:hanging="360"/>
+      </w:pPr>
+      <w:rPr>
+        <w:rFonts w:ascii="Wingdings" w:hAnsi="Wingdings" w:hint="default"/>
+        <w:sz w:val="20"/>
+      </w:rPr>
+    </w:lvl>
+  </w:abstractNum>
+  <w:abstractNum w:abstractNumId="28" w15:restartNumberingAfterBreak="0">
+    <w:nsid w:val="6DEA7070"/>
+    <w:multiLevelType w:val="multilevel"/>
+    <w:tmpl w:val="A106EBCA"/>
+    <w:lvl w:ilvl="0">
+      <w:start w:val="1"/>
+      <w:numFmt w:val="bullet"/>
+      <w:lvlText w:val=""/>
+      <w:lvlJc w:val="left"/>
+      <w:pPr>
+        <w:tabs>
+          <w:tab w:val="num" w:pos="720"/>
+        </w:tabs>
+        <w:ind w:left="720" w:hanging="360"/>
+      </w:pPr>
+      <w:rPr>
+        <w:rFonts w:ascii="Symbol" w:hAnsi="Symbol" w:hint="default"/>
+        <w:sz w:val="20"/>
+      </w:rPr>
+    </w:lvl>
+    <w:lvl w:ilvl="1" w:tentative="1">
+      <w:start w:val="1"/>
+      <w:numFmt w:val="bullet"/>
+      <w:lvlText w:val="o"/>
+      <w:lvlJc w:val="left"/>
+      <w:pPr>
+        <w:tabs>
+          <w:tab w:val="num" w:pos="1440"/>
+        </w:tabs>
+        <w:ind w:left="1440" w:hanging="360"/>
+      </w:pPr>
+      <w:rPr>
+        <w:rFonts w:ascii="Courier New" w:hAnsi="Courier New" w:hint="default"/>
+        <w:sz w:val="20"/>
+      </w:rPr>
+    </w:lvl>
+    <w:lvl w:ilvl="2" w:tentative="1">
+      <w:start w:val="1"/>
+      <w:numFmt w:val="bullet"/>
+      <w:lvlText w:val=""/>
+      <w:lvlJc w:val="left"/>
+      <w:pPr>
+        <w:tabs>
+          <w:tab w:val="num" w:pos="2160"/>
+        </w:tabs>
+        <w:ind w:left="2160" w:hanging="360"/>
+      </w:pPr>
+      <w:rPr>
+        <w:rFonts w:ascii="Wingdings" w:hAnsi="Wingdings" w:hint="default"/>
+        <w:sz w:val="20"/>
+      </w:rPr>
+    </w:lvl>
+    <w:lvl w:ilvl="3" w:tentative="1">
+      <w:start w:val="1"/>
+      <w:numFmt w:val="bullet"/>
+      <w:lvlText w:val=""/>
+      <w:lvlJc w:val="left"/>
+      <w:pPr>
+        <w:tabs>
+          <w:tab w:val="num" w:pos="2880"/>
+        </w:tabs>
+        <w:ind w:left="2880" w:hanging="360"/>
+      </w:pPr>
+      <w:rPr>
+        <w:rFonts w:ascii="Wingdings" w:hAnsi="Wingdings" w:hint="default"/>
+        <w:sz w:val="20"/>
+      </w:rPr>
+    </w:lvl>
+    <w:lvl w:ilvl="4" w:tentative="1">
+      <w:start w:val="1"/>
+      <w:numFmt w:val="bullet"/>
+      <w:lvlText w:val=""/>
+      <w:lvlJc w:val="left"/>
+      <w:pPr>
+        <w:tabs>
+          <w:tab w:val="num" w:pos="3600"/>
+        </w:tabs>
+        <w:ind w:left="3600" w:hanging="360"/>
+      </w:pPr>
+      <w:rPr>
+        <w:rFonts w:ascii="Wingdings" w:hAnsi="Wingdings" w:hint="default"/>
+        <w:sz w:val="20"/>
+      </w:rPr>
+    </w:lvl>
+    <w:lvl w:ilvl="5" w:tentative="1">
+      <w:start w:val="1"/>
+      <w:numFmt w:val="bullet"/>
+      <w:lvlText w:val=""/>
+      <w:lvlJc w:val="left"/>
+      <w:pPr>
+        <w:tabs>
+          <w:tab w:val="num" w:pos="4320"/>
+        </w:tabs>
+        <w:ind w:left="4320" w:hanging="360"/>
+      </w:pPr>
+      <w:rPr>
+        <w:rFonts w:ascii="Wingdings" w:hAnsi="Wingdings" w:hint="default"/>
+        <w:sz w:val="20"/>
+      </w:rPr>
+    </w:lvl>
+    <w:lvl w:ilvl="6" w:tentative="1">
+      <w:start w:val="1"/>
+      <w:numFmt w:val="bullet"/>
+      <w:lvlText w:val=""/>
+      <w:lvlJc w:val="left"/>
+      <w:pPr>
+        <w:tabs>
+          <w:tab w:val="num" w:pos="5040"/>
+        </w:tabs>
+        <w:ind w:left="5040" w:hanging="360"/>
+      </w:pPr>
+      <w:rPr>
+        <w:rFonts w:ascii="Wingdings" w:hAnsi="Wingdings" w:hint="default"/>
+        <w:sz w:val="20"/>
+      </w:rPr>
+    </w:lvl>
+    <w:lvl w:ilvl="7" w:tentative="1">
+      <w:start w:val="1"/>
+      <w:numFmt w:val="bullet"/>
+      <w:lvlText w:val=""/>
+      <w:lvlJc w:val="left"/>
+      <w:pPr>
+        <w:tabs>
+          <w:tab w:val="num" w:pos="5760"/>
+        </w:tabs>
+        <w:ind w:left="5760" w:hanging="360"/>
+      </w:pPr>
+      <w:rPr>
+        <w:rFonts w:ascii="Wingdings" w:hAnsi="Wingdings" w:hint="default"/>
+        <w:sz w:val="20"/>
+      </w:rPr>
+    </w:lvl>
+    <w:lvl w:ilvl="8" w:tentative="1">
+      <w:start w:val="1"/>
+      <w:numFmt w:val="bullet"/>
+      <w:lvlText w:val=""/>
+      <w:lvlJc w:val="left"/>
+      <w:pPr>
+        <w:tabs>
+          <w:tab w:val="num" w:pos="6480"/>
+        </w:tabs>
+        <w:ind w:left="6480" w:hanging="360"/>
+      </w:pPr>
+      <w:rPr>
+        <w:rFonts w:ascii="Wingdings" w:hAnsi="Wingdings" w:hint="default"/>
+        <w:sz w:val="20"/>
+      </w:rPr>
+    </w:lvl>
+  </w:abstractNum>
+  <w:abstractNum w:abstractNumId="29" w15:restartNumberingAfterBreak="0">
+    <w:nsid w:val="6E8D5D0F"/>
+    <w:multiLevelType w:val="multilevel"/>
+    <w:tmpl w:val="8F2CFD80"/>
+    <w:lvl w:ilvl="0">
+      <w:start w:val="1"/>
+      <w:numFmt w:val="bullet"/>
+      <w:lvlText w:val=""/>
+      <w:lvlJc w:val="left"/>
+      <w:pPr>
+        <w:tabs>
+          <w:tab w:val="num" w:pos="720"/>
+        </w:tabs>
+        <w:ind w:left="720" w:hanging="360"/>
+      </w:pPr>
+      <w:rPr>
+        <w:rFonts w:ascii="Symbol" w:hAnsi="Symbol" w:hint="default"/>
+        <w:sz w:val="20"/>
+      </w:rPr>
+    </w:lvl>
+    <w:lvl w:ilvl="1" w:tentative="1">
+      <w:start w:val="1"/>
+      <w:numFmt w:val="bullet"/>
+      <w:lvlText w:val="o"/>
+      <w:lvlJc w:val="left"/>
+      <w:pPr>
+        <w:tabs>
+          <w:tab w:val="num" w:pos="1440"/>
+        </w:tabs>
+        <w:ind w:left="1440" w:hanging="360"/>
+      </w:pPr>
+      <w:rPr>
+        <w:rFonts w:ascii="Courier New" w:hAnsi="Courier New" w:hint="default"/>
+        <w:sz w:val="20"/>
+      </w:rPr>
+    </w:lvl>
+    <w:lvl w:ilvl="2" w:tentative="1">
+      <w:start w:val="1"/>
+      <w:numFmt w:val="bullet"/>
+      <w:lvlText w:val=""/>
+      <w:lvlJc w:val="left"/>
+      <w:pPr>
+        <w:tabs>
+          <w:tab w:val="num" w:pos="2160"/>
+        </w:tabs>
+        <w:ind w:left="2160" w:hanging="360"/>
+      </w:pPr>
+      <w:rPr>
+        <w:rFonts w:ascii="Wingdings" w:hAnsi="Wingdings" w:hint="default"/>
+        <w:sz w:val="20"/>
+      </w:rPr>
+    </w:lvl>
+    <w:lvl w:ilvl="3" w:tentative="1">
+      <w:start w:val="1"/>
+      <w:numFmt w:val="bullet"/>
+      <w:lvlText w:val=""/>
+      <w:lvlJc w:val="left"/>
+      <w:pPr>
+        <w:tabs>
+          <w:tab w:val="num" w:pos="2880"/>
+        </w:tabs>
+        <w:ind w:left="2880" w:hanging="360"/>
+      </w:pPr>
+      <w:rPr>
+        <w:rFonts w:ascii="Wingdings" w:hAnsi="Wingdings" w:hint="default"/>
+        <w:sz w:val="20"/>
+      </w:rPr>
+    </w:lvl>
+    <w:lvl w:ilvl="4" w:tentative="1">
+      <w:start w:val="1"/>
+      <w:numFmt w:val="bullet"/>
+      <w:lvlText w:val=""/>
+      <w:lvlJc w:val="left"/>
+      <w:pPr>
+        <w:tabs>
+          <w:tab w:val="num" w:pos="3600"/>
+        </w:tabs>
+        <w:ind w:left="3600" w:hanging="360"/>
+      </w:pPr>
+      <w:rPr>
+        <w:rFonts w:ascii="Wingdings" w:hAnsi="Wingdings" w:hint="default"/>
+        <w:sz w:val="20"/>
+      </w:rPr>
+    </w:lvl>
+    <w:lvl w:ilvl="5" w:tentative="1">
+      <w:start w:val="1"/>
+      <w:numFmt w:val="bullet"/>
+      <w:lvlText w:val=""/>
+      <w:lvlJc w:val="left"/>
+      <w:pPr>
+        <w:tabs>
+          <w:tab w:val="num" w:pos="4320"/>
+        </w:tabs>
+        <w:ind w:left="4320" w:hanging="360"/>
+      </w:pPr>
+      <w:rPr>
+        <w:rFonts w:ascii="Wingdings" w:hAnsi="Wingdings" w:hint="default"/>
+        <w:sz w:val="20"/>
+      </w:rPr>
+    </w:lvl>
+    <w:lvl w:ilvl="6" w:tentative="1">
+      <w:start w:val="1"/>
+      <w:numFmt w:val="bullet"/>
+      <w:lvlText w:val=""/>
+      <w:lvlJc w:val="left"/>
+      <w:pPr>
+        <w:tabs>
+          <w:tab w:val="num" w:pos="5040"/>
+        </w:tabs>
+        <w:ind w:left="5040" w:hanging="360"/>
+      </w:pPr>
+      <w:rPr>
+        <w:rFonts w:ascii="Wingdings" w:hAnsi="Wingdings" w:hint="default"/>
+        <w:sz w:val="20"/>
+      </w:rPr>
+    </w:lvl>
+    <w:lvl w:ilvl="7" w:tentative="1">
+      <w:start w:val="1"/>
+      <w:numFmt w:val="bullet"/>
+      <w:lvlText w:val=""/>
+      <w:lvlJc w:val="left"/>
+      <w:pPr>
+        <w:tabs>
+          <w:tab w:val="num" w:pos="5760"/>
+        </w:tabs>
+        <w:ind w:left="5760" w:hanging="360"/>
+      </w:pPr>
+      <w:rPr>
+        <w:rFonts w:ascii="Wingdings" w:hAnsi="Wingdings" w:hint="default"/>
+        <w:sz w:val="20"/>
+      </w:rPr>
+    </w:lvl>
+    <w:lvl w:ilvl="8" w:tentative="1">
+      <w:start w:val="1"/>
+      <w:numFmt w:val="bullet"/>
+      <w:lvlText w:val=""/>
+      <w:lvlJc w:val="left"/>
+      <w:pPr>
+        <w:tabs>
+          <w:tab w:val="num" w:pos="6480"/>
+        </w:tabs>
+        <w:ind w:left="6480" w:hanging="360"/>
+      </w:pPr>
+      <w:rPr>
+        <w:rFonts w:ascii="Wingdings" w:hAnsi="Wingdings" w:hint="default"/>
+        <w:sz w:val="20"/>
+      </w:rPr>
+    </w:lvl>
+  </w:abstractNum>
+  <w:abstractNum w:abstractNumId="30" w15:restartNumberingAfterBreak="0">
+    <w:nsid w:val="710A534D"/>
+    <w:multiLevelType w:val="multilevel"/>
+    <w:tmpl w:val="0D283B7E"/>
+    <w:lvl w:ilvl="0">
+      <w:start w:val="1"/>
+      <w:numFmt w:val="bullet"/>
+      <w:lvlText w:val=""/>
+      <w:lvlJc w:val="left"/>
+      <w:pPr>
+        <w:tabs>
+          <w:tab w:val="num" w:pos="720"/>
+        </w:tabs>
+        <w:ind w:left="720" w:hanging="360"/>
+      </w:pPr>
+      <w:rPr>
+        <w:rFonts w:ascii="Symbol" w:hAnsi="Symbol" w:hint="default"/>
+        <w:sz w:val="20"/>
+      </w:rPr>
+    </w:lvl>
+    <w:lvl w:ilvl="1" w:tentative="1">
+      <w:start w:val="1"/>
+      <w:numFmt w:val="bullet"/>
+      <w:lvlText w:val="o"/>
+      <w:lvlJc w:val="left"/>
+      <w:pPr>
+        <w:tabs>
+          <w:tab w:val="num" w:pos="1440"/>
+        </w:tabs>
+        <w:ind w:left="1440" w:hanging="360"/>
+      </w:pPr>
+      <w:rPr>
+        <w:rFonts w:ascii="Courier New" w:hAnsi="Courier New" w:hint="default"/>
+        <w:sz w:val="20"/>
+      </w:rPr>
+    </w:lvl>
+    <w:lvl w:ilvl="2" w:tentative="1">
+      <w:start w:val="1"/>
+      <w:numFmt w:val="bullet"/>
+      <w:lvlText w:val=""/>
+      <w:lvlJc w:val="left"/>
+      <w:pPr>
+        <w:tabs>
+          <w:tab w:val="num" w:pos="2160"/>
+        </w:tabs>
+        <w:ind w:left="2160" w:hanging="360"/>
+      </w:pPr>
+      <w:rPr>
+        <w:rFonts w:ascii="Wingdings" w:hAnsi="Wingdings" w:hint="default"/>
+        <w:sz w:val="20"/>
+      </w:rPr>
+    </w:lvl>
+    <w:lvl w:ilvl="3" w:tentative="1">
+      <w:start w:val="1"/>
+      <w:numFmt w:val="bullet"/>
+      <w:lvlText w:val=""/>
+      <w:lvlJc w:val="left"/>
+      <w:pPr>
+        <w:tabs>
+          <w:tab w:val="num" w:pos="2880"/>
+        </w:tabs>
+        <w:ind w:left="2880" w:hanging="360"/>
+      </w:pPr>
+      <w:rPr>
+        <w:rFonts w:ascii="Wingdings" w:hAnsi="Wingdings" w:hint="default"/>
+        <w:sz w:val="20"/>
+      </w:rPr>
+    </w:lvl>
+    <w:lvl w:ilvl="4" w:tentative="1">
+      <w:start w:val="1"/>
+      <w:numFmt w:val="bullet"/>
+      <w:lvlText w:val=""/>
+      <w:lvlJc w:val="left"/>
+      <w:pPr>
+        <w:tabs>
+          <w:tab w:val="num" w:pos="3600"/>
+        </w:tabs>
+        <w:ind w:left="3600" w:hanging="360"/>
+      </w:pPr>
+      <w:rPr>
+        <w:rFonts w:ascii="Wingdings" w:hAnsi="Wingdings" w:hint="default"/>
+        <w:sz w:val="20"/>
+      </w:rPr>
+    </w:lvl>
+    <w:lvl w:ilvl="5" w:tentative="1">
+      <w:start w:val="1"/>
+      <w:numFmt w:val="bullet"/>
+      <w:lvlText w:val=""/>
+      <w:lvlJc w:val="left"/>
+      <w:pPr>
+        <w:tabs>
+          <w:tab w:val="num" w:pos="4320"/>
+        </w:tabs>
+        <w:ind w:left="4320" w:hanging="360"/>
+      </w:pPr>
+      <w:rPr>
+        <w:rFonts w:ascii="Wingdings" w:hAnsi="Wingdings" w:hint="default"/>
+        <w:sz w:val="20"/>
+      </w:rPr>
+    </w:lvl>
+    <w:lvl w:ilvl="6" w:tentative="1">
+      <w:start w:val="1"/>
+      <w:numFmt w:val="bullet"/>
+      <w:lvlText w:val=""/>
+      <w:lvlJc w:val="left"/>
+      <w:pPr>
+        <w:tabs>
+          <w:tab w:val="num" w:pos="5040"/>
+        </w:tabs>
+        <w:ind w:left="5040" w:hanging="360"/>
+      </w:pPr>
+      <w:rPr>
+        <w:rFonts w:ascii="Wingdings" w:hAnsi="Wingdings" w:hint="default"/>
+        <w:sz w:val="20"/>
+      </w:rPr>
+    </w:lvl>
+    <w:lvl w:ilvl="7" w:tentative="1">
+      <w:start w:val="1"/>
+      <w:numFmt w:val="bullet"/>
+      <w:lvlText w:val=""/>
+      <w:lvlJc w:val="left"/>
+      <w:pPr>
+        <w:tabs>
+          <w:tab w:val="num" w:pos="5760"/>
+        </w:tabs>
+        <w:ind w:left="5760" w:hanging="360"/>
+      </w:pPr>
+      <w:rPr>
+        <w:rFonts w:ascii="Wingdings" w:hAnsi="Wingdings" w:hint="default"/>
+        <w:sz w:val="20"/>
+      </w:rPr>
+    </w:lvl>
+    <w:lvl w:ilvl="8" w:tentative="1">
+      <w:start w:val="1"/>
+      <w:numFmt w:val="bullet"/>
+      <w:lvlText w:val=""/>
+      <w:lvlJc w:val="left"/>
+      <w:pPr>
+        <w:tabs>
+          <w:tab w:val="num" w:pos="6480"/>
+        </w:tabs>
+        <w:ind w:left="6480" w:hanging="360"/>
+      </w:pPr>
+      <w:rPr>
+        <w:rFonts w:ascii="Wingdings" w:hAnsi="Wingdings" w:hint="default"/>
+        <w:sz w:val="20"/>
+      </w:rPr>
+    </w:lvl>
+  </w:abstractNum>
+  <w:abstractNum w:abstractNumId="31" w15:restartNumberingAfterBreak="0">
+    <w:nsid w:val="751F6908"/>
+    <w:multiLevelType w:val="multilevel"/>
+    <w:tmpl w:val="48C62E00"/>
+    <w:lvl w:ilvl="0">
+      <w:start w:val="1"/>
+      <w:numFmt w:val="bullet"/>
+      <w:lvlText w:val=""/>
+      <w:lvlJc w:val="left"/>
+      <w:pPr>
+        <w:tabs>
+          <w:tab w:val="num" w:pos="720"/>
+        </w:tabs>
+        <w:ind w:left="720" w:hanging="360"/>
+      </w:pPr>
+      <w:rPr>
+        <w:rFonts w:ascii="Symbol" w:hAnsi="Symbol" w:hint="default"/>
+        <w:sz w:val="20"/>
+      </w:rPr>
+    </w:lvl>
+    <w:lvl w:ilvl="1" w:tentative="1">
+      <w:start w:val="1"/>
+      <w:numFmt w:val="bullet"/>
+      <w:lvlText w:val="o"/>
+      <w:lvlJc w:val="left"/>
+      <w:pPr>
+        <w:tabs>
+          <w:tab w:val="num" w:pos="1440"/>
+        </w:tabs>
+        <w:ind w:left="1440" w:hanging="360"/>
+      </w:pPr>
+      <w:rPr>
+        <w:rFonts w:ascii="Courier New" w:hAnsi="Courier New" w:hint="default"/>
+        <w:sz w:val="20"/>
+      </w:rPr>
+    </w:lvl>
+    <w:lvl w:ilvl="2" w:tentative="1">
+      <w:start w:val="1"/>
+      <w:numFmt w:val="bullet"/>
+      <w:lvlText w:val=""/>
+      <w:lvlJc w:val="left"/>
+      <w:pPr>
+        <w:tabs>
+          <w:tab w:val="num" w:pos="2160"/>
+        </w:tabs>
+        <w:ind w:left="2160" w:hanging="360"/>
+      </w:pPr>
+      <w:rPr>
+        <w:rFonts w:ascii="Wingdings" w:hAnsi="Wingdings" w:hint="default"/>
+        <w:sz w:val="20"/>
+      </w:rPr>
+    </w:lvl>
+    <w:lvl w:ilvl="3" w:tentative="1">
+      <w:start w:val="1"/>
+      <w:numFmt w:val="bullet"/>
+      <w:lvlText w:val=""/>
+      <w:lvlJc w:val="left"/>
+      <w:pPr>
+        <w:tabs>
+          <w:tab w:val="num" w:pos="2880"/>
+        </w:tabs>
+        <w:ind w:left="2880" w:hanging="360"/>
+      </w:pPr>
+      <w:rPr>
+        <w:rFonts w:ascii="Wingdings" w:hAnsi="Wingdings" w:hint="default"/>
+        <w:sz w:val="20"/>
+      </w:rPr>
+    </w:lvl>
+    <w:lvl w:ilvl="4" w:tentative="1">
+      <w:start w:val="1"/>
+      <w:numFmt w:val="bullet"/>
+      <w:lvlText w:val=""/>
+      <w:lvlJc w:val="left"/>
+      <w:pPr>
+        <w:tabs>
+          <w:tab w:val="num" w:pos="3600"/>
+        </w:tabs>
+        <w:ind w:left="3600" w:hanging="360"/>
+      </w:pPr>
+      <w:rPr>
+        <w:rFonts w:ascii="Wingdings" w:hAnsi="Wingdings" w:hint="default"/>
+        <w:sz w:val="20"/>
+      </w:rPr>
+    </w:lvl>
+    <w:lvl w:ilvl="5" w:tentative="1">
+      <w:start w:val="1"/>
+      <w:numFmt w:val="bullet"/>
+      <w:lvlText w:val=""/>
+      <w:lvlJc w:val="left"/>
+      <w:pPr>
+        <w:tabs>
+          <w:tab w:val="num" w:pos="4320"/>
+        </w:tabs>
+        <w:ind w:left="4320" w:hanging="360"/>
+      </w:pPr>
+      <w:rPr>
+        <w:rFonts w:ascii="Wingdings" w:hAnsi="Wingdings" w:hint="default"/>
+        <w:sz w:val="20"/>
+      </w:rPr>
+    </w:lvl>
+    <w:lvl w:ilvl="6" w:tentative="1">
+      <w:start w:val="1"/>
+      <w:numFmt w:val="bullet"/>
+      <w:lvlText w:val=""/>
+      <w:lvlJc w:val="left"/>
+      <w:pPr>
+        <w:tabs>
+          <w:tab w:val="num" w:pos="5040"/>
+        </w:tabs>
+        <w:ind w:left="5040" w:hanging="360"/>
+      </w:pPr>
+      <w:rPr>
+        <w:rFonts w:ascii="Wingdings" w:hAnsi="Wingdings" w:hint="default"/>
+        <w:sz w:val="20"/>
+      </w:rPr>
+    </w:lvl>
+    <w:lvl w:ilvl="7" w:tentative="1">
+      <w:start w:val="1"/>
+      <w:numFmt w:val="bullet"/>
+      <w:lvlText w:val=""/>
+      <w:lvlJc w:val="left"/>
+      <w:pPr>
+        <w:tabs>
+          <w:tab w:val="num" w:pos="5760"/>
+        </w:tabs>
+        <w:ind w:left="5760" w:hanging="360"/>
+      </w:pPr>
+      <w:rPr>
+        <w:rFonts w:ascii="Wingdings" w:hAnsi="Wingdings" w:hint="default"/>
+        <w:sz w:val="20"/>
+      </w:rPr>
+    </w:lvl>
+    <w:lvl w:ilvl="8" w:tentative="1">
+      <w:start w:val="1"/>
+      <w:numFmt w:val="bullet"/>
+      <w:lvlText w:val=""/>
+      <w:lvlJc w:val="left"/>
+      <w:pPr>
+        <w:tabs>
+          <w:tab w:val="num" w:pos="6480"/>
+        </w:tabs>
+        <w:ind w:left="6480" w:hanging="360"/>
+      </w:pPr>
+      <w:rPr>
+        <w:rFonts w:ascii="Wingdings" w:hAnsi="Wingdings" w:hint="default"/>
+        <w:sz w:val="20"/>
+      </w:rPr>
+    </w:lvl>
+  </w:abstractNum>
+  <w:abstractNum w:abstractNumId="32" w15:restartNumberingAfterBreak="0">
+    <w:nsid w:val="75C60673"/>
+    <w:multiLevelType w:val="multilevel"/>
+    <w:tmpl w:val="4648B1EE"/>
+    <w:lvl w:ilvl="0">
+      <w:start w:val="1"/>
+      <w:numFmt w:val="bullet"/>
+      <w:lvlText w:val=""/>
+      <w:lvlJc w:val="left"/>
+      <w:pPr>
+        <w:tabs>
+          <w:tab w:val="num" w:pos="720"/>
+        </w:tabs>
+        <w:ind w:left="720" w:hanging="360"/>
+      </w:pPr>
+      <w:rPr>
+        <w:rFonts w:ascii="Symbol" w:hAnsi="Symbol" w:hint="default"/>
+        <w:sz w:val="20"/>
+      </w:rPr>
+    </w:lvl>
+    <w:lvl w:ilvl="1" w:tentative="1">
+      <w:start w:val="1"/>
+      <w:numFmt w:val="bullet"/>
+      <w:lvlText w:val="o"/>
+      <w:lvlJc w:val="left"/>
+      <w:pPr>
+        <w:tabs>
+          <w:tab w:val="num" w:pos="1440"/>
+        </w:tabs>
+        <w:ind w:left="1440" w:hanging="360"/>
+      </w:pPr>
+      <w:rPr>
+        <w:rFonts w:ascii="Courier New" w:hAnsi="Courier New" w:hint="default"/>
+        <w:sz w:val="20"/>
+      </w:rPr>
+    </w:lvl>
+    <w:lvl w:ilvl="2" w:tentative="1">
+      <w:start w:val="1"/>
+      <w:numFmt w:val="bullet"/>
+      <w:lvlText w:val=""/>
+      <w:lvlJc w:val="left"/>
+      <w:pPr>
+        <w:tabs>
+          <w:tab w:val="num" w:pos="2160"/>
+        </w:tabs>
+        <w:ind w:left="2160" w:hanging="360"/>
+      </w:pPr>
+      <w:rPr>
+        <w:rFonts w:ascii="Wingdings" w:hAnsi="Wingdings" w:hint="default"/>
+        <w:sz w:val="20"/>
+      </w:rPr>
+    </w:lvl>
+    <w:lvl w:ilvl="3" w:tentative="1">
+      <w:start w:val="1"/>
+      <w:numFmt w:val="bullet"/>
+      <w:lvlText w:val=""/>
+      <w:lvlJc w:val="left"/>
+      <w:pPr>
+        <w:tabs>
+          <w:tab w:val="num" w:pos="2880"/>
+        </w:tabs>
+        <w:ind w:left="2880" w:hanging="360"/>
+      </w:pPr>
+      <w:rPr>
+        <w:rFonts w:ascii="Wingdings" w:hAnsi="Wingdings" w:hint="default"/>
+        <w:sz w:val="20"/>
+      </w:rPr>
+    </w:lvl>
+    <w:lvl w:ilvl="4" w:tentative="1">
+      <w:start w:val="1"/>
+      <w:numFmt w:val="bullet"/>
+      <w:lvlText w:val=""/>
+      <w:lvlJc w:val="left"/>
+      <w:pPr>
+        <w:tabs>
+          <w:tab w:val="num" w:pos="3600"/>
+        </w:tabs>
+        <w:ind w:left="3600" w:hanging="360"/>
+      </w:pPr>
+      <w:rPr>
+        <w:rFonts w:ascii="Wingdings" w:hAnsi="Wingdings" w:hint="default"/>
+        <w:sz w:val="20"/>
+      </w:rPr>
+    </w:lvl>
+    <w:lvl w:ilvl="5" w:tentative="1">
+      <w:start w:val="1"/>
+      <w:numFmt w:val="bullet"/>
+      <w:lvlText w:val=""/>
+      <w:lvlJc w:val="left"/>
+      <w:pPr>
+        <w:tabs>
+          <w:tab w:val="num" w:pos="4320"/>
+        </w:tabs>
+        <w:ind w:left="4320" w:hanging="360"/>
+      </w:pPr>
+      <w:rPr>
+        <w:rFonts w:ascii="Wingdings" w:hAnsi="Wingdings" w:hint="default"/>
+        <w:sz w:val="20"/>
+      </w:rPr>
+    </w:lvl>
+    <w:lvl w:ilvl="6" w:tentative="1">
+      <w:start w:val="1"/>
+      <w:numFmt w:val="bullet"/>
+      <w:lvlText w:val=""/>
+      <w:lvlJc w:val="left"/>
+      <w:pPr>
+        <w:tabs>
+          <w:tab w:val="num" w:pos="5040"/>
+        </w:tabs>
+        <w:ind w:left="5040" w:hanging="360"/>
+      </w:pPr>
+      <w:rPr>
+        <w:rFonts w:ascii="Wingdings" w:hAnsi="Wingdings" w:hint="default"/>
+        <w:sz w:val="20"/>
+      </w:rPr>
+    </w:lvl>
+    <w:lvl w:ilvl="7" w:tentative="1">
+      <w:start w:val="1"/>
+      <w:numFmt w:val="bullet"/>
+      <w:lvlText w:val=""/>
+      <w:lvlJc w:val="left"/>
+      <w:pPr>
+        <w:tabs>
+          <w:tab w:val="num" w:pos="5760"/>
+        </w:tabs>
+        <w:ind w:left="5760" w:hanging="360"/>
+      </w:pPr>
+      <w:rPr>
+        <w:rFonts w:ascii="Wingdings" w:hAnsi="Wingdings" w:hint="default"/>
+        <w:sz w:val="20"/>
+      </w:rPr>
+    </w:lvl>
+    <w:lvl w:ilvl="8" w:tentative="1">
+      <w:start w:val="1"/>
+      <w:numFmt w:val="bullet"/>
+      <w:lvlText w:val=""/>
+      <w:lvlJc w:val="left"/>
+      <w:pPr>
+        <w:tabs>
+          <w:tab w:val="num" w:pos="6480"/>
+        </w:tabs>
+        <w:ind w:left="6480" w:hanging="360"/>
+      </w:pPr>
+      <w:rPr>
+        <w:rFonts w:ascii="Wingdings" w:hAnsi="Wingdings" w:hint="default"/>
+        <w:sz w:val="20"/>
+      </w:rPr>
+    </w:lvl>
+  </w:abstractNum>
+  <w:abstractNum w:abstractNumId="33" w15:restartNumberingAfterBreak="0">
+    <w:nsid w:val="7A9201B8"/>
+    <w:multiLevelType w:val="multilevel"/>
+    <w:tmpl w:val="4A5AD41A"/>
+    <w:lvl w:ilvl="0">
+      <w:start w:val="1"/>
+      <w:numFmt w:val="bullet"/>
+      <w:lvlText w:val=""/>
+      <w:lvlJc w:val="left"/>
+      <w:pPr>
+        <w:tabs>
+          <w:tab w:val="num" w:pos="720"/>
+        </w:tabs>
+        <w:ind w:left="720" w:hanging="360"/>
+      </w:pPr>
+      <w:rPr>
+        <w:rFonts w:ascii="Symbol" w:hAnsi="Symbol" w:hint="default"/>
+        <w:sz w:val="20"/>
+      </w:rPr>
+    </w:lvl>
+    <w:lvl w:ilvl="1" w:tentative="1">
+      <w:start w:val="1"/>
+      <w:numFmt w:val="bullet"/>
+      <w:lvlText w:val="o"/>
+      <w:lvlJc w:val="left"/>
+      <w:pPr>
+        <w:tabs>
+          <w:tab w:val="num" w:pos="1440"/>
+        </w:tabs>
+        <w:ind w:left="1440" w:hanging="360"/>
+      </w:pPr>
+      <w:rPr>
+        <w:rFonts w:ascii="Courier New" w:hAnsi="Courier New" w:hint="default"/>
+        <w:sz w:val="20"/>
+      </w:rPr>
+    </w:lvl>
+    <w:lvl w:ilvl="2" w:tentative="1">
+      <w:start w:val="1"/>
+      <w:numFmt w:val="bullet"/>
+      <w:lvlText w:val=""/>
+      <w:lvlJc w:val="left"/>
+      <w:pPr>
+        <w:tabs>
+          <w:tab w:val="num" w:pos="2160"/>
+        </w:tabs>
+        <w:ind w:left="2160" w:hanging="360"/>
+      </w:pPr>
+      <w:rPr>
+        <w:rFonts w:ascii="Wingdings" w:hAnsi="Wingdings" w:hint="default"/>
+        <w:sz w:val="20"/>
+      </w:rPr>
+    </w:lvl>
+    <w:lvl w:ilvl="3" w:tentative="1">
+      <w:start w:val="1"/>
+      <w:numFmt w:val="bullet"/>
+      <w:lvlText w:val=""/>
+      <w:lvlJc w:val="left"/>
+      <w:pPr>
+        <w:tabs>
+          <w:tab w:val="num" w:pos="2880"/>
+        </w:tabs>
+        <w:ind w:left="2880" w:hanging="360"/>
+      </w:pPr>
+      <w:rPr>
+        <w:rFonts w:ascii="Wingdings" w:hAnsi="Wingdings" w:hint="default"/>
+        <w:sz w:val="20"/>
+      </w:rPr>
+    </w:lvl>
+    <w:lvl w:ilvl="4" w:tentative="1">
+      <w:start w:val="1"/>
+      <w:numFmt w:val="bullet"/>
+      <w:lvlText w:val=""/>
+      <w:lvlJc w:val="left"/>
+      <w:pPr>
+        <w:tabs>
+          <w:tab w:val="num" w:pos="3600"/>
+        </w:tabs>
+        <w:ind w:left="3600" w:hanging="360"/>
+      </w:pPr>
+      <w:rPr>
+        <w:rFonts w:ascii="Wingdings" w:hAnsi="Wingdings" w:hint="default"/>
+        <w:sz w:val="20"/>
+      </w:rPr>
+    </w:lvl>
+    <w:lvl w:ilvl="5" w:tentative="1">
+      <w:start w:val="1"/>
+      <w:numFmt w:val="bullet"/>
+      <w:lvlText w:val=""/>
+      <w:lvlJc w:val="left"/>
+      <w:pPr>
+        <w:tabs>
+          <w:tab w:val="num" w:pos="4320"/>
+        </w:tabs>
+        <w:ind w:left="4320" w:hanging="360"/>
+      </w:pPr>
+      <w:rPr>
+        <w:rFonts w:ascii="Wingdings" w:hAnsi="Wingdings" w:hint="default"/>
+        <w:sz w:val="20"/>
+      </w:rPr>
+    </w:lvl>
+    <w:lvl w:ilvl="6" w:tentative="1">
+      <w:start w:val="1"/>
+      <w:numFmt w:val="bullet"/>
+      <w:lvlText w:val=""/>
+      <w:lvlJc w:val="left"/>
+      <w:pPr>
+        <w:tabs>
+          <w:tab w:val="num" w:pos="5040"/>
+        </w:tabs>
+        <w:ind w:left="5040" w:hanging="360"/>
+      </w:pPr>
+      <w:rPr>
+        <w:rFonts w:ascii="Wingdings" w:hAnsi="Wingdings" w:hint="default"/>
+        <w:sz w:val="20"/>
+      </w:rPr>
+    </w:lvl>
+    <w:lvl w:ilvl="7" w:tentative="1">
+      <w:start w:val="1"/>
+      <w:numFmt w:val="bullet"/>
+      <w:lvlText w:val=""/>
+      <w:lvlJc w:val="left"/>
+      <w:pPr>
+        <w:tabs>
+          <w:tab w:val="num" w:pos="5760"/>
+        </w:tabs>
+        <w:ind w:left="5760" w:hanging="360"/>
+      </w:pPr>
+      <w:rPr>
+        <w:rFonts w:ascii="Wingdings" w:hAnsi="Wingdings" w:hint="default"/>
+        <w:sz w:val="20"/>
+      </w:rPr>
+    </w:lvl>
+    <w:lvl w:ilvl="8" w:tentative="1">
+      <w:start w:val="1"/>
+      <w:numFmt w:val="bullet"/>
+      <w:lvlText w:val=""/>
+      <w:lvlJc w:val="left"/>
+      <w:pPr>
+        <w:tabs>
+          <w:tab w:val="num" w:pos="6480"/>
+        </w:tabs>
+        <w:ind w:left="6480" w:hanging="360"/>
+      </w:pPr>
+      <w:rPr>
+        <w:rFonts w:ascii="Wingdings" w:hAnsi="Wingdings" w:hint="default"/>
+        <w:sz w:val="20"/>
+      </w:rPr>
+    </w:lvl>
+  </w:abstractNum>
   <w:num w:numId="1" w16cid:durableId="1348825699">
+    <w:abstractNumId w:val="1"/>
+  </w:num>
+  <w:num w:numId="2" w16cid:durableId="873008458">
+    <w:abstractNumId w:val="2"/>
+  </w:num>
+  <w:num w:numId="3" w16cid:durableId="1422679132">
+    <w:abstractNumId w:val="32"/>
+  </w:num>
+  <w:num w:numId="4" w16cid:durableId="471673305">
+    <w:abstractNumId w:val="28"/>
+  </w:num>
+  <w:num w:numId="5" w16cid:durableId="978222384">
+    <w:abstractNumId w:val="8"/>
+  </w:num>
+  <w:num w:numId="6" w16cid:durableId="1663505248">
+    <w:abstractNumId w:val="26"/>
+  </w:num>
+  <w:num w:numId="7" w16cid:durableId="311184008">
     <w:abstractNumId w:val="0"/>
+  </w:num>
+  <w:num w:numId="8" w16cid:durableId="785469523">
+    <w:abstractNumId w:val="6"/>
+  </w:num>
+  <w:num w:numId="9" w16cid:durableId="1553344144">
+    <w:abstractNumId w:val="21"/>
+  </w:num>
+  <w:num w:numId="10" w16cid:durableId="2054191743">
+    <w:abstractNumId w:val="12"/>
+  </w:num>
+  <w:num w:numId="11" w16cid:durableId="627516805">
+    <w:abstractNumId w:val="13"/>
+  </w:num>
+  <w:num w:numId="12" w16cid:durableId="1372995657">
+    <w:abstractNumId w:val="10"/>
+  </w:num>
+  <w:num w:numId="13" w16cid:durableId="192808698">
+    <w:abstractNumId w:val="31"/>
+  </w:num>
+  <w:num w:numId="14" w16cid:durableId="698504954">
+    <w:abstractNumId w:val="22"/>
+  </w:num>
+  <w:num w:numId="15" w16cid:durableId="1353678391">
+    <w:abstractNumId w:val="33"/>
+  </w:num>
+  <w:num w:numId="16" w16cid:durableId="1090658148">
+    <w:abstractNumId w:val="27"/>
+  </w:num>
+  <w:num w:numId="17" w16cid:durableId="1898197023">
+    <w:abstractNumId w:val="30"/>
+  </w:num>
+  <w:num w:numId="18" w16cid:durableId="1741439084">
+    <w:abstractNumId w:val="20"/>
+  </w:num>
+  <w:num w:numId="19" w16cid:durableId="1970359339">
+    <w:abstractNumId w:val="17"/>
+  </w:num>
+  <w:num w:numId="20" w16cid:durableId="13768763">
+    <w:abstractNumId w:val="25"/>
+  </w:num>
+  <w:num w:numId="21" w16cid:durableId="2134597129">
+    <w:abstractNumId w:val="16"/>
+  </w:num>
+  <w:num w:numId="22" w16cid:durableId="1110973399">
+    <w:abstractNumId w:val="24"/>
+  </w:num>
+  <w:num w:numId="23" w16cid:durableId="225334905">
+    <w:abstractNumId w:val="14"/>
+  </w:num>
+  <w:num w:numId="24" w16cid:durableId="1495729205">
+    <w:abstractNumId w:val="9"/>
+  </w:num>
+  <w:num w:numId="25" w16cid:durableId="148711776">
+    <w:abstractNumId w:val="3"/>
+  </w:num>
+  <w:num w:numId="26" w16cid:durableId="586840564">
+    <w:abstractNumId w:val="4"/>
+  </w:num>
+  <w:num w:numId="27" w16cid:durableId="793520367">
+    <w:abstractNumId w:val="19"/>
+  </w:num>
+  <w:num w:numId="28" w16cid:durableId="2110199564">
+    <w:abstractNumId w:val="5"/>
+  </w:num>
+  <w:num w:numId="29" w16cid:durableId="1461217628">
+    <w:abstractNumId w:val="29"/>
+  </w:num>
+  <w:num w:numId="30" w16cid:durableId="1082991926">
+    <w:abstractNumId w:val="18"/>
+  </w:num>
+  <w:num w:numId="31" w16cid:durableId="1505197968">
+    <w:abstractNumId w:val="23"/>
+  </w:num>
+  <w:num w:numId="32" w16cid:durableId="1145968885">
+    <w:abstractNumId w:val="7"/>
+  </w:num>
+  <w:num w:numId="33" w16cid:durableId="1783065057">
+    <w:abstractNumId w:val="11"/>
+  </w:num>
+  <w:num w:numId="34" w16cid:durableId="1329093636">
+    <w:abstractNumId w:val="15"/>
   </w:num>
 </w:numbering>
 </file>
@@ -1545,6 +7473,25 @@
       <w:u w:val="single"/>
     </w:rPr>
   </w:style>
+  <w:style w:type="character" w:customStyle="1" w:styleId="apple-converted-space">
+    <w:name w:val="apple-converted-space"/>
+    <w:basedOn w:val="DefaultParagraphFont"/>
+    <w:rsid w:val="00BB1C88"/>
+  </w:style>
+  <w:style w:type="paragraph" w:customStyle="1" w:styleId="view">
+    <w:name w:val="view"/>
+    <w:basedOn w:val="Normal"/>
+    <w:rsid w:val="00BB1C88"/>
+    <w:pPr>
+      <w:spacing w:before="100" w:beforeAutospacing="1" w:after="100" w:afterAutospacing="1" w:line="240" w:lineRule="auto"/>
+    </w:pPr>
+    <w:rPr>
+      <w:rFonts w:ascii="Times New Roman" w:eastAsia="Times New Roman" w:hAnsi="Times New Roman" w:cs="Times New Roman"/>
+      <w:kern w:val="0"/>
+      <w:lang w:eastAsia="en-GB"/>
+      <w14:ligatures w14:val="none"/>
+    </w:rPr>
+  </w:style>
 </w:styles>
 </file>
 
